--- a/en/project-guide/cen429-proje-rehberi-ders-notu.docx
+++ b/en/project-guide/cen429-proje-rehberi-ders-notu.docx
@@ -1906,7 +1906,7 @@
               <w:pStyle w:val="Compact"/>
             </w:pPr>
             <w:r>
-              <w:t xml:space="preserve">Private repository, both members’ commits visible</w:t>
+              <w:t xml:space="preserve">Private repository, every member’s commits visible</w:t>
             </w:r>
           </w:p>
         </w:tc>
@@ -2018,7 +2018,7 @@
         <w:rPr>
           <w:rStyle w:val="VerbatimChar"/>
         </w:rPr>
-        <w:t xml:space="preserve">cen429-project-name-surname-cpp</w:t>
+        <w:t xml:space="preserve">cen429-2026-2027-NNN-name-surname-cpp</w:t>
       </w:r>
       <w:r>
         <w:t xml:space="preserve">, select</w:t>
@@ -2084,6 +2084,266 @@
           <w:b/>
           <w:bCs/>
         </w:rPr>
+        <w:t xml:space="preserve">Repository and file names — one rule for every course</w:t>
+      </w:r>
+    </w:p>
+    <w:p>
+      <w:pPr>
+        <w:pStyle w:val="BlockText"/>
+      </w:pPr>
+      <w:r>
+        <w:t xml:space="preserve">Pattern:</w:t>
+      </w:r>
+      <w:r>
+        <w:t xml:space="preserve"> </w:t>
+      </w:r>
+      <w:r>
+        <w:rPr>
+          <w:rStyle w:val="VerbatimChar"/>
+        </w:rPr>
+        <w:t xml:space="preserve">&lt;course&gt;-&lt;year&gt;-&lt;topic no&gt;-&lt;name-surname&gt;-&lt;language&gt;</w:t>
+      </w:r>
+      <w:r>
+        <w:t xml:space="preserve">, for example</w:t>
+      </w:r>
+      <w:r>
+        <w:t xml:space="preserve"> </w:t>
+      </w:r>
+      <w:r>
+        <w:rPr>
+          <w:rStyle w:val="VerbatimChar"/>
+        </w:rPr>
+        <w:t xml:space="preserve">cen429-2026-2027-002-guleda-kaya-cpp</w:t>
+      </w:r>
+      <w:r>
+        <w:t xml:space="preserve">.</w:t>
+      </w:r>
+    </w:p>
+    <w:p>
+      <w:pPr>
+        <w:pStyle w:val="Compact"/>
+        <w:numPr>
+          <w:ilvl w:val="0"/>
+          <w:numId w:val="1004"/>
+        </w:numPr>
+      </w:pPr>
+      <w:r>
+        <w:t xml:space="preserve">Lowercase letters, digits and hyphens only. No Turkish characters: ç→c, ğ→g, ı→i, ö→o, ş→s, ü→u.</w:t>
+      </w:r>
+    </w:p>
+    <w:p>
+      <w:pPr>
+        <w:pStyle w:val="Compact"/>
+        <w:numPr>
+          <w:ilvl w:val="0"/>
+          <w:numId w:val="1004"/>
+        </w:numPr>
+      </w:pPr>
+      <w:r>
+        <w:t xml:space="preserve">Year:</w:t>
+      </w:r>
+      <w:r>
+        <w:t xml:space="preserve"> </w:t>
+      </w:r>
+      <w:r>
+        <w:rPr>
+          <w:rStyle w:val="VerbatimChar"/>
+        </w:rPr>
+        <w:t xml:space="preserve">2026-2027</w:t>
+      </w:r>
+      <w:r>
+        <w:t xml:space="preserve">. Topic number: your topic’s number in the team list, always</w:t>
+      </w:r>
+      <w:r>
+        <w:t xml:space="preserve"> </w:t>
+      </w:r>
+      <w:r>
+        <w:rPr>
+          <w:b/>
+          <w:bCs/>
+        </w:rPr>
+        <w:t xml:space="preserve">three digits</w:t>
+      </w:r>
+      <w:r>
+        <w:t xml:space="preserve"> </w:t>
+      </w:r>
+      <w:r>
+        <w:t xml:space="preserve">(</w:t>
+      </w:r>
+      <w:r>
+        <w:rPr>
+          <w:rStyle w:val="VerbatimChar"/>
+        </w:rPr>
+        <w:t xml:space="preserve">007</w:t>
+      </w:r>
+      <w:r>
+        <w:t xml:space="preserve">,</w:t>
+      </w:r>
+      <w:r>
+        <w:t xml:space="preserve"> </w:t>
+      </w:r>
+      <w:r>
+        <w:rPr>
+          <w:rStyle w:val="VerbatimChar"/>
+        </w:rPr>
+        <w:t xml:space="preserve">018</w:t>
+      </w:r>
+      <w:r>
+        <w:t xml:space="preserve">,</w:t>
+      </w:r>
+      <w:r>
+        <w:t xml:space="preserve"> </w:t>
+      </w:r>
+      <w:r>
+        <w:rPr>
+          <w:rStyle w:val="VerbatimChar"/>
+        </w:rPr>
+        <w:t xml:space="preserve">139</w:t>
+      </w:r>
+      <w:r>
+        <w:t xml:space="preserve">).</w:t>
+      </w:r>
+    </w:p>
+    <w:p>
+      <w:pPr>
+        <w:pStyle w:val="Compact"/>
+        <w:numPr>
+          <w:ilvl w:val="0"/>
+          <w:numId w:val="1004"/>
+        </w:numPr>
+      </w:pPr>
+      <w:r>
+        <w:t xml:space="preserve">Name-surname: the</w:t>
+      </w:r>
+      <w:r>
+        <w:t xml:space="preserve"> </w:t>
+      </w:r>
+      <w:r>
+        <w:rPr>
+          <w:b/>
+          <w:bCs/>
+        </w:rPr>
+        <w:t xml:space="preserve">team captain’s</w:t>
+      </w:r>
+      <w:r>
+        <w:t xml:space="preserve"> </w:t>
+      </w:r>
+      <w:r>
+        <w:t xml:space="preserve">name only (with a second given name if they have one).</w:t>
+      </w:r>
+    </w:p>
+    <w:p>
+      <w:pPr>
+        <w:pStyle w:val="Compact"/>
+        <w:numPr>
+          <w:ilvl w:val="0"/>
+          <w:numId w:val="1004"/>
+        </w:numPr>
+      </w:pPr>
+      <w:r>
+        <w:t xml:space="preserve">Language suffix:</w:t>
+      </w:r>
+      <w:r>
+        <w:t xml:space="preserve"> </w:t>
+      </w:r>
+      <w:r>
+        <w:rPr>
+          <w:rStyle w:val="VerbatimChar"/>
+        </w:rPr>
+        <w:t xml:space="preserve">cpp</w:t>
+      </w:r>
+      <w:r>
+        <w:t xml:space="preserve">.</w:t>
+      </w:r>
+    </w:p>
+    <w:p>
+      <w:pPr>
+        <w:pStyle w:val="Compact"/>
+        <w:numPr>
+          <w:ilvl w:val="0"/>
+          <w:numId w:val="1004"/>
+        </w:numPr>
+      </w:pPr>
+      <w:r>
+        <w:t xml:space="preserve">Every submitted file uses the same stem with English words:</w:t>
+      </w:r>
+      <w:r>
+        <w:t xml:space="preserve"> </w:t>
+      </w:r>
+      <w:r>
+        <w:rPr>
+          <w:rStyle w:val="VerbatimChar"/>
+        </w:rPr>
+        <w:t xml:space="preserve">cen429-2026-2027-002-midterm.zip</w:t>
+      </w:r>
+      <w:r>
+        <w:t xml:space="preserve">,</w:t>
+      </w:r>
+      <w:r>
+        <w:t xml:space="preserve"> </w:t>
+      </w:r>
+      <w:r>
+        <w:rPr>
+          <w:rStyle w:val="VerbatimChar"/>
+        </w:rPr>
+        <w:t xml:space="preserve">cen429-2026-2027-002-midterm-report.docx</w:t>
+      </w:r>
+      <w:r>
+        <w:t xml:space="preserve">,</w:t>
+      </w:r>
+      <w:r>
+        <w:t xml:space="preserve"> </w:t>
+      </w:r>
+      <w:r>
+        <w:rPr>
+          <w:rStyle w:val="VerbatimChar"/>
+        </w:rPr>
+        <w:t xml:space="preserve">cen429-2026-2027-002-final.zip</w:t>
+      </w:r>
+      <w:r>
+        <w:t xml:space="preserve">.</w:t>
+      </w:r>
+    </w:p>
+    <w:p>
+      <w:pPr>
+        <w:pStyle w:val="Compact"/>
+        <w:numPr>
+          <w:ilvl w:val="0"/>
+          <w:numId w:val="1004"/>
+        </w:numPr>
+      </w:pPr>
+      <w:r>
+        <w:t xml:space="preserve">Already created your repository with another name? Rename it in</w:t>
+      </w:r>
+      <w:r>
+        <w:t xml:space="preserve"> </w:t>
+      </w:r>
+      <w:r>
+        <w:rPr>
+          <w:i/>
+          <w:iCs/>
+        </w:rPr>
+        <w:t xml:space="preserve">Settings → General → Repository name</w:t>
+      </w:r>
+      <w:r>
+        <w:t xml:space="preserve">. GitHub</w:t>
+      </w:r>
+      <w:r>
+        <w:t xml:space="preserve"> </w:t>
+      </w:r>
+      <w:r>
+        <w:t xml:space="preserve">keeps the old address as a redirect; commits and collaborators are kept.</w:t>
+      </w:r>
+    </w:p>
+    <w:p>
+      <w:pPr>
+        <w:pStyle w:val="BlockText"/>
+      </w:pPr>
+      <w:r>
+        <w:rPr>
+          <w:b/>
+          <w:bCs/>
+        </w:rPr>
         <w:t xml:space="preserve">Use the template fully</w:t>
       </w:r>
     </w:p>
@@ -2137,7 +2397,7 @@
         <w:pStyle w:val="Compact"/>
         <w:numPr>
           <w:ilvl w:val="0"/>
-          <w:numId w:val="1004"/>
+          <w:numId w:val="1005"/>
         </w:numPr>
       </w:pPr>
       <w:r>
@@ -2158,7 +2418,7 @@
         <w:pStyle w:val="Compact"/>
         <w:numPr>
           <w:ilvl w:val="0"/>
-          <w:numId w:val="1004"/>
+          <w:numId w:val="1005"/>
         </w:numPr>
       </w:pPr>
       <w:r>
@@ -2179,7 +2439,7 @@
         <w:pStyle w:val="Compact"/>
         <w:numPr>
           <w:ilvl w:val="0"/>
-          <w:numId w:val="1004"/>
+          <w:numId w:val="1005"/>
         </w:numPr>
       </w:pPr>
       <w:r>
@@ -2252,7 +2512,7 @@
         <w:pStyle w:val="Compact"/>
         <w:numPr>
           <w:ilvl w:val="0"/>
-          <w:numId w:val="1005"/>
+          <w:numId w:val="1006"/>
         </w:numPr>
       </w:pPr>
       <w:r>
@@ -2294,7 +2554,7 @@
         <w:pStyle w:val="Compact"/>
         <w:numPr>
           <w:ilvl w:val="0"/>
-          <w:numId w:val="1005"/>
+          <w:numId w:val="1006"/>
         </w:numPr>
       </w:pPr>
       <w:r>
@@ -2345,7 +2605,7 @@
         <w:pStyle w:val="Compact"/>
         <w:numPr>
           <w:ilvl w:val="0"/>
-          <w:numId w:val="1005"/>
+          <w:numId w:val="1006"/>
         </w:numPr>
       </w:pPr>
       <w:r>
@@ -2411,7 +2671,7 @@
         <w:pStyle w:val="Compact"/>
         <w:numPr>
           <w:ilvl w:val="0"/>
-          <w:numId w:val="1005"/>
+          <w:numId w:val="1006"/>
         </w:numPr>
       </w:pPr>
       <w:r>
@@ -2551,7 +2811,7 @@
         <w:pStyle w:val="Compact"/>
         <w:numPr>
           <w:ilvl w:val="0"/>
-          <w:numId w:val="1006"/>
+          <w:numId w:val="1007"/>
         </w:numPr>
       </w:pPr>
       <w:r>
@@ -2600,7 +2860,7 @@
         <w:pStyle w:val="Compact"/>
         <w:numPr>
           <w:ilvl w:val="0"/>
-          <w:numId w:val="1006"/>
+          <w:numId w:val="1007"/>
         </w:numPr>
       </w:pPr>
       <w:r>
@@ -2622,7 +2882,7 @@
         <w:pStyle w:val="Compact"/>
         <w:numPr>
           <w:ilvl w:val="0"/>
-          <w:numId w:val="1006"/>
+          <w:numId w:val="1007"/>
         </w:numPr>
       </w:pPr>
       <w:r>
@@ -2647,7 +2907,7 @@
         <w:pStyle w:val="Compact"/>
         <w:numPr>
           <w:ilvl w:val="0"/>
-          <w:numId w:val="1006"/>
+          <w:numId w:val="1007"/>
         </w:numPr>
       </w:pPr>
       <w:r>
@@ -2690,7 +2950,7 @@
         <w:pStyle w:val="Compact"/>
         <w:numPr>
           <w:ilvl w:val="0"/>
-          <w:numId w:val="1006"/>
+          <w:numId w:val="1007"/>
         </w:numPr>
       </w:pPr>
       <w:r>
@@ -2712,7 +2972,7 @@
         <w:pStyle w:val="Compact"/>
         <w:numPr>
           <w:ilvl w:val="0"/>
-          <w:numId w:val="1006"/>
+          <w:numId w:val="1007"/>
         </w:numPr>
       </w:pPr>
       <w:r>
@@ -2836,7 +3096,7 @@
         <w:pStyle w:val="Compact"/>
         <w:numPr>
           <w:ilvl w:val="0"/>
-          <w:numId w:val="1007"/>
+          <w:numId w:val="1008"/>
         </w:numPr>
       </w:pPr>
       <w:r>
@@ -2848,7 +3108,7 @@
         <w:pStyle w:val="Compact"/>
         <w:numPr>
           <w:ilvl w:val="0"/>
-          <w:numId w:val="1007"/>
+          <w:numId w:val="1008"/>
         </w:numPr>
       </w:pPr>
       <w:r>
@@ -2903,7 +3163,7 @@
         <w:pStyle w:val="Compact"/>
         <w:numPr>
           <w:ilvl w:val="0"/>
-          <w:numId w:val="1007"/>
+          <w:numId w:val="1008"/>
         </w:numPr>
       </w:pPr>
       <w:r>
@@ -2921,7 +3181,7 @@
         <w:pStyle w:val="Compact"/>
         <w:numPr>
           <w:ilvl w:val="0"/>
-          <w:numId w:val="1008"/>
+          <w:numId w:val="1009"/>
         </w:numPr>
       </w:pPr>
       <w:r>
@@ -2961,7 +3221,7 @@
         <w:pStyle w:val="Compact"/>
         <w:numPr>
           <w:ilvl w:val="0"/>
-          <w:numId w:val="1008"/>
+          <w:numId w:val="1009"/>
         </w:numPr>
       </w:pPr>
       <w:r>
@@ -2979,7 +3239,7 @@
         <w:pStyle w:val="Compact"/>
         <w:numPr>
           <w:ilvl w:val="0"/>
-          <w:numId w:val="1008"/>
+          <w:numId w:val="1009"/>
         </w:numPr>
       </w:pPr>
       <w:r>
@@ -3150,7 +3410,7 @@
         <w:pStyle w:val="Compact"/>
         <w:numPr>
           <w:ilvl w:val="0"/>
-          <w:numId w:val="1009"/>
+          <w:numId w:val="1010"/>
         </w:numPr>
       </w:pPr>
       <w:r>
@@ -3184,7 +3444,7 @@
         <w:pStyle w:val="Compact"/>
         <w:numPr>
           <w:ilvl w:val="0"/>
-          <w:numId w:val="1009"/>
+          <w:numId w:val="1010"/>
         </w:numPr>
       </w:pPr>
       <w:r>
@@ -3209,7 +3469,7 @@
         <w:pStyle w:val="Compact"/>
         <w:numPr>
           <w:ilvl w:val="0"/>
-          <w:numId w:val="1009"/>
+          <w:numId w:val="1010"/>
         </w:numPr>
       </w:pPr>
       <w:r>
@@ -3267,7 +3527,7 @@
         <w:pStyle w:val="Compact"/>
         <w:numPr>
           <w:ilvl w:val="0"/>
-          <w:numId w:val="1010"/>
+          <w:numId w:val="1011"/>
         </w:numPr>
       </w:pPr>
       <w:r>
@@ -3304,7 +3564,7 @@
         <w:pStyle w:val="Compact"/>
         <w:numPr>
           <w:ilvl w:val="0"/>
-          <w:numId w:val="1010"/>
+          <w:numId w:val="1011"/>
         </w:numPr>
       </w:pPr>
       <w:r>
@@ -3362,7 +3622,7 @@
         <w:pStyle w:val="Compact"/>
         <w:numPr>
           <w:ilvl w:val="0"/>
-          <w:numId w:val="1011"/>
+          <w:numId w:val="1012"/>
         </w:numPr>
       </w:pPr>
       <w:r>
@@ -3413,7 +3673,7 @@
         <w:pStyle w:val="Compact"/>
         <w:numPr>
           <w:ilvl w:val="0"/>
-          <w:numId w:val="1011"/>
+          <w:numId w:val="1012"/>
         </w:numPr>
       </w:pPr>
       <w:r>
@@ -3514,7 +3774,7 @@
         <w:pStyle w:val="Compact"/>
         <w:numPr>
           <w:ilvl w:val="0"/>
-          <w:numId w:val="1012"/>
+          <w:numId w:val="1013"/>
         </w:numPr>
       </w:pPr>
       <w:r>
@@ -3542,7 +3802,7 @@
         <w:pStyle w:val="Compact"/>
         <w:numPr>
           <w:ilvl w:val="0"/>
-          <w:numId w:val="1012"/>
+          <w:numId w:val="1013"/>
         </w:numPr>
       </w:pPr>
       <w:r>
@@ -3645,7 +3905,7 @@
         <w:pStyle w:val="Compact"/>
         <w:numPr>
           <w:ilvl w:val="0"/>
-          <w:numId w:val="1013"/>
+          <w:numId w:val="1014"/>
         </w:numPr>
       </w:pPr>
       <w:r>
@@ -3733,7 +3993,7 @@
         <w:pStyle w:val="Compact"/>
         <w:numPr>
           <w:ilvl w:val="0"/>
-          <w:numId w:val="1014"/>
+          <w:numId w:val="1015"/>
         </w:numPr>
       </w:pPr>
       <w:r>
@@ -3822,7 +4082,7 @@
         <w:pStyle w:val="Compact"/>
         <w:numPr>
           <w:ilvl w:val="0"/>
-          <w:numId w:val="1015"/>
+          <w:numId w:val="1016"/>
         </w:numPr>
       </w:pPr>
       <w:r>
@@ -3882,7 +4142,7 @@
         <w:pStyle w:val="Compact"/>
         <w:numPr>
           <w:ilvl w:val="0"/>
-          <w:numId w:val="1016"/>
+          <w:numId w:val="1017"/>
         </w:numPr>
       </w:pPr>
       <w:r>
@@ -3967,7 +4227,7 @@
         <w:pStyle w:val="Compact"/>
         <w:numPr>
           <w:ilvl w:val="0"/>
-          <w:numId w:val="1017"/>
+          <w:numId w:val="1018"/>
         </w:numPr>
       </w:pPr>
       <w:r>
@@ -4025,7 +4285,7 @@
         <w:pStyle w:val="Compact"/>
         <w:numPr>
           <w:ilvl w:val="0"/>
-          <w:numId w:val="1018"/>
+          <w:numId w:val="1019"/>
         </w:numPr>
       </w:pPr>
       <w:r>
@@ -4181,7 +4441,7 @@
         <w:pStyle w:val="Compact"/>
         <w:numPr>
           <w:ilvl w:val="0"/>
-          <w:numId w:val="1019"/>
+          <w:numId w:val="1020"/>
         </w:numPr>
       </w:pPr>
       <w:r>
@@ -4254,7 +4514,7 @@
         <w:pStyle w:val="Compact"/>
         <w:numPr>
           <w:ilvl w:val="0"/>
-          <w:numId w:val="1020"/>
+          <w:numId w:val="1021"/>
         </w:numPr>
       </w:pPr>
       <w:r>
@@ -4381,7 +4641,7 @@
         <w:pStyle w:val="Compact"/>
         <w:numPr>
           <w:ilvl w:val="0"/>
-          <w:numId w:val="1021"/>
+          <w:numId w:val="1022"/>
         </w:numPr>
       </w:pPr>
       <w:r>
@@ -4487,7 +4747,7 @@
         <w:pStyle w:val="Compact"/>
         <w:numPr>
           <w:ilvl w:val="0"/>
-          <w:numId w:val="1022"/>
+          <w:numId w:val="1023"/>
         </w:numPr>
       </w:pPr>
       <w:r>
@@ -4526,7 +4786,7 @@
         <w:pStyle w:val="Compact"/>
         <w:numPr>
           <w:ilvl w:val="0"/>
-          <w:numId w:val="1023"/>
+          <w:numId w:val="1024"/>
         </w:numPr>
       </w:pPr>
       <w:r>
@@ -4551,7 +4811,7 @@
         <w:pStyle w:val="Compact"/>
         <w:numPr>
           <w:ilvl w:val="0"/>
-          <w:numId w:val="1023"/>
+          <w:numId w:val="1024"/>
         </w:numPr>
       </w:pPr>
       <w:r>
@@ -4601,7 +4861,7 @@
         <w:pStyle w:val="Compact"/>
         <w:numPr>
           <w:ilvl w:val="0"/>
-          <w:numId w:val="1023"/>
+          <w:numId w:val="1024"/>
         </w:numPr>
       </w:pPr>
       <w:r>
@@ -4635,7 +4895,7 @@
         <w:pStyle w:val="Compact"/>
         <w:numPr>
           <w:ilvl w:val="0"/>
-          <w:numId w:val="1023"/>
+          <w:numId w:val="1024"/>
         </w:numPr>
       </w:pPr>
       <w:r>
@@ -4765,7 +5025,7 @@
               <w:pStyle w:val="Compact"/>
             </w:pPr>
             <w:r>
-              <w:t xml:space="preserve">CMake/CTest, C++ DLL/.so + SQLite + SoftHSM integration; both members’ commits visible</w:t>
+              <w:t xml:space="preserve">CMake/CTest, C++ DLL/.so + SQLite + SoftHSM integration; every member’s commits visible</w:t>
             </w:r>
           </w:p>
         </w:tc>
@@ -5660,7 +5920,7 @@
         <w:rPr>
           <w:rStyle w:val="VerbatimChar"/>
         </w:rPr>
-        <w:t xml:space="preserve">cen429-midterm-name-surname.zip           # final delivery: cen429-final-name-surname.zip</w:t>
+        <w:t xml:space="preserve">cen429-2026-2027-NNN-midterm.zip           # final delivery: cen429-2026-2027-NNN-final.zip</w:t>
       </w:r>
       <w:r>
         <w:br/>
@@ -5669,7 +5929,7 @@
         <w:rPr>
           <w:rStyle w:val="VerbatimChar"/>
         </w:rPr>
-        <w:t xml:space="preserve">└── cen429-project-name-surname-cpp/      # clone of the GitHub repo (gitignore applied)</w:t>
+        <w:t xml:space="preserve">└── cen429-2026-2027-NNN-name-surname-cpp/      # clone of the GitHub repo (gitignore applied)</w:t>
       </w:r>
       <w:r>
         <w:br/>
@@ -5723,7 +5983,7 @@
         <w:rPr>
           <w:rStyle w:val="VerbatimChar"/>
         </w:rPr>
-        <w:t xml:space="preserve">    │   └── cen429-security-guide-name-surname.docx</w:t>
+        <w:t xml:space="preserve">    │   └── cen429-2026-2027-NNN-security-guide.docx</w:t>
       </w:r>
       <w:r>
         <w:br/>
@@ -5777,7 +6037,7 @@
         <w:rPr>
           <w:rStyle w:val="VerbatimChar"/>
         </w:rPr>
-        <w:t xml:space="preserve">cen429-project-name-surname-cpp</w:t>
+        <w:t xml:space="preserve">cen429-2026-2027-NNN-name-surname-cpp</w:t>
       </w:r>
       <w:r>
         <w:t xml:space="preserve">; archive</w:t>
@@ -5789,7 +6049,7 @@
         <w:rPr>
           <w:rStyle w:val="VerbatimChar"/>
         </w:rPr>
-        <w:t xml:space="preserve">cen429-midterm-name-surname.zip</w:t>
+        <w:t xml:space="preserve">cen429-2026-2027-NNN-midterm.zip</w:t>
       </w:r>
       <w:r>
         <w:t xml:space="preserve"> </w:t>
@@ -5804,7 +6064,7 @@
         <w:rPr>
           <w:rStyle w:val="VerbatimChar"/>
         </w:rPr>
-        <w:t xml:space="preserve">cen429-final-name-surname.zip</w:t>
+        <w:t xml:space="preserve">cen429-2026-2027-NNN-final.zip</w:t>
       </w:r>
       <w:r>
         <w:t xml:space="preserve">; security guide file</w:t>
@@ -5816,7 +6076,7 @@
         <w:rPr>
           <w:rStyle w:val="VerbatimChar"/>
         </w:rPr>
-        <w:t xml:space="preserve">cen429-security-guide-name-surname.docx</w:t>
+        <w:t xml:space="preserve">cen429-2026-2027-NNN-security-guide.docx</w:t>
       </w:r>
       <w:r>
         <w:t xml:space="preserve">. The cover page of</w:t>
@@ -5857,7 +6117,7 @@
         <w:pStyle w:val="Compact"/>
         <w:numPr>
           <w:ilvl w:val="0"/>
-          <w:numId w:val="1024"/>
+          <w:numId w:val="1025"/>
         </w:numPr>
       </w:pPr>
       <w:r>
@@ -5907,7 +6167,7 @@
         <w:pStyle w:val="Compact"/>
         <w:numPr>
           <w:ilvl w:val="0"/>
-          <w:numId w:val="1024"/>
+          <w:numId w:val="1025"/>
         </w:numPr>
       </w:pPr>
       <w:r>
@@ -5973,7 +6233,7 @@
         <w:pStyle w:val="Compact"/>
         <w:numPr>
           <w:ilvl w:val="0"/>
-          <w:numId w:val="1024"/>
+          <w:numId w:val="1025"/>
         </w:numPr>
       </w:pPr>
       <w:r>
@@ -6017,7 +6277,7 @@
         <w:pStyle w:val="Compact"/>
         <w:numPr>
           <w:ilvl w:val="0"/>
-          <w:numId w:val="1024"/>
+          <w:numId w:val="1025"/>
         </w:numPr>
       </w:pPr>
       <w:r>
@@ -6045,7 +6305,7 @@
         <w:pStyle w:val="Compact"/>
         <w:numPr>
           <w:ilvl w:val="0"/>
-          <w:numId w:val="1024"/>
+          <w:numId w:val="1025"/>
         </w:numPr>
       </w:pPr>
       <w:r>
@@ -6079,7 +6339,7 @@
         <w:pStyle w:val="Compact"/>
         <w:numPr>
           <w:ilvl w:val="0"/>
-          <w:numId w:val="1024"/>
+          <w:numId w:val="1025"/>
         </w:numPr>
       </w:pPr>
       <w:r>
@@ -6128,7 +6388,7 @@
         <w:pStyle w:val="Compact"/>
         <w:numPr>
           <w:ilvl w:val="0"/>
-          <w:numId w:val="1024"/>
+          <w:numId w:val="1025"/>
         </w:numPr>
       </w:pPr>
       <w:r>
@@ -7514,7 +7774,7 @@
         <w:pStyle w:val="Compact"/>
         <w:numPr>
           <w:ilvl w:val="0"/>
-          <w:numId w:val="1025"/>
+          <w:numId w:val="1026"/>
         </w:numPr>
       </w:pPr>
       <w:r>
@@ -7539,7 +7799,7 @@
         <w:pStyle w:val="Compact"/>
         <w:numPr>
           <w:ilvl w:val="0"/>
-          <w:numId w:val="1025"/>
+          <w:numId w:val="1026"/>
         </w:numPr>
       </w:pPr>
       <w:r>
@@ -7551,7 +7811,7 @@
         <w:pStyle w:val="Compact"/>
         <w:numPr>
           <w:ilvl w:val="0"/>
-          <w:numId w:val="1025"/>
+          <w:numId w:val="1026"/>
         </w:numPr>
       </w:pPr>
       <w:r>
@@ -7609,7 +7869,7 @@
         <w:pStyle w:val="Compact"/>
         <w:numPr>
           <w:ilvl w:val="0"/>
-          <w:numId w:val="1025"/>
+          <w:numId w:val="1026"/>
         </w:numPr>
       </w:pPr>
       <w:r>
@@ -7621,7 +7881,7 @@
         <w:pStyle w:val="Compact"/>
         <w:numPr>
           <w:ilvl w:val="0"/>
-          <w:numId w:val="1025"/>
+          <w:numId w:val="1026"/>
         </w:numPr>
       </w:pPr>
       <w:r>
@@ -7649,7 +7909,7 @@
         <w:pStyle w:val="Compact"/>
         <w:numPr>
           <w:ilvl w:val="0"/>
-          <w:numId w:val="1025"/>
+          <w:numId w:val="1026"/>
         </w:numPr>
       </w:pPr>
       <w:r>
@@ -7661,7 +7921,7 @@
         <w:pStyle w:val="Compact"/>
         <w:numPr>
           <w:ilvl w:val="0"/>
-          <w:numId w:val="1025"/>
+          <w:numId w:val="1026"/>
         </w:numPr>
       </w:pPr>
       <w:r>
@@ -7693,7 +7953,7 @@
         <w:pStyle w:val="Compact"/>
         <w:numPr>
           <w:ilvl w:val="0"/>
-          <w:numId w:val="1026"/>
+          <w:numId w:val="1027"/>
         </w:numPr>
       </w:pPr>
       <w:r>
@@ -7713,15 +7973,15 @@
         <w:t xml:space="preserve"> </w:t>
       </w:r>
       <w:r>
-        <w:t xml:space="preserve">collaborator? Do both members have commits? Were branches used, how were merges resolved?</w:t>
-      </w:r>
-    </w:p>
-    <w:p>
-      <w:pPr>
-        <w:pStyle w:val="Compact"/>
-        <w:numPr>
-          <w:ilvl w:val="0"/>
-          <w:numId w:val="1026"/>
+        <w:t xml:space="preserve">collaborator? Does every member have commits? Were branches used, how were merges resolved?</w:t>
+      </w:r>
+    </w:p>
+    <w:p>
+      <w:pPr>
+        <w:pStyle w:val="Compact"/>
+        <w:numPr>
+          <w:ilvl w:val="0"/>
+          <w:numId w:val="1027"/>
         </w:numPr>
       </w:pPr>
       <w:r>
@@ -7776,7 +8036,7 @@
         <w:pStyle w:val="Compact"/>
         <w:numPr>
           <w:ilvl w:val="0"/>
-          <w:numId w:val="1026"/>
+          <w:numId w:val="1027"/>
         </w:numPr>
       </w:pPr>
       <w:r>
@@ -7804,7 +8064,7 @@
         <w:pStyle w:val="Compact"/>
         <w:numPr>
           <w:ilvl w:val="0"/>
-          <w:numId w:val="1026"/>
+          <w:numId w:val="1027"/>
         </w:numPr>
       </w:pPr>
       <w:r>
@@ -7832,7 +8092,7 @@
         <w:pStyle w:val="Compact"/>
         <w:numPr>
           <w:ilvl w:val="0"/>
-          <w:numId w:val="1026"/>
+          <w:numId w:val="1027"/>
         </w:numPr>
       </w:pPr>
       <w:r>
@@ -7854,7 +8114,7 @@
         <w:pStyle w:val="Compact"/>
         <w:numPr>
           <w:ilvl w:val="0"/>
-          <w:numId w:val="1026"/>
+          <w:numId w:val="1027"/>
         </w:numPr>
       </w:pPr>
       <w:r>
@@ -7892,7 +8152,7 @@
         <w:pStyle w:val="Compact"/>
         <w:numPr>
           <w:ilvl w:val="0"/>
-          <w:numId w:val="1027"/>
+          <w:numId w:val="1028"/>
         </w:numPr>
       </w:pPr>
       <w:r>
@@ -7920,7 +8180,7 @@
         <w:pStyle w:val="Compact"/>
         <w:numPr>
           <w:ilvl w:val="0"/>
-          <w:numId w:val="1027"/>
+          <w:numId w:val="1028"/>
         </w:numPr>
       </w:pPr>
       <w:r>
@@ -7932,7 +8192,7 @@
         <w:pStyle w:val="Compact"/>
         <w:numPr>
           <w:ilvl w:val="0"/>
-          <w:numId w:val="1027"/>
+          <w:numId w:val="1028"/>
         </w:numPr>
       </w:pPr>
       <w:r>
@@ -7957,7 +8217,7 @@
         <w:pStyle w:val="Compact"/>
         <w:numPr>
           <w:ilvl w:val="0"/>
-          <w:numId w:val="1027"/>
+          <w:numId w:val="1028"/>
         </w:numPr>
       </w:pPr>
       <w:r>
@@ -7979,7 +8239,7 @@
         <w:pStyle w:val="Compact"/>
         <w:numPr>
           <w:ilvl w:val="0"/>
-          <w:numId w:val="1027"/>
+          <w:numId w:val="1028"/>
         </w:numPr>
       </w:pPr>
       <w:r>
@@ -8420,7 +8680,7 @@
         <w:pStyle w:val="Compact"/>
         <w:numPr>
           <w:ilvl w:val="0"/>
-          <w:numId w:val="1028"/>
+          <w:numId w:val="1029"/>
         </w:numPr>
       </w:pPr>
       <w:r>
@@ -8442,7 +8702,7 @@
         <w:pStyle w:val="Compact"/>
         <w:numPr>
           <w:ilvl w:val="0"/>
-          <w:numId w:val="1028"/>
+          <w:numId w:val="1029"/>
         </w:numPr>
       </w:pPr>
       <w:r>
@@ -8470,7 +8730,7 @@
         <w:pStyle w:val="Compact"/>
         <w:numPr>
           <w:ilvl w:val="0"/>
-          <w:numId w:val="1028"/>
+          <w:numId w:val="1029"/>
         </w:numPr>
       </w:pPr>
       <w:r>
@@ -8492,7 +8752,7 @@
         <w:pStyle w:val="Compact"/>
         <w:numPr>
           <w:ilvl w:val="0"/>
-          <w:numId w:val="1028"/>
+          <w:numId w:val="1029"/>
         </w:numPr>
       </w:pPr>
       <w:r>
@@ -8526,7 +8786,7 @@
         <w:pStyle w:val="Compact"/>
         <w:numPr>
           <w:ilvl w:val="0"/>
-          <w:numId w:val="1029"/>
+          <w:numId w:val="1030"/>
         </w:numPr>
       </w:pPr>
       <w:r>
@@ -8548,7 +8808,7 @@
         <w:pStyle w:val="Compact"/>
         <w:numPr>
           <w:ilvl w:val="0"/>
-          <w:numId w:val="1029"/>
+          <w:numId w:val="1030"/>
         </w:numPr>
       </w:pPr>
       <w:r>
@@ -8570,7 +8830,7 @@
         <w:pStyle w:val="Compact"/>
         <w:numPr>
           <w:ilvl w:val="0"/>
-          <w:numId w:val="1029"/>
+          <w:numId w:val="1030"/>
         </w:numPr>
       </w:pPr>
       <w:r>
@@ -8592,7 +8852,7 @@
         <w:pStyle w:val="Compact"/>
         <w:numPr>
           <w:ilvl w:val="0"/>
-          <w:numId w:val="1029"/>
+          <w:numId w:val="1030"/>
         </w:numPr>
       </w:pPr>
       <w:r>
@@ -8728,7 +8988,7 @@
         <w:pStyle w:val="Compact"/>
         <w:numPr>
           <w:ilvl w:val="0"/>
-          <w:numId w:val="1030"/>
+          <w:numId w:val="1031"/>
         </w:numPr>
       </w:pPr>
       <w:r>
@@ -8750,7 +9010,7 @@
         <w:pStyle w:val="Compact"/>
         <w:numPr>
           <w:ilvl w:val="0"/>
-          <w:numId w:val="1030"/>
+          <w:numId w:val="1031"/>
         </w:numPr>
       </w:pPr>
       <w:r>
@@ -8772,7 +9032,7 @@
         <w:pStyle w:val="Compact"/>
         <w:numPr>
           <w:ilvl w:val="0"/>
-          <w:numId w:val="1030"/>
+          <w:numId w:val="1031"/>
         </w:numPr>
       </w:pPr>
       <w:r>
@@ -8806,7 +9066,7 @@
         <w:pStyle w:val="Compact"/>
         <w:numPr>
           <w:ilvl w:val="0"/>
-          <w:numId w:val="1031"/>
+          <w:numId w:val="1032"/>
         </w:numPr>
       </w:pPr>
       <w:r>
@@ -8828,7 +9088,7 @@
         <w:pStyle w:val="Compact"/>
         <w:numPr>
           <w:ilvl w:val="0"/>
-          <w:numId w:val="1031"/>
+          <w:numId w:val="1032"/>
         </w:numPr>
       </w:pPr>
       <w:r>
@@ -8850,7 +9110,7 @@
         <w:pStyle w:val="Compact"/>
         <w:numPr>
           <w:ilvl w:val="0"/>
-          <w:numId w:val="1031"/>
+          <w:numId w:val="1032"/>
         </w:numPr>
       </w:pPr>
       <w:r>
@@ -8872,7 +9132,7 @@
         <w:pStyle w:val="Compact"/>
         <w:numPr>
           <w:ilvl w:val="0"/>
-          <w:numId w:val="1031"/>
+          <w:numId w:val="1032"/>
         </w:numPr>
       </w:pPr>
       <w:r>
@@ -9008,7 +9268,7 @@
         <w:pStyle w:val="Compact"/>
         <w:numPr>
           <w:ilvl w:val="0"/>
-          <w:numId w:val="1032"/>
+          <w:numId w:val="1033"/>
         </w:numPr>
       </w:pPr>
       <w:r>
@@ -9030,7 +9290,7 @@
         <w:pStyle w:val="Compact"/>
         <w:numPr>
           <w:ilvl w:val="0"/>
-          <w:numId w:val="1032"/>
+          <w:numId w:val="1033"/>
         </w:numPr>
       </w:pPr>
       <w:r>
@@ -9052,7 +9312,7 @@
         <w:pStyle w:val="Compact"/>
         <w:numPr>
           <w:ilvl w:val="0"/>
-          <w:numId w:val="1032"/>
+          <w:numId w:val="1033"/>
         </w:numPr>
       </w:pPr>
       <w:r>
@@ -9086,7 +9346,7 @@
         <w:pStyle w:val="Compact"/>
         <w:numPr>
           <w:ilvl w:val="0"/>
-          <w:numId w:val="1033"/>
+          <w:numId w:val="1034"/>
         </w:numPr>
       </w:pPr>
       <w:r>
@@ -9108,7 +9368,7 @@
         <w:pStyle w:val="Compact"/>
         <w:numPr>
           <w:ilvl w:val="0"/>
-          <w:numId w:val="1033"/>
+          <w:numId w:val="1034"/>
         </w:numPr>
       </w:pPr>
       <w:r>
@@ -9130,7 +9390,7 @@
         <w:pStyle w:val="Compact"/>
         <w:numPr>
           <w:ilvl w:val="0"/>
-          <w:numId w:val="1033"/>
+          <w:numId w:val="1034"/>
         </w:numPr>
       </w:pPr>
       <w:r>
@@ -9152,7 +9412,7 @@
         <w:pStyle w:val="Compact"/>
         <w:numPr>
           <w:ilvl w:val="0"/>
-          <w:numId w:val="1033"/>
+          <w:numId w:val="1034"/>
         </w:numPr>
       </w:pPr>
       <w:r>
@@ -9282,7 +9542,7 @@
         <w:pStyle w:val="Compact"/>
         <w:numPr>
           <w:ilvl w:val="0"/>
-          <w:numId w:val="1034"/>
+          <w:numId w:val="1035"/>
         </w:numPr>
       </w:pPr>
       <w:r>
@@ -9304,7 +9564,7 @@
         <w:pStyle w:val="Compact"/>
         <w:numPr>
           <w:ilvl w:val="0"/>
-          <w:numId w:val="1034"/>
+          <w:numId w:val="1035"/>
         </w:numPr>
       </w:pPr>
       <w:r>
@@ -9326,7 +9586,7 @@
         <w:pStyle w:val="Compact"/>
         <w:numPr>
           <w:ilvl w:val="0"/>
-          <w:numId w:val="1034"/>
+          <w:numId w:val="1035"/>
         </w:numPr>
       </w:pPr>
       <w:r>
@@ -9360,7 +9620,7 @@
         <w:pStyle w:val="Compact"/>
         <w:numPr>
           <w:ilvl w:val="0"/>
-          <w:numId w:val="1035"/>
+          <w:numId w:val="1036"/>
         </w:numPr>
       </w:pPr>
       <w:r>
@@ -9382,7 +9642,7 @@
         <w:pStyle w:val="Compact"/>
         <w:numPr>
           <w:ilvl w:val="0"/>
-          <w:numId w:val="1035"/>
+          <w:numId w:val="1036"/>
         </w:numPr>
       </w:pPr>
       <w:r>
@@ -9404,7 +9664,7 @@
         <w:pStyle w:val="Compact"/>
         <w:numPr>
           <w:ilvl w:val="0"/>
-          <w:numId w:val="1035"/>
+          <w:numId w:val="1036"/>
         </w:numPr>
       </w:pPr>
       <w:r>
@@ -9426,7 +9686,7 @@
         <w:pStyle w:val="Compact"/>
         <w:numPr>
           <w:ilvl w:val="0"/>
-          <w:numId w:val="1035"/>
+          <w:numId w:val="1036"/>
         </w:numPr>
       </w:pPr>
       <w:r>
@@ -9568,7 +9828,7 @@
         <w:pStyle w:val="Compact"/>
         <w:numPr>
           <w:ilvl w:val="0"/>
-          <w:numId w:val="1036"/>
+          <w:numId w:val="1037"/>
         </w:numPr>
       </w:pPr>
       <w:r>
@@ -9590,7 +9850,7 @@
         <w:pStyle w:val="Compact"/>
         <w:numPr>
           <w:ilvl w:val="0"/>
-          <w:numId w:val="1036"/>
+          <w:numId w:val="1037"/>
         </w:numPr>
       </w:pPr>
       <w:r>
@@ -9612,7 +9872,7 @@
         <w:pStyle w:val="Compact"/>
         <w:numPr>
           <w:ilvl w:val="0"/>
-          <w:numId w:val="1036"/>
+          <w:numId w:val="1037"/>
         </w:numPr>
       </w:pPr>
       <w:r>
@@ -9646,7 +9906,7 @@
         <w:pStyle w:val="Compact"/>
         <w:numPr>
           <w:ilvl w:val="0"/>
-          <w:numId w:val="1037"/>
+          <w:numId w:val="1038"/>
         </w:numPr>
       </w:pPr>
       <w:r>
@@ -9668,7 +9928,7 @@
         <w:pStyle w:val="Compact"/>
         <w:numPr>
           <w:ilvl w:val="0"/>
-          <w:numId w:val="1037"/>
+          <w:numId w:val="1038"/>
         </w:numPr>
       </w:pPr>
       <w:r>
@@ -9690,7 +9950,7 @@
         <w:pStyle w:val="Compact"/>
         <w:numPr>
           <w:ilvl w:val="0"/>
-          <w:numId w:val="1037"/>
+          <w:numId w:val="1038"/>
         </w:numPr>
       </w:pPr>
       <w:r>
@@ -9712,7 +9972,7 @@
         <w:pStyle w:val="Compact"/>
         <w:numPr>
           <w:ilvl w:val="0"/>
-          <w:numId w:val="1037"/>
+          <w:numId w:val="1038"/>
         </w:numPr>
       </w:pPr>
       <w:r>
@@ -9848,7 +10108,7 @@
         <w:pStyle w:val="Compact"/>
         <w:numPr>
           <w:ilvl w:val="0"/>
-          <w:numId w:val="1038"/>
+          <w:numId w:val="1039"/>
         </w:numPr>
       </w:pPr>
       <w:r>
@@ -9870,7 +10130,7 @@
         <w:pStyle w:val="Compact"/>
         <w:numPr>
           <w:ilvl w:val="0"/>
-          <w:numId w:val="1038"/>
+          <w:numId w:val="1039"/>
         </w:numPr>
       </w:pPr>
       <w:r>
@@ -9892,7 +10152,7 @@
         <w:pStyle w:val="Compact"/>
         <w:numPr>
           <w:ilvl w:val="0"/>
-          <w:numId w:val="1038"/>
+          <w:numId w:val="1039"/>
         </w:numPr>
       </w:pPr>
       <w:r>
@@ -9926,7 +10186,7 @@
         <w:pStyle w:val="Compact"/>
         <w:numPr>
           <w:ilvl w:val="0"/>
-          <w:numId w:val="1039"/>
+          <w:numId w:val="1040"/>
         </w:numPr>
       </w:pPr>
       <w:r>
@@ -9948,7 +10208,7 @@
         <w:pStyle w:val="Compact"/>
         <w:numPr>
           <w:ilvl w:val="0"/>
-          <w:numId w:val="1039"/>
+          <w:numId w:val="1040"/>
         </w:numPr>
       </w:pPr>
       <w:r>
@@ -9970,7 +10230,7 @@
         <w:pStyle w:val="Compact"/>
         <w:numPr>
           <w:ilvl w:val="0"/>
-          <w:numId w:val="1039"/>
+          <w:numId w:val="1040"/>
         </w:numPr>
       </w:pPr>
       <w:r>
@@ -9992,7 +10252,7 @@
         <w:pStyle w:val="Compact"/>
         <w:numPr>
           <w:ilvl w:val="0"/>
-          <w:numId w:val="1039"/>
+          <w:numId w:val="1040"/>
         </w:numPr>
       </w:pPr>
       <w:r>
@@ -10128,7 +10388,7 @@
         <w:pStyle w:val="Compact"/>
         <w:numPr>
           <w:ilvl w:val="0"/>
-          <w:numId w:val="1040"/>
+          <w:numId w:val="1041"/>
         </w:numPr>
       </w:pPr>
       <w:r>
@@ -10156,7 +10416,7 @@
         <w:pStyle w:val="Compact"/>
         <w:numPr>
           <w:ilvl w:val="0"/>
-          <w:numId w:val="1040"/>
+          <w:numId w:val="1041"/>
         </w:numPr>
       </w:pPr>
       <w:r>
@@ -10178,7 +10438,7 @@
         <w:pStyle w:val="Compact"/>
         <w:numPr>
           <w:ilvl w:val="0"/>
-          <w:numId w:val="1040"/>
+          <w:numId w:val="1041"/>
         </w:numPr>
       </w:pPr>
       <w:r>
@@ -10212,7 +10472,7 @@
         <w:pStyle w:val="Compact"/>
         <w:numPr>
           <w:ilvl w:val="0"/>
-          <w:numId w:val="1041"/>
+          <w:numId w:val="1042"/>
         </w:numPr>
       </w:pPr>
       <w:r>
@@ -10234,7 +10494,7 @@
         <w:pStyle w:val="Compact"/>
         <w:numPr>
           <w:ilvl w:val="0"/>
-          <w:numId w:val="1041"/>
+          <w:numId w:val="1042"/>
         </w:numPr>
       </w:pPr>
       <w:r>
@@ -10256,7 +10516,7 @@
         <w:pStyle w:val="Compact"/>
         <w:numPr>
           <w:ilvl w:val="0"/>
-          <w:numId w:val="1041"/>
+          <w:numId w:val="1042"/>
         </w:numPr>
       </w:pPr>
       <w:r>
@@ -10278,7 +10538,7 @@
         <w:pStyle w:val="Compact"/>
         <w:numPr>
           <w:ilvl w:val="0"/>
-          <w:numId w:val="1041"/>
+          <w:numId w:val="1042"/>
         </w:numPr>
       </w:pPr>
       <w:r>
@@ -10414,7 +10674,7 @@
         <w:pStyle w:val="Compact"/>
         <w:numPr>
           <w:ilvl w:val="0"/>
-          <w:numId w:val="1042"/>
+          <w:numId w:val="1043"/>
         </w:numPr>
       </w:pPr>
       <w:r>
@@ -10436,7 +10696,7 @@
         <w:pStyle w:val="Compact"/>
         <w:numPr>
           <w:ilvl w:val="0"/>
-          <w:numId w:val="1042"/>
+          <w:numId w:val="1043"/>
         </w:numPr>
       </w:pPr>
       <w:r>
@@ -10458,7 +10718,7 @@
         <w:pStyle w:val="Compact"/>
         <w:numPr>
           <w:ilvl w:val="0"/>
-          <w:numId w:val="1042"/>
+          <w:numId w:val="1043"/>
         </w:numPr>
       </w:pPr>
       <w:r>
@@ -10492,7 +10752,7 @@
         <w:pStyle w:val="Compact"/>
         <w:numPr>
           <w:ilvl w:val="0"/>
-          <w:numId w:val="1043"/>
+          <w:numId w:val="1044"/>
         </w:numPr>
       </w:pPr>
       <w:r>
@@ -10514,7 +10774,7 @@
         <w:pStyle w:val="Compact"/>
         <w:numPr>
           <w:ilvl w:val="0"/>
-          <w:numId w:val="1043"/>
+          <w:numId w:val="1044"/>
         </w:numPr>
       </w:pPr>
       <w:r>
@@ -10536,7 +10796,7 @@
         <w:pStyle w:val="Compact"/>
         <w:numPr>
           <w:ilvl w:val="0"/>
-          <w:numId w:val="1043"/>
+          <w:numId w:val="1044"/>
         </w:numPr>
       </w:pPr>
       <w:r>
@@ -10558,7 +10818,7 @@
         <w:pStyle w:val="Compact"/>
         <w:numPr>
           <w:ilvl w:val="0"/>
-          <w:numId w:val="1043"/>
+          <w:numId w:val="1044"/>
         </w:numPr>
       </w:pPr>
       <w:r>
@@ -10688,7 +10948,7 @@
         <w:pStyle w:val="Compact"/>
         <w:numPr>
           <w:ilvl w:val="0"/>
-          <w:numId w:val="1044"/>
+          <w:numId w:val="1045"/>
         </w:numPr>
       </w:pPr>
       <w:r>
@@ -10710,7 +10970,7 @@
         <w:pStyle w:val="Compact"/>
         <w:numPr>
           <w:ilvl w:val="0"/>
-          <w:numId w:val="1044"/>
+          <w:numId w:val="1045"/>
         </w:numPr>
       </w:pPr>
       <w:r>
@@ -10732,7 +10992,7 @@
         <w:pStyle w:val="Compact"/>
         <w:numPr>
           <w:ilvl w:val="0"/>
-          <w:numId w:val="1044"/>
+          <w:numId w:val="1045"/>
         </w:numPr>
       </w:pPr>
       <w:r>
@@ -10766,7 +11026,7 @@
         <w:pStyle w:val="Compact"/>
         <w:numPr>
           <w:ilvl w:val="0"/>
-          <w:numId w:val="1045"/>
+          <w:numId w:val="1046"/>
         </w:numPr>
       </w:pPr>
       <w:r>
@@ -10788,7 +11048,7 @@
         <w:pStyle w:val="Compact"/>
         <w:numPr>
           <w:ilvl w:val="0"/>
-          <w:numId w:val="1045"/>
+          <w:numId w:val="1046"/>
         </w:numPr>
       </w:pPr>
       <w:r>
@@ -10810,7 +11070,7 @@
         <w:pStyle w:val="Compact"/>
         <w:numPr>
           <w:ilvl w:val="0"/>
-          <w:numId w:val="1045"/>
+          <w:numId w:val="1046"/>
         </w:numPr>
       </w:pPr>
       <w:r>
@@ -10832,7 +11092,7 @@
         <w:pStyle w:val="Compact"/>
         <w:numPr>
           <w:ilvl w:val="0"/>
-          <w:numId w:val="1045"/>
+          <w:numId w:val="1046"/>
         </w:numPr>
       </w:pPr>
       <w:r>
@@ -10962,7 +11222,7 @@
         <w:pStyle w:val="Compact"/>
         <w:numPr>
           <w:ilvl w:val="0"/>
-          <w:numId w:val="1046"/>
+          <w:numId w:val="1047"/>
         </w:numPr>
       </w:pPr>
       <w:r>
@@ -10984,7 +11244,7 @@
         <w:pStyle w:val="Compact"/>
         <w:numPr>
           <w:ilvl w:val="0"/>
-          <w:numId w:val="1046"/>
+          <w:numId w:val="1047"/>
         </w:numPr>
       </w:pPr>
       <w:r>
@@ -11006,7 +11266,7 @@
         <w:pStyle w:val="Compact"/>
         <w:numPr>
           <w:ilvl w:val="0"/>
-          <w:numId w:val="1046"/>
+          <w:numId w:val="1047"/>
         </w:numPr>
       </w:pPr>
       <w:r>
@@ -11040,7 +11300,7 @@
         <w:pStyle w:val="Compact"/>
         <w:numPr>
           <w:ilvl w:val="0"/>
-          <w:numId w:val="1047"/>
+          <w:numId w:val="1048"/>
         </w:numPr>
       </w:pPr>
       <w:r>
@@ -11062,7 +11322,7 @@
         <w:pStyle w:val="Compact"/>
         <w:numPr>
           <w:ilvl w:val="0"/>
-          <w:numId w:val="1047"/>
+          <w:numId w:val="1048"/>
         </w:numPr>
       </w:pPr>
       <w:r>
@@ -11084,7 +11344,7 @@
         <w:pStyle w:val="Compact"/>
         <w:numPr>
           <w:ilvl w:val="0"/>
-          <w:numId w:val="1047"/>
+          <w:numId w:val="1048"/>
         </w:numPr>
       </w:pPr>
       <w:r>
@@ -11106,7 +11366,7 @@
         <w:pStyle w:val="Compact"/>
         <w:numPr>
           <w:ilvl w:val="0"/>
-          <w:numId w:val="1047"/>
+          <w:numId w:val="1048"/>
         </w:numPr>
       </w:pPr>
       <w:r>
@@ -11242,7 +11502,7 @@
         <w:pStyle w:val="Compact"/>
         <w:numPr>
           <w:ilvl w:val="0"/>
-          <w:numId w:val="1048"/>
+          <w:numId w:val="1049"/>
         </w:numPr>
       </w:pPr>
       <w:r>
@@ -11264,7 +11524,7 @@
         <w:pStyle w:val="Compact"/>
         <w:numPr>
           <w:ilvl w:val="0"/>
-          <w:numId w:val="1048"/>
+          <w:numId w:val="1049"/>
         </w:numPr>
       </w:pPr>
       <w:r>
@@ -11286,7 +11546,7 @@
         <w:pStyle w:val="Compact"/>
         <w:numPr>
           <w:ilvl w:val="0"/>
-          <w:numId w:val="1048"/>
+          <w:numId w:val="1049"/>
         </w:numPr>
       </w:pPr>
       <w:r>
@@ -11320,7 +11580,7 @@
         <w:pStyle w:val="Compact"/>
         <w:numPr>
           <w:ilvl w:val="0"/>
-          <w:numId w:val="1049"/>
+          <w:numId w:val="1050"/>
         </w:numPr>
       </w:pPr>
       <w:r>
@@ -11342,7 +11602,7 @@
         <w:pStyle w:val="Compact"/>
         <w:numPr>
           <w:ilvl w:val="0"/>
-          <w:numId w:val="1049"/>
+          <w:numId w:val="1050"/>
         </w:numPr>
       </w:pPr>
       <w:r>
@@ -11364,7 +11624,7 @@
         <w:pStyle w:val="Compact"/>
         <w:numPr>
           <w:ilvl w:val="0"/>
-          <w:numId w:val="1049"/>
+          <w:numId w:val="1050"/>
         </w:numPr>
       </w:pPr>
       <w:r>
@@ -11386,7 +11646,7 @@
         <w:pStyle w:val="Compact"/>
         <w:numPr>
           <w:ilvl w:val="0"/>
-          <w:numId w:val="1049"/>
+          <w:numId w:val="1050"/>
         </w:numPr>
       </w:pPr>
       <w:r>
@@ -11516,7 +11776,7 @@
         <w:pStyle w:val="Compact"/>
         <w:numPr>
           <w:ilvl w:val="0"/>
-          <w:numId w:val="1050"/>
+          <w:numId w:val="1051"/>
         </w:numPr>
       </w:pPr>
       <w:r>
@@ -11538,7 +11798,7 @@
         <w:pStyle w:val="Compact"/>
         <w:numPr>
           <w:ilvl w:val="0"/>
-          <w:numId w:val="1050"/>
+          <w:numId w:val="1051"/>
         </w:numPr>
       </w:pPr>
       <w:r>
@@ -11560,7 +11820,7 @@
         <w:pStyle w:val="Compact"/>
         <w:numPr>
           <w:ilvl w:val="0"/>
-          <w:numId w:val="1050"/>
+          <w:numId w:val="1051"/>
         </w:numPr>
       </w:pPr>
       <w:r>
@@ -11594,7 +11854,7 @@
         <w:pStyle w:val="Compact"/>
         <w:numPr>
           <w:ilvl w:val="0"/>
-          <w:numId w:val="1051"/>
+          <w:numId w:val="1052"/>
         </w:numPr>
       </w:pPr>
       <w:r>
@@ -11616,7 +11876,7 @@
         <w:pStyle w:val="Compact"/>
         <w:numPr>
           <w:ilvl w:val="0"/>
-          <w:numId w:val="1051"/>
+          <w:numId w:val="1052"/>
         </w:numPr>
       </w:pPr>
       <w:r>
@@ -11638,7 +11898,7 @@
         <w:pStyle w:val="Compact"/>
         <w:numPr>
           <w:ilvl w:val="0"/>
-          <w:numId w:val="1051"/>
+          <w:numId w:val="1052"/>
         </w:numPr>
       </w:pPr>
       <w:r>
@@ -11660,7 +11920,7 @@
         <w:pStyle w:val="Compact"/>
         <w:numPr>
           <w:ilvl w:val="0"/>
-          <w:numId w:val="1051"/>
+          <w:numId w:val="1052"/>
         </w:numPr>
       </w:pPr>
       <w:r>
@@ -11802,7 +12062,7 @@
         <w:pStyle w:val="Compact"/>
         <w:numPr>
           <w:ilvl w:val="0"/>
-          <w:numId w:val="1052"/>
+          <w:numId w:val="1053"/>
         </w:numPr>
       </w:pPr>
       <w:r>
@@ -11824,7 +12084,7 @@
         <w:pStyle w:val="Compact"/>
         <w:numPr>
           <w:ilvl w:val="0"/>
-          <w:numId w:val="1052"/>
+          <w:numId w:val="1053"/>
         </w:numPr>
       </w:pPr>
       <w:r>
@@ -11846,7 +12106,7 @@
         <w:pStyle w:val="Compact"/>
         <w:numPr>
           <w:ilvl w:val="0"/>
-          <w:numId w:val="1052"/>
+          <w:numId w:val="1053"/>
         </w:numPr>
       </w:pPr>
       <w:r>
@@ -11880,7 +12140,7 @@
         <w:pStyle w:val="Compact"/>
         <w:numPr>
           <w:ilvl w:val="0"/>
-          <w:numId w:val="1053"/>
+          <w:numId w:val="1054"/>
         </w:numPr>
       </w:pPr>
       <w:r>
@@ -11902,7 +12162,7 @@
         <w:pStyle w:val="Compact"/>
         <w:numPr>
           <w:ilvl w:val="0"/>
-          <w:numId w:val="1053"/>
+          <w:numId w:val="1054"/>
         </w:numPr>
       </w:pPr>
       <w:r>
@@ -11924,7 +12184,7 @@
         <w:pStyle w:val="Compact"/>
         <w:numPr>
           <w:ilvl w:val="0"/>
-          <w:numId w:val="1053"/>
+          <w:numId w:val="1054"/>
         </w:numPr>
       </w:pPr>
       <w:r>
@@ -11946,7 +12206,7 @@
         <w:pStyle w:val="Compact"/>
         <w:numPr>
           <w:ilvl w:val="0"/>
-          <w:numId w:val="1053"/>
+          <w:numId w:val="1054"/>
         </w:numPr>
       </w:pPr>
       <w:r>
@@ -12082,7 +12342,7 @@
         <w:pStyle w:val="Compact"/>
         <w:numPr>
           <w:ilvl w:val="0"/>
-          <w:numId w:val="1054"/>
+          <w:numId w:val="1055"/>
         </w:numPr>
       </w:pPr>
       <w:r>
@@ -12104,7 +12364,7 @@
         <w:pStyle w:val="Compact"/>
         <w:numPr>
           <w:ilvl w:val="0"/>
-          <w:numId w:val="1054"/>
+          <w:numId w:val="1055"/>
         </w:numPr>
       </w:pPr>
       <w:r>
@@ -12126,7 +12386,7 @@
         <w:pStyle w:val="Compact"/>
         <w:numPr>
           <w:ilvl w:val="0"/>
-          <w:numId w:val="1054"/>
+          <w:numId w:val="1055"/>
         </w:numPr>
       </w:pPr>
       <w:r>
@@ -12160,7 +12420,7 @@
         <w:pStyle w:val="Compact"/>
         <w:numPr>
           <w:ilvl w:val="0"/>
-          <w:numId w:val="1055"/>
+          <w:numId w:val="1056"/>
         </w:numPr>
       </w:pPr>
       <w:r>
@@ -12182,7 +12442,7 @@
         <w:pStyle w:val="Compact"/>
         <w:numPr>
           <w:ilvl w:val="0"/>
-          <w:numId w:val="1055"/>
+          <w:numId w:val="1056"/>
         </w:numPr>
       </w:pPr>
       <w:r>
@@ -12204,7 +12464,7 @@
         <w:pStyle w:val="Compact"/>
         <w:numPr>
           <w:ilvl w:val="0"/>
-          <w:numId w:val="1055"/>
+          <w:numId w:val="1056"/>
         </w:numPr>
       </w:pPr>
       <w:r>
@@ -12226,7 +12486,7 @@
         <w:pStyle w:val="Compact"/>
         <w:numPr>
           <w:ilvl w:val="0"/>
-          <w:numId w:val="1055"/>
+          <w:numId w:val="1056"/>
         </w:numPr>
       </w:pPr>
       <w:r>
@@ -12356,7 +12616,7 @@
         <w:pStyle w:val="Compact"/>
         <w:numPr>
           <w:ilvl w:val="0"/>
-          <w:numId w:val="1056"/>
+          <w:numId w:val="1057"/>
         </w:numPr>
       </w:pPr>
       <w:r>
@@ -12378,7 +12638,7 @@
         <w:pStyle w:val="Compact"/>
         <w:numPr>
           <w:ilvl w:val="0"/>
-          <w:numId w:val="1056"/>
+          <w:numId w:val="1057"/>
         </w:numPr>
       </w:pPr>
       <w:r>
@@ -12400,7 +12660,7 @@
         <w:pStyle w:val="Compact"/>
         <w:numPr>
           <w:ilvl w:val="0"/>
-          <w:numId w:val="1056"/>
+          <w:numId w:val="1057"/>
         </w:numPr>
       </w:pPr>
       <w:r>
@@ -12434,7 +12694,7 @@
         <w:pStyle w:val="Compact"/>
         <w:numPr>
           <w:ilvl w:val="0"/>
-          <w:numId w:val="1057"/>
+          <w:numId w:val="1058"/>
         </w:numPr>
       </w:pPr>
       <w:r>
@@ -12456,7 +12716,7 @@
         <w:pStyle w:val="Compact"/>
         <w:numPr>
           <w:ilvl w:val="0"/>
-          <w:numId w:val="1057"/>
+          <w:numId w:val="1058"/>
         </w:numPr>
       </w:pPr>
       <w:r>
@@ -12478,7 +12738,7 @@
         <w:pStyle w:val="Compact"/>
         <w:numPr>
           <w:ilvl w:val="0"/>
-          <w:numId w:val="1057"/>
+          <w:numId w:val="1058"/>
         </w:numPr>
       </w:pPr>
       <w:r>
@@ -12500,7 +12760,7 @@
         <w:pStyle w:val="Compact"/>
         <w:numPr>
           <w:ilvl w:val="0"/>
-          <w:numId w:val="1057"/>
+          <w:numId w:val="1058"/>
         </w:numPr>
       </w:pPr>
       <w:r>
@@ -12636,7 +12896,7 @@
         <w:pStyle w:val="Compact"/>
         <w:numPr>
           <w:ilvl w:val="0"/>
-          <w:numId w:val="1058"/>
+          <w:numId w:val="1059"/>
         </w:numPr>
       </w:pPr>
       <w:r>
@@ -12658,7 +12918,7 @@
         <w:pStyle w:val="Compact"/>
         <w:numPr>
           <w:ilvl w:val="0"/>
-          <w:numId w:val="1058"/>
+          <w:numId w:val="1059"/>
         </w:numPr>
       </w:pPr>
       <w:r>
@@ -12680,7 +12940,7 @@
         <w:pStyle w:val="Compact"/>
         <w:numPr>
           <w:ilvl w:val="0"/>
-          <w:numId w:val="1058"/>
+          <w:numId w:val="1059"/>
         </w:numPr>
       </w:pPr>
       <w:r>
@@ -12714,7 +12974,7 @@
         <w:pStyle w:val="Compact"/>
         <w:numPr>
           <w:ilvl w:val="0"/>
-          <w:numId w:val="1059"/>
+          <w:numId w:val="1060"/>
         </w:numPr>
       </w:pPr>
       <w:r>
@@ -12736,7 +12996,7 @@
         <w:pStyle w:val="Compact"/>
         <w:numPr>
           <w:ilvl w:val="0"/>
-          <w:numId w:val="1059"/>
+          <w:numId w:val="1060"/>
         </w:numPr>
       </w:pPr>
       <w:r>
@@ -12758,7 +13018,7 @@
         <w:pStyle w:val="Compact"/>
         <w:numPr>
           <w:ilvl w:val="0"/>
-          <w:numId w:val="1059"/>
+          <w:numId w:val="1060"/>
         </w:numPr>
       </w:pPr>
       <w:r>
@@ -12780,7 +13040,7 @@
         <w:pStyle w:val="Compact"/>
         <w:numPr>
           <w:ilvl w:val="0"/>
-          <w:numId w:val="1059"/>
+          <w:numId w:val="1060"/>
         </w:numPr>
       </w:pPr>
       <w:r>
@@ -12922,7 +13182,7 @@
         <w:pStyle w:val="Compact"/>
         <w:numPr>
           <w:ilvl w:val="0"/>
-          <w:numId w:val="1060"/>
+          <w:numId w:val="1061"/>
         </w:numPr>
       </w:pPr>
       <w:r>
@@ -12944,7 +13204,7 @@
         <w:pStyle w:val="Compact"/>
         <w:numPr>
           <w:ilvl w:val="0"/>
-          <w:numId w:val="1060"/>
+          <w:numId w:val="1061"/>
         </w:numPr>
       </w:pPr>
       <w:r>
@@ -12966,7 +13226,7 @@
         <w:pStyle w:val="Compact"/>
         <w:numPr>
           <w:ilvl w:val="0"/>
-          <w:numId w:val="1060"/>
+          <w:numId w:val="1061"/>
         </w:numPr>
       </w:pPr>
       <w:r>
@@ -13000,7 +13260,7 @@
         <w:pStyle w:val="Compact"/>
         <w:numPr>
           <w:ilvl w:val="0"/>
-          <w:numId w:val="1061"/>
+          <w:numId w:val="1062"/>
         </w:numPr>
       </w:pPr>
       <w:r>
@@ -13022,7 +13282,7 @@
         <w:pStyle w:val="Compact"/>
         <w:numPr>
           <w:ilvl w:val="0"/>
-          <w:numId w:val="1061"/>
+          <w:numId w:val="1062"/>
         </w:numPr>
       </w:pPr>
       <w:r>
@@ -13044,7 +13304,7 @@
         <w:pStyle w:val="Compact"/>
         <w:numPr>
           <w:ilvl w:val="0"/>
-          <w:numId w:val="1061"/>
+          <w:numId w:val="1062"/>
         </w:numPr>
       </w:pPr>
       <w:r>
@@ -13066,7 +13326,7 @@
         <w:pStyle w:val="Compact"/>
         <w:numPr>
           <w:ilvl w:val="0"/>
-          <w:numId w:val="1061"/>
+          <w:numId w:val="1062"/>
         </w:numPr>
       </w:pPr>
       <w:r>
@@ -13202,7 +13462,7 @@
         <w:pStyle w:val="Compact"/>
         <w:numPr>
           <w:ilvl w:val="0"/>
-          <w:numId w:val="1062"/>
+          <w:numId w:val="1063"/>
         </w:numPr>
       </w:pPr>
       <w:r>
@@ -13224,7 +13484,7 @@
         <w:pStyle w:val="Compact"/>
         <w:numPr>
           <w:ilvl w:val="0"/>
-          <w:numId w:val="1062"/>
+          <w:numId w:val="1063"/>
         </w:numPr>
       </w:pPr>
       <w:r>
@@ -13246,7 +13506,7 @@
         <w:pStyle w:val="Compact"/>
         <w:numPr>
           <w:ilvl w:val="0"/>
-          <w:numId w:val="1062"/>
+          <w:numId w:val="1063"/>
         </w:numPr>
       </w:pPr>
       <w:r>
@@ -13280,7 +13540,7 @@
         <w:pStyle w:val="Compact"/>
         <w:numPr>
           <w:ilvl w:val="0"/>
-          <w:numId w:val="1063"/>
+          <w:numId w:val="1064"/>
         </w:numPr>
       </w:pPr>
       <w:r>
@@ -13302,7 +13562,7 @@
         <w:pStyle w:val="Compact"/>
         <w:numPr>
           <w:ilvl w:val="0"/>
-          <w:numId w:val="1063"/>
+          <w:numId w:val="1064"/>
         </w:numPr>
       </w:pPr>
       <w:r>
@@ -13324,7 +13584,7 @@
         <w:pStyle w:val="Compact"/>
         <w:numPr>
           <w:ilvl w:val="0"/>
-          <w:numId w:val="1063"/>
+          <w:numId w:val="1064"/>
         </w:numPr>
       </w:pPr>
       <w:r>
@@ -13346,7 +13606,7 @@
         <w:pStyle w:val="Compact"/>
         <w:numPr>
           <w:ilvl w:val="0"/>
-          <w:numId w:val="1063"/>
+          <w:numId w:val="1064"/>
         </w:numPr>
       </w:pPr>
       <w:r>
@@ -13491,7 +13751,7 @@
         <w:pStyle w:val="Compact"/>
         <w:numPr>
           <w:ilvl w:val="0"/>
-          <w:numId w:val="1064"/>
+          <w:numId w:val="1065"/>
         </w:numPr>
       </w:pPr>
       <w:r>
@@ -13513,7 +13773,7 @@
         <w:pStyle w:val="Compact"/>
         <w:numPr>
           <w:ilvl w:val="0"/>
-          <w:numId w:val="1064"/>
+          <w:numId w:val="1065"/>
         </w:numPr>
       </w:pPr>
       <w:r>
@@ -13535,7 +13795,7 @@
         <w:pStyle w:val="Compact"/>
         <w:numPr>
           <w:ilvl w:val="0"/>
-          <w:numId w:val="1064"/>
+          <w:numId w:val="1065"/>
         </w:numPr>
       </w:pPr>
       <w:r>
@@ -13569,7 +13829,7 @@
         <w:pStyle w:val="Compact"/>
         <w:numPr>
           <w:ilvl w:val="0"/>
-          <w:numId w:val="1065"/>
+          <w:numId w:val="1066"/>
         </w:numPr>
       </w:pPr>
       <w:r>
@@ -13591,7 +13851,7 @@
         <w:pStyle w:val="Compact"/>
         <w:numPr>
           <w:ilvl w:val="0"/>
-          <w:numId w:val="1065"/>
+          <w:numId w:val="1066"/>
         </w:numPr>
       </w:pPr>
       <w:r>
@@ -13613,7 +13873,7 @@
         <w:pStyle w:val="Compact"/>
         <w:numPr>
           <w:ilvl w:val="0"/>
-          <w:numId w:val="1065"/>
+          <w:numId w:val="1066"/>
         </w:numPr>
       </w:pPr>
       <w:r>
@@ -13635,7 +13895,7 @@
         <w:pStyle w:val="Compact"/>
         <w:numPr>
           <w:ilvl w:val="0"/>
-          <w:numId w:val="1065"/>
+          <w:numId w:val="1066"/>
         </w:numPr>
       </w:pPr>
       <w:r>
@@ -13765,7 +14025,7 @@
         <w:pStyle w:val="Compact"/>
         <w:numPr>
           <w:ilvl w:val="0"/>
-          <w:numId w:val="1066"/>
+          <w:numId w:val="1067"/>
         </w:numPr>
       </w:pPr>
       <w:r>
@@ -13787,7 +14047,7 @@
         <w:pStyle w:val="Compact"/>
         <w:numPr>
           <w:ilvl w:val="0"/>
-          <w:numId w:val="1066"/>
+          <w:numId w:val="1067"/>
         </w:numPr>
       </w:pPr>
       <w:r>
@@ -13809,7 +14069,7 @@
         <w:pStyle w:val="Compact"/>
         <w:numPr>
           <w:ilvl w:val="0"/>
-          <w:numId w:val="1066"/>
+          <w:numId w:val="1067"/>
         </w:numPr>
       </w:pPr>
       <w:r>
@@ -13843,7 +14103,7 @@
         <w:pStyle w:val="Compact"/>
         <w:numPr>
           <w:ilvl w:val="0"/>
-          <w:numId w:val="1067"/>
+          <w:numId w:val="1068"/>
         </w:numPr>
       </w:pPr>
       <w:r>
@@ -13865,7 +14125,7 @@
         <w:pStyle w:val="Compact"/>
         <w:numPr>
           <w:ilvl w:val="0"/>
-          <w:numId w:val="1067"/>
+          <w:numId w:val="1068"/>
         </w:numPr>
       </w:pPr>
       <w:r>
@@ -13887,7 +14147,7 @@
         <w:pStyle w:val="Compact"/>
         <w:numPr>
           <w:ilvl w:val="0"/>
-          <w:numId w:val="1067"/>
+          <w:numId w:val="1068"/>
         </w:numPr>
       </w:pPr>
       <w:r>
@@ -13909,7 +14169,7 @@
         <w:pStyle w:val="Compact"/>
         <w:numPr>
           <w:ilvl w:val="0"/>
-          <w:numId w:val="1067"/>
+          <w:numId w:val="1068"/>
         </w:numPr>
       </w:pPr>
       <w:r>
@@ -14045,7 +14305,7 @@
         <w:pStyle w:val="Compact"/>
         <w:numPr>
           <w:ilvl w:val="0"/>
-          <w:numId w:val="1068"/>
+          <w:numId w:val="1069"/>
         </w:numPr>
       </w:pPr>
       <w:r>
@@ -14067,7 +14327,7 @@
         <w:pStyle w:val="Compact"/>
         <w:numPr>
           <w:ilvl w:val="0"/>
-          <w:numId w:val="1068"/>
+          <w:numId w:val="1069"/>
         </w:numPr>
       </w:pPr>
       <w:r>
@@ -14089,7 +14349,7 @@
         <w:pStyle w:val="Compact"/>
         <w:numPr>
           <w:ilvl w:val="0"/>
-          <w:numId w:val="1068"/>
+          <w:numId w:val="1069"/>
         </w:numPr>
       </w:pPr>
       <w:r>
@@ -14123,7 +14383,7 @@
         <w:pStyle w:val="Compact"/>
         <w:numPr>
           <w:ilvl w:val="0"/>
-          <w:numId w:val="1069"/>
+          <w:numId w:val="1070"/>
         </w:numPr>
       </w:pPr>
       <w:r>
@@ -14145,7 +14405,7 @@
         <w:pStyle w:val="Compact"/>
         <w:numPr>
           <w:ilvl w:val="0"/>
-          <w:numId w:val="1069"/>
+          <w:numId w:val="1070"/>
         </w:numPr>
       </w:pPr>
       <w:r>
@@ -14167,7 +14427,7 @@
         <w:pStyle w:val="Compact"/>
         <w:numPr>
           <w:ilvl w:val="0"/>
-          <w:numId w:val="1069"/>
+          <w:numId w:val="1070"/>
         </w:numPr>
       </w:pPr>
       <w:r>
@@ -14189,7 +14449,7 @@
         <w:pStyle w:val="Compact"/>
         <w:numPr>
           <w:ilvl w:val="0"/>
-          <w:numId w:val="1069"/>
+          <w:numId w:val="1070"/>
         </w:numPr>
       </w:pPr>
       <w:r>
@@ -14319,7 +14579,7 @@
         <w:pStyle w:val="Compact"/>
         <w:numPr>
           <w:ilvl w:val="0"/>
-          <w:numId w:val="1070"/>
+          <w:numId w:val="1071"/>
         </w:numPr>
       </w:pPr>
       <w:r>
@@ -14341,7 +14601,7 @@
         <w:pStyle w:val="Compact"/>
         <w:numPr>
           <w:ilvl w:val="0"/>
-          <w:numId w:val="1070"/>
+          <w:numId w:val="1071"/>
         </w:numPr>
       </w:pPr>
       <w:r>
@@ -14363,7 +14623,7 @@
         <w:pStyle w:val="Compact"/>
         <w:numPr>
           <w:ilvl w:val="0"/>
-          <w:numId w:val="1070"/>
+          <w:numId w:val="1071"/>
         </w:numPr>
       </w:pPr>
       <w:r>
@@ -14397,7 +14657,7 @@
         <w:pStyle w:val="Compact"/>
         <w:numPr>
           <w:ilvl w:val="0"/>
-          <w:numId w:val="1071"/>
+          <w:numId w:val="1072"/>
         </w:numPr>
       </w:pPr>
       <w:r>
@@ -14419,7 +14679,7 @@
         <w:pStyle w:val="Compact"/>
         <w:numPr>
           <w:ilvl w:val="0"/>
-          <w:numId w:val="1071"/>
+          <w:numId w:val="1072"/>
         </w:numPr>
       </w:pPr>
       <w:r>
@@ -14441,7 +14701,7 @@
         <w:pStyle w:val="Compact"/>
         <w:numPr>
           <w:ilvl w:val="0"/>
-          <w:numId w:val="1071"/>
+          <w:numId w:val="1072"/>
         </w:numPr>
       </w:pPr>
       <w:r>
@@ -14463,7 +14723,7 @@
         <w:pStyle w:val="Compact"/>
         <w:numPr>
           <w:ilvl w:val="0"/>
-          <w:numId w:val="1071"/>
+          <w:numId w:val="1072"/>
         </w:numPr>
       </w:pPr>
       <w:r>
@@ -14593,7 +14853,7 @@
         <w:pStyle w:val="Compact"/>
         <w:numPr>
           <w:ilvl w:val="0"/>
-          <w:numId w:val="1072"/>
+          <w:numId w:val="1073"/>
         </w:numPr>
       </w:pPr>
       <w:r>
@@ -14615,7 +14875,7 @@
         <w:pStyle w:val="Compact"/>
         <w:numPr>
           <w:ilvl w:val="0"/>
-          <w:numId w:val="1072"/>
+          <w:numId w:val="1073"/>
         </w:numPr>
       </w:pPr>
       <w:r>
@@ -14637,7 +14897,7 @@
         <w:pStyle w:val="Compact"/>
         <w:numPr>
           <w:ilvl w:val="0"/>
-          <w:numId w:val="1072"/>
+          <w:numId w:val="1073"/>
         </w:numPr>
       </w:pPr>
       <w:r>
@@ -14671,7 +14931,7 @@
         <w:pStyle w:val="Compact"/>
         <w:numPr>
           <w:ilvl w:val="0"/>
-          <w:numId w:val="1073"/>
+          <w:numId w:val="1074"/>
         </w:numPr>
       </w:pPr>
       <w:r>
@@ -14693,7 +14953,7 @@
         <w:pStyle w:val="Compact"/>
         <w:numPr>
           <w:ilvl w:val="0"/>
-          <w:numId w:val="1073"/>
+          <w:numId w:val="1074"/>
         </w:numPr>
       </w:pPr>
       <w:r>
@@ -14715,7 +14975,7 @@
         <w:pStyle w:val="Compact"/>
         <w:numPr>
           <w:ilvl w:val="0"/>
-          <w:numId w:val="1073"/>
+          <w:numId w:val="1074"/>
         </w:numPr>
       </w:pPr>
       <w:r>
@@ -14737,7 +14997,7 @@
         <w:pStyle w:val="Compact"/>
         <w:numPr>
           <w:ilvl w:val="0"/>
-          <w:numId w:val="1073"/>
+          <w:numId w:val="1074"/>
         </w:numPr>
       </w:pPr>
       <w:r>
@@ -14873,7 +15133,7 @@
         <w:pStyle w:val="Compact"/>
         <w:numPr>
           <w:ilvl w:val="0"/>
-          <w:numId w:val="1074"/>
+          <w:numId w:val="1075"/>
         </w:numPr>
       </w:pPr>
       <w:r>
@@ -14895,7 +15155,7 @@
         <w:pStyle w:val="Compact"/>
         <w:numPr>
           <w:ilvl w:val="0"/>
-          <w:numId w:val="1074"/>
+          <w:numId w:val="1075"/>
         </w:numPr>
       </w:pPr>
       <w:r>
@@ -14917,7 +15177,7 @@
         <w:pStyle w:val="Compact"/>
         <w:numPr>
           <w:ilvl w:val="0"/>
-          <w:numId w:val="1074"/>
+          <w:numId w:val="1075"/>
         </w:numPr>
       </w:pPr>
       <w:r>
@@ -14951,7 +15211,7 @@
         <w:pStyle w:val="Compact"/>
         <w:numPr>
           <w:ilvl w:val="0"/>
-          <w:numId w:val="1075"/>
+          <w:numId w:val="1076"/>
         </w:numPr>
       </w:pPr>
       <w:r>
@@ -14973,7 +15233,7 @@
         <w:pStyle w:val="Compact"/>
         <w:numPr>
           <w:ilvl w:val="0"/>
-          <w:numId w:val="1075"/>
+          <w:numId w:val="1076"/>
         </w:numPr>
       </w:pPr>
       <w:r>
@@ -14995,7 +15255,7 @@
         <w:pStyle w:val="Compact"/>
         <w:numPr>
           <w:ilvl w:val="0"/>
-          <w:numId w:val="1075"/>
+          <w:numId w:val="1076"/>
         </w:numPr>
       </w:pPr>
       <w:r>
@@ -15017,7 +15277,7 @@
         <w:pStyle w:val="Compact"/>
         <w:numPr>
           <w:ilvl w:val="0"/>
-          <w:numId w:val="1075"/>
+          <w:numId w:val="1076"/>
         </w:numPr>
       </w:pPr>
       <w:r>
@@ -15159,7 +15419,7 @@
         <w:pStyle w:val="Compact"/>
         <w:numPr>
           <w:ilvl w:val="0"/>
-          <w:numId w:val="1076"/>
+          <w:numId w:val="1077"/>
         </w:numPr>
       </w:pPr>
       <w:r>
@@ -15181,7 +15441,7 @@
         <w:pStyle w:val="Compact"/>
         <w:numPr>
           <w:ilvl w:val="0"/>
-          <w:numId w:val="1076"/>
+          <w:numId w:val="1077"/>
         </w:numPr>
       </w:pPr>
       <w:r>
@@ -15203,7 +15463,7 @@
         <w:pStyle w:val="Compact"/>
         <w:numPr>
           <w:ilvl w:val="0"/>
-          <w:numId w:val="1076"/>
+          <w:numId w:val="1077"/>
         </w:numPr>
       </w:pPr>
       <w:r>
@@ -15237,7 +15497,7 @@
         <w:pStyle w:val="Compact"/>
         <w:numPr>
           <w:ilvl w:val="0"/>
-          <w:numId w:val="1077"/>
+          <w:numId w:val="1078"/>
         </w:numPr>
       </w:pPr>
       <w:r>
@@ -15259,7 +15519,7 @@
         <w:pStyle w:val="Compact"/>
         <w:numPr>
           <w:ilvl w:val="0"/>
-          <w:numId w:val="1077"/>
+          <w:numId w:val="1078"/>
         </w:numPr>
       </w:pPr>
       <w:r>
@@ -15281,7 +15541,7 @@
         <w:pStyle w:val="Compact"/>
         <w:numPr>
           <w:ilvl w:val="0"/>
-          <w:numId w:val="1077"/>
+          <w:numId w:val="1078"/>
         </w:numPr>
       </w:pPr>
       <w:r>
@@ -15303,7 +15563,7 @@
         <w:pStyle w:val="Compact"/>
         <w:numPr>
           <w:ilvl w:val="0"/>
-          <w:numId w:val="1077"/>
+          <w:numId w:val="1078"/>
         </w:numPr>
       </w:pPr>
       <w:r>
@@ -15439,7 +15699,7 @@
         <w:pStyle w:val="Compact"/>
         <w:numPr>
           <w:ilvl w:val="0"/>
-          <w:numId w:val="1078"/>
+          <w:numId w:val="1079"/>
         </w:numPr>
       </w:pPr>
       <w:r>
@@ -15461,7 +15721,7 @@
         <w:pStyle w:val="Compact"/>
         <w:numPr>
           <w:ilvl w:val="0"/>
-          <w:numId w:val="1078"/>
+          <w:numId w:val="1079"/>
         </w:numPr>
       </w:pPr>
       <w:r>
@@ -15483,7 +15743,7 @@
         <w:pStyle w:val="Compact"/>
         <w:numPr>
           <w:ilvl w:val="0"/>
-          <w:numId w:val="1078"/>
+          <w:numId w:val="1079"/>
         </w:numPr>
       </w:pPr>
       <w:r>
@@ -15505,7 +15765,7 @@
         <w:pStyle w:val="Compact"/>
         <w:numPr>
           <w:ilvl w:val="0"/>
-          <w:numId w:val="1078"/>
+          <w:numId w:val="1079"/>
         </w:numPr>
       </w:pPr>
       <w:r>
@@ -15539,7 +15799,7 @@
         <w:pStyle w:val="Compact"/>
         <w:numPr>
           <w:ilvl w:val="0"/>
-          <w:numId w:val="1079"/>
+          <w:numId w:val="1080"/>
         </w:numPr>
       </w:pPr>
       <w:r>
@@ -15561,7 +15821,7 @@
         <w:pStyle w:val="Compact"/>
         <w:numPr>
           <w:ilvl w:val="0"/>
-          <w:numId w:val="1079"/>
+          <w:numId w:val="1080"/>
         </w:numPr>
       </w:pPr>
       <w:r>
@@ -15583,7 +15843,7 @@
         <w:pStyle w:val="Compact"/>
         <w:numPr>
           <w:ilvl w:val="0"/>
-          <w:numId w:val="1079"/>
+          <w:numId w:val="1080"/>
         </w:numPr>
       </w:pPr>
       <w:r>
@@ -15605,7 +15865,7 @@
         <w:pStyle w:val="Compact"/>
         <w:numPr>
           <w:ilvl w:val="0"/>
-          <w:numId w:val="1079"/>
+          <w:numId w:val="1080"/>
         </w:numPr>
       </w:pPr>
       <w:r>
@@ -15735,7 +15995,7 @@
         <w:pStyle w:val="Compact"/>
         <w:numPr>
           <w:ilvl w:val="0"/>
-          <w:numId w:val="1080"/>
+          <w:numId w:val="1081"/>
         </w:numPr>
       </w:pPr>
       <w:r>
@@ -15757,7 +16017,7 @@
         <w:pStyle w:val="Compact"/>
         <w:numPr>
           <w:ilvl w:val="0"/>
-          <w:numId w:val="1080"/>
+          <w:numId w:val="1081"/>
         </w:numPr>
       </w:pPr>
       <w:r>
@@ -15779,7 +16039,7 @@
         <w:pStyle w:val="Compact"/>
         <w:numPr>
           <w:ilvl w:val="0"/>
-          <w:numId w:val="1080"/>
+          <w:numId w:val="1081"/>
         </w:numPr>
       </w:pPr>
       <w:r>
@@ -15807,7 +16067,7 @@
         <w:pStyle w:val="Compact"/>
         <w:numPr>
           <w:ilvl w:val="0"/>
-          <w:numId w:val="1080"/>
+          <w:numId w:val="1081"/>
         </w:numPr>
       </w:pPr>
       <w:r>
@@ -15841,7 +16101,7 @@
         <w:pStyle w:val="Compact"/>
         <w:numPr>
           <w:ilvl w:val="0"/>
-          <w:numId w:val="1081"/>
+          <w:numId w:val="1082"/>
         </w:numPr>
       </w:pPr>
       <w:r>
@@ -15863,7 +16123,7 @@
         <w:pStyle w:val="Compact"/>
         <w:numPr>
           <w:ilvl w:val="0"/>
-          <w:numId w:val="1081"/>
+          <w:numId w:val="1082"/>
         </w:numPr>
       </w:pPr>
       <w:r>
@@ -15885,7 +16145,7 @@
         <w:pStyle w:val="Compact"/>
         <w:numPr>
           <w:ilvl w:val="0"/>
-          <w:numId w:val="1081"/>
+          <w:numId w:val="1082"/>
         </w:numPr>
       </w:pPr>
       <w:r>
@@ -15907,7 +16167,7 @@
         <w:pStyle w:val="Compact"/>
         <w:numPr>
           <w:ilvl w:val="0"/>
-          <w:numId w:val="1081"/>
+          <w:numId w:val="1082"/>
         </w:numPr>
       </w:pPr>
       <w:r>
@@ -16043,7 +16303,7 @@
         <w:pStyle w:val="Compact"/>
         <w:numPr>
           <w:ilvl w:val="0"/>
-          <w:numId w:val="1082"/>
+          <w:numId w:val="1083"/>
         </w:numPr>
       </w:pPr>
       <w:r>
@@ -16065,7 +16325,7 @@
         <w:pStyle w:val="Compact"/>
         <w:numPr>
           <w:ilvl w:val="0"/>
-          <w:numId w:val="1082"/>
+          <w:numId w:val="1083"/>
         </w:numPr>
       </w:pPr>
       <w:r>
@@ -16087,7 +16347,7 @@
         <w:pStyle w:val="Compact"/>
         <w:numPr>
           <w:ilvl w:val="0"/>
-          <w:numId w:val="1082"/>
+          <w:numId w:val="1083"/>
         </w:numPr>
       </w:pPr>
       <w:r>
@@ -16109,7 +16369,7 @@
         <w:pStyle w:val="Compact"/>
         <w:numPr>
           <w:ilvl w:val="0"/>
-          <w:numId w:val="1082"/>
+          <w:numId w:val="1083"/>
         </w:numPr>
       </w:pPr>
       <w:r>
@@ -16143,7 +16403,7 @@
         <w:pStyle w:val="Compact"/>
         <w:numPr>
           <w:ilvl w:val="0"/>
-          <w:numId w:val="1083"/>
+          <w:numId w:val="1084"/>
         </w:numPr>
       </w:pPr>
       <w:r>
@@ -16165,7 +16425,7 @@
         <w:pStyle w:val="Compact"/>
         <w:numPr>
           <w:ilvl w:val="0"/>
-          <w:numId w:val="1083"/>
+          <w:numId w:val="1084"/>
         </w:numPr>
       </w:pPr>
       <w:r>
@@ -16187,7 +16447,7 @@
         <w:pStyle w:val="Compact"/>
         <w:numPr>
           <w:ilvl w:val="0"/>
-          <w:numId w:val="1083"/>
+          <w:numId w:val="1084"/>
         </w:numPr>
       </w:pPr>
       <w:r>
@@ -16209,7 +16469,7 @@
         <w:pStyle w:val="Compact"/>
         <w:numPr>
           <w:ilvl w:val="0"/>
-          <w:numId w:val="1083"/>
+          <w:numId w:val="1084"/>
         </w:numPr>
       </w:pPr>
       <w:r>
@@ -16339,7 +16599,7 @@
         <w:pStyle w:val="Compact"/>
         <w:numPr>
           <w:ilvl w:val="0"/>
-          <w:numId w:val="1084"/>
+          <w:numId w:val="1085"/>
         </w:numPr>
       </w:pPr>
       <w:r>
@@ -16361,7 +16621,7 @@
         <w:pStyle w:val="Compact"/>
         <w:numPr>
           <w:ilvl w:val="0"/>
-          <w:numId w:val="1084"/>
+          <w:numId w:val="1085"/>
         </w:numPr>
       </w:pPr>
       <w:r>
@@ -16383,7 +16643,7 @@
         <w:pStyle w:val="Compact"/>
         <w:numPr>
           <w:ilvl w:val="0"/>
-          <w:numId w:val="1084"/>
+          <w:numId w:val="1085"/>
         </w:numPr>
       </w:pPr>
       <w:r>
@@ -16405,7 +16665,7 @@
         <w:pStyle w:val="Compact"/>
         <w:numPr>
           <w:ilvl w:val="0"/>
-          <w:numId w:val="1084"/>
+          <w:numId w:val="1085"/>
         </w:numPr>
       </w:pPr>
       <w:r>
@@ -16439,7 +16699,7 @@
         <w:pStyle w:val="Compact"/>
         <w:numPr>
           <w:ilvl w:val="0"/>
-          <w:numId w:val="1085"/>
+          <w:numId w:val="1086"/>
         </w:numPr>
       </w:pPr>
       <w:r>
@@ -16461,7 +16721,7 @@
         <w:pStyle w:val="Compact"/>
         <w:numPr>
           <w:ilvl w:val="0"/>
-          <w:numId w:val="1085"/>
+          <w:numId w:val="1086"/>
         </w:numPr>
       </w:pPr>
       <w:r>
@@ -16483,7 +16743,7 @@
         <w:pStyle w:val="Compact"/>
         <w:numPr>
           <w:ilvl w:val="0"/>
-          <w:numId w:val="1085"/>
+          <w:numId w:val="1086"/>
         </w:numPr>
       </w:pPr>
       <w:r>
@@ -16505,7 +16765,7 @@
         <w:pStyle w:val="Compact"/>
         <w:numPr>
           <w:ilvl w:val="0"/>
-          <w:numId w:val="1085"/>
+          <w:numId w:val="1086"/>
         </w:numPr>
       </w:pPr>
       <w:r>
@@ -16635,7 +16895,7 @@
         <w:pStyle w:val="Compact"/>
         <w:numPr>
           <w:ilvl w:val="0"/>
-          <w:numId w:val="1086"/>
+          <w:numId w:val="1087"/>
         </w:numPr>
       </w:pPr>
       <w:r>
@@ -16657,7 +16917,7 @@
         <w:pStyle w:val="Compact"/>
         <w:numPr>
           <w:ilvl w:val="0"/>
-          <w:numId w:val="1086"/>
+          <w:numId w:val="1087"/>
         </w:numPr>
       </w:pPr>
       <w:r>
@@ -16679,7 +16939,7 @@
         <w:pStyle w:val="Compact"/>
         <w:numPr>
           <w:ilvl w:val="0"/>
-          <w:numId w:val="1086"/>
+          <w:numId w:val="1087"/>
         </w:numPr>
       </w:pPr>
       <w:r>
@@ -16713,7 +16973,7 @@
         <w:pStyle w:val="Compact"/>
         <w:numPr>
           <w:ilvl w:val="0"/>
-          <w:numId w:val="1087"/>
+          <w:numId w:val="1088"/>
         </w:numPr>
       </w:pPr>
       <w:r>
@@ -16735,7 +16995,7 @@
         <w:pStyle w:val="Compact"/>
         <w:numPr>
           <w:ilvl w:val="0"/>
-          <w:numId w:val="1087"/>
+          <w:numId w:val="1088"/>
         </w:numPr>
       </w:pPr>
       <w:r>
@@ -16757,7 +17017,7 @@
         <w:pStyle w:val="Compact"/>
         <w:numPr>
           <w:ilvl w:val="0"/>
-          <w:numId w:val="1087"/>
+          <w:numId w:val="1088"/>
         </w:numPr>
       </w:pPr>
       <w:r>
@@ -16779,7 +17039,7 @@
         <w:pStyle w:val="Compact"/>
         <w:numPr>
           <w:ilvl w:val="0"/>
-          <w:numId w:val="1087"/>
+          <w:numId w:val="1088"/>
         </w:numPr>
       </w:pPr>
       <w:r>
@@ -16909,7 +17169,7 @@
         <w:pStyle w:val="Compact"/>
         <w:numPr>
           <w:ilvl w:val="0"/>
-          <w:numId w:val="1088"/>
+          <w:numId w:val="1089"/>
         </w:numPr>
       </w:pPr>
       <w:r>
@@ -16931,7 +17191,7 @@
         <w:pStyle w:val="Compact"/>
         <w:numPr>
           <w:ilvl w:val="0"/>
-          <w:numId w:val="1088"/>
+          <w:numId w:val="1089"/>
         </w:numPr>
       </w:pPr>
       <w:r>
@@ -16953,7 +17213,7 @@
         <w:pStyle w:val="Compact"/>
         <w:numPr>
           <w:ilvl w:val="0"/>
-          <w:numId w:val="1088"/>
+          <w:numId w:val="1089"/>
         </w:numPr>
       </w:pPr>
       <w:r>
@@ -16987,7 +17247,7 @@
         <w:pStyle w:val="Compact"/>
         <w:numPr>
           <w:ilvl w:val="0"/>
-          <w:numId w:val="1089"/>
+          <w:numId w:val="1090"/>
         </w:numPr>
       </w:pPr>
       <w:r>
@@ -17009,7 +17269,7 @@
         <w:pStyle w:val="Compact"/>
         <w:numPr>
           <w:ilvl w:val="0"/>
-          <w:numId w:val="1089"/>
+          <w:numId w:val="1090"/>
         </w:numPr>
       </w:pPr>
       <w:r>
@@ -17031,7 +17291,7 @@
         <w:pStyle w:val="Compact"/>
         <w:numPr>
           <w:ilvl w:val="0"/>
-          <w:numId w:val="1089"/>
+          <w:numId w:val="1090"/>
         </w:numPr>
       </w:pPr>
       <w:r>
@@ -17053,7 +17313,7 @@
         <w:pStyle w:val="Compact"/>
         <w:numPr>
           <w:ilvl w:val="0"/>
-          <w:numId w:val="1089"/>
+          <w:numId w:val="1090"/>
         </w:numPr>
       </w:pPr>
       <w:r>
@@ -17183,7 +17443,7 @@
         <w:pStyle w:val="Compact"/>
         <w:numPr>
           <w:ilvl w:val="0"/>
-          <w:numId w:val="1090"/>
+          <w:numId w:val="1091"/>
         </w:numPr>
       </w:pPr>
       <w:r>
@@ -17205,7 +17465,7 @@
         <w:pStyle w:val="Compact"/>
         <w:numPr>
           <w:ilvl w:val="0"/>
-          <w:numId w:val="1090"/>
+          <w:numId w:val="1091"/>
         </w:numPr>
       </w:pPr>
       <w:r>
@@ -17227,7 +17487,7 @@
         <w:pStyle w:val="Compact"/>
         <w:numPr>
           <w:ilvl w:val="0"/>
-          <w:numId w:val="1090"/>
+          <w:numId w:val="1091"/>
         </w:numPr>
       </w:pPr>
       <w:r>
@@ -17261,7 +17521,7 @@
         <w:pStyle w:val="Compact"/>
         <w:numPr>
           <w:ilvl w:val="0"/>
-          <w:numId w:val="1091"/>
+          <w:numId w:val="1092"/>
         </w:numPr>
       </w:pPr>
       <w:r>
@@ -17283,7 +17543,7 @@
         <w:pStyle w:val="Compact"/>
         <w:numPr>
           <w:ilvl w:val="0"/>
-          <w:numId w:val="1091"/>
+          <w:numId w:val="1092"/>
         </w:numPr>
       </w:pPr>
       <w:r>
@@ -17305,7 +17565,7 @@
         <w:pStyle w:val="Compact"/>
         <w:numPr>
           <w:ilvl w:val="0"/>
-          <w:numId w:val="1091"/>
+          <w:numId w:val="1092"/>
         </w:numPr>
       </w:pPr>
       <w:r>
@@ -17327,7 +17587,7 @@
         <w:pStyle w:val="Compact"/>
         <w:numPr>
           <w:ilvl w:val="0"/>
-          <w:numId w:val="1091"/>
+          <w:numId w:val="1092"/>
         </w:numPr>
       </w:pPr>
       <w:r>
@@ -17457,7 +17717,7 @@
         <w:pStyle w:val="Compact"/>
         <w:numPr>
           <w:ilvl w:val="0"/>
-          <w:numId w:val="1092"/>
+          <w:numId w:val="1093"/>
         </w:numPr>
       </w:pPr>
       <w:r>
@@ -17479,7 +17739,7 @@
         <w:pStyle w:val="Compact"/>
         <w:numPr>
           <w:ilvl w:val="0"/>
-          <w:numId w:val="1092"/>
+          <w:numId w:val="1093"/>
         </w:numPr>
       </w:pPr>
       <w:r>
@@ -17501,7 +17761,7 @@
         <w:pStyle w:val="Compact"/>
         <w:numPr>
           <w:ilvl w:val="0"/>
-          <w:numId w:val="1092"/>
+          <w:numId w:val="1093"/>
         </w:numPr>
       </w:pPr>
       <w:r>
@@ -17529,7 +17789,7 @@
         <w:pStyle w:val="Compact"/>
         <w:numPr>
           <w:ilvl w:val="0"/>
-          <w:numId w:val="1092"/>
+          <w:numId w:val="1093"/>
         </w:numPr>
       </w:pPr>
       <w:r>
@@ -17563,7 +17823,7 @@
         <w:pStyle w:val="Compact"/>
         <w:numPr>
           <w:ilvl w:val="0"/>
-          <w:numId w:val="1093"/>
+          <w:numId w:val="1094"/>
         </w:numPr>
       </w:pPr>
       <w:r>
@@ -17585,7 +17845,7 @@
         <w:pStyle w:val="Compact"/>
         <w:numPr>
           <w:ilvl w:val="0"/>
-          <w:numId w:val="1093"/>
+          <w:numId w:val="1094"/>
         </w:numPr>
       </w:pPr>
       <w:r>
@@ -17607,7 +17867,7 @@
         <w:pStyle w:val="Compact"/>
         <w:numPr>
           <w:ilvl w:val="0"/>
-          <w:numId w:val="1093"/>
+          <w:numId w:val="1094"/>
         </w:numPr>
       </w:pPr>
       <w:r>
@@ -17629,7 +17889,7 @@
         <w:pStyle w:val="Compact"/>
         <w:numPr>
           <w:ilvl w:val="0"/>
-          <w:numId w:val="1093"/>
+          <w:numId w:val="1094"/>
         </w:numPr>
       </w:pPr>
       <w:r>
@@ -17759,7 +18019,7 @@
         <w:pStyle w:val="Compact"/>
         <w:numPr>
           <w:ilvl w:val="0"/>
-          <w:numId w:val="1094"/>
+          <w:numId w:val="1095"/>
         </w:numPr>
       </w:pPr>
       <w:r>
@@ -17781,7 +18041,7 @@
         <w:pStyle w:val="Compact"/>
         <w:numPr>
           <w:ilvl w:val="0"/>
-          <w:numId w:val="1094"/>
+          <w:numId w:val="1095"/>
         </w:numPr>
       </w:pPr>
       <w:r>
@@ -17803,7 +18063,7 @@
         <w:pStyle w:val="Compact"/>
         <w:numPr>
           <w:ilvl w:val="0"/>
-          <w:numId w:val="1094"/>
+          <w:numId w:val="1095"/>
         </w:numPr>
       </w:pPr>
       <w:r>
@@ -17843,7 +18103,7 @@
         <w:pStyle w:val="Compact"/>
         <w:numPr>
           <w:ilvl w:val="0"/>
-          <w:numId w:val="1095"/>
+          <w:numId w:val="1096"/>
         </w:numPr>
       </w:pPr>
       <w:r>
@@ -17865,7 +18125,7 @@
         <w:pStyle w:val="Compact"/>
         <w:numPr>
           <w:ilvl w:val="0"/>
-          <w:numId w:val="1095"/>
+          <w:numId w:val="1096"/>
         </w:numPr>
       </w:pPr>
       <w:r>
@@ -17887,7 +18147,7 @@
         <w:pStyle w:val="Compact"/>
         <w:numPr>
           <w:ilvl w:val="0"/>
-          <w:numId w:val="1095"/>
+          <w:numId w:val="1096"/>
         </w:numPr>
       </w:pPr>
       <w:r>
@@ -17909,7 +18169,7 @@
         <w:pStyle w:val="Compact"/>
         <w:numPr>
           <w:ilvl w:val="0"/>
-          <w:numId w:val="1095"/>
+          <w:numId w:val="1096"/>
         </w:numPr>
       </w:pPr>
       <w:r>
@@ -18039,7 +18299,7 @@
         <w:pStyle w:val="Compact"/>
         <w:numPr>
           <w:ilvl w:val="0"/>
-          <w:numId w:val="1096"/>
+          <w:numId w:val="1097"/>
         </w:numPr>
       </w:pPr>
       <w:r>
@@ -18061,7 +18321,7 @@
         <w:pStyle w:val="Compact"/>
         <w:numPr>
           <w:ilvl w:val="0"/>
-          <w:numId w:val="1096"/>
+          <w:numId w:val="1097"/>
         </w:numPr>
       </w:pPr>
       <w:r>
@@ -18083,7 +18343,7 @@
         <w:pStyle w:val="Compact"/>
         <w:numPr>
           <w:ilvl w:val="0"/>
-          <w:numId w:val="1096"/>
+          <w:numId w:val="1097"/>
         </w:numPr>
       </w:pPr>
       <w:r>
@@ -18117,7 +18377,7 @@
         <w:pStyle w:val="Compact"/>
         <w:numPr>
           <w:ilvl w:val="0"/>
-          <w:numId w:val="1097"/>
+          <w:numId w:val="1098"/>
         </w:numPr>
       </w:pPr>
       <w:r>
@@ -18139,7 +18399,7 @@
         <w:pStyle w:val="Compact"/>
         <w:numPr>
           <w:ilvl w:val="0"/>
-          <w:numId w:val="1097"/>
+          <w:numId w:val="1098"/>
         </w:numPr>
       </w:pPr>
       <w:r>
@@ -18161,7 +18421,7 @@
         <w:pStyle w:val="Compact"/>
         <w:numPr>
           <w:ilvl w:val="0"/>
-          <w:numId w:val="1097"/>
+          <w:numId w:val="1098"/>
         </w:numPr>
       </w:pPr>
       <w:r>
@@ -18183,7 +18443,7 @@
         <w:pStyle w:val="Compact"/>
         <w:numPr>
           <w:ilvl w:val="0"/>
-          <w:numId w:val="1097"/>
+          <w:numId w:val="1098"/>
         </w:numPr>
       </w:pPr>
       <w:r>
@@ -18313,7 +18573,7 @@
         <w:pStyle w:val="Compact"/>
         <w:numPr>
           <w:ilvl w:val="0"/>
-          <w:numId w:val="1098"/>
+          <w:numId w:val="1099"/>
         </w:numPr>
       </w:pPr>
       <w:r>
@@ -18335,7 +18595,7 @@
         <w:pStyle w:val="Compact"/>
         <w:numPr>
           <w:ilvl w:val="0"/>
-          <w:numId w:val="1098"/>
+          <w:numId w:val="1099"/>
         </w:numPr>
       </w:pPr>
       <w:r>
@@ -18357,7 +18617,7 @@
         <w:pStyle w:val="Compact"/>
         <w:numPr>
           <w:ilvl w:val="0"/>
-          <w:numId w:val="1098"/>
+          <w:numId w:val="1099"/>
         </w:numPr>
       </w:pPr>
       <w:r>
@@ -18391,7 +18651,7 @@
         <w:pStyle w:val="Compact"/>
         <w:numPr>
           <w:ilvl w:val="0"/>
-          <w:numId w:val="1099"/>
+          <w:numId w:val="1100"/>
         </w:numPr>
       </w:pPr>
       <w:r>
@@ -18413,7 +18673,7 @@
         <w:pStyle w:val="Compact"/>
         <w:numPr>
           <w:ilvl w:val="0"/>
-          <w:numId w:val="1099"/>
+          <w:numId w:val="1100"/>
         </w:numPr>
       </w:pPr>
       <w:r>
@@ -18435,7 +18695,7 @@
         <w:pStyle w:val="Compact"/>
         <w:numPr>
           <w:ilvl w:val="0"/>
-          <w:numId w:val="1099"/>
+          <w:numId w:val="1100"/>
         </w:numPr>
       </w:pPr>
       <w:r>
@@ -18457,7 +18717,7 @@
         <w:pStyle w:val="Compact"/>
         <w:numPr>
           <w:ilvl w:val="0"/>
-          <w:numId w:val="1099"/>
+          <w:numId w:val="1100"/>
         </w:numPr>
       </w:pPr>
       <w:r>
@@ -18587,7 +18847,7 @@
         <w:pStyle w:val="Compact"/>
         <w:numPr>
           <w:ilvl w:val="0"/>
-          <w:numId w:val="1100"/>
+          <w:numId w:val="1101"/>
         </w:numPr>
       </w:pPr>
       <w:r>
@@ -18609,7 +18869,7 @@
         <w:pStyle w:val="Compact"/>
         <w:numPr>
           <w:ilvl w:val="0"/>
-          <w:numId w:val="1100"/>
+          <w:numId w:val="1101"/>
         </w:numPr>
       </w:pPr>
       <w:r>
@@ -18637,7 +18897,7 @@
         <w:pStyle w:val="Compact"/>
         <w:numPr>
           <w:ilvl w:val="0"/>
-          <w:numId w:val="1100"/>
+          <w:numId w:val="1101"/>
         </w:numPr>
       </w:pPr>
       <w:r>
@@ -18671,7 +18931,7 @@
         <w:pStyle w:val="Compact"/>
         <w:numPr>
           <w:ilvl w:val="0"/>
-          <w:numId w:val="1101"/>
+          <w:numId w:val="1102"/>
         </w:numPr>
       </w:pPr>
       <w:r>
@@ -18693,7 +18953,7 @@
         <w:pStyle w:val="Compact"/>
         <w:numPr>
           <w:ilvl w:val="0"/>
-          <w:numId w:val="1101"/>
+          <w:numId w:val="1102"/>
         </w:numPr>
       </w:pPr>
       <w:r>
@@ -18715,7 +18975,7 @@
         <w:pStyle w:val="Compact"/>
         <w:numPr>
           <w:ilvl w:val="0"/>
-          <w:numId w:val="1101"/>
+          <w:numId w:val="1102"/>
         </w:numPr>
       </w:pPr>
       <w:r>
@@ -18737,7 +18997,7 @@
         <w:pStyle w:val="Compact"/>
         <w:numPr>
           <w:ilvl w:val="0"/>
-          <w:numId w:val="1101"/>
+          <w:numId w:val="1102"/>
         </w:numPr>
       </w:pPr>
       <w:r>
@@ -18867,7 +19127,7 @@
         <w:pStyle w:val="Compact"/>
         <w:numPr>
           <w:ilvl w:val="0"/>
-          <w:numId w:val="1102"/>
+          <w:numId w:val="1103"/>
         </w:numPr>
       </w:pPr>
       <w:r>
@@ -18889,7 +19149,7 @@
         <w:pStyle w:val="Compact"/>
         <w:numPr>
           <w:ilvl w:val="0"/>
-          <w:numId w:val="1102"/>
+          <w:numId w:val="1103"/>
         </w:numPr>
       </w:pPr>
       <w:r>
@@ -18911,7 +19171,7 @@
         <w:pStyle w:val="Compact"/>
         <w:numPr>
           <w:ilvl w:val="0"/>
-          <w:numId w:val="1102"/>
+          <w:numId w:val="1103"/>
         </w:numPr>
       </w:pPr>
       <w:r>
@@ -18945,7 +19205,7 @@
         <w:pStyle w:val="Compact"/>
         <w:numPr>
           <w:ilvl w:val="0"/>
-          <w:numId w:val="1103"/>
+          <w:numId w:val="1104"/>
         </w:numPr>
       </w:pPr>
       <w:r>
@@ -18967,7 +19227,7 @@
         <w:pStyle w:val="Compact"/>
         <w:numPr>
           <w:ilvl w:val="0"/>
-          <w:numId w:val="1103"/>
+          <w:numId w:val="1104"/>
         </w:numPr>
       </w:pPr>
       <w:r>
@@ -18989,7 +19249,7 @@
         <w:pStyle w:val="Compact"/>
         <w:numPr>
           <w:ilvl w:val="0"/>
-          <w:numId w:val="1103"/>
+          <w:numId w:val="1104"/>
         </w:numPr>
       </w:pPr>
       <w:r>
@@ -19011,7 +19271,7 @@
         <w:pStyle w:val="Compact"/>
         <w:numPr>
           <w:ilvl w:val="0"/>
-          <w:numId w:val="1103"/>
+          <w:numId w:val="1104"/>
         </w:numPr>
       </w:pPr>
       <w:r>
@@ -19135,7 +19395,7 @@
         <w:pStyle w:val="Compact"/>
         <w:numPr>
           <w:ilvl w:val="0"/>
-          <w:numId w:val="1104"/>
+          <w:numId w:val="1105"/>
         </w:numPr>
       </w:pPr>
       <w:r>
@@ -19157,7 +19417,7 @@
         <w:pStyle w:val="Compact"/>
         <w:numPr>
           <w:ilvl w:val="0"/>
-          <w:numId w:val="1104"/>
+          <w:numId w:val="1105"/>
         </w:numPr>
       </w:pPr>
       <w:r>
@@ -19185,7 +19445,7 @@
         <w:pStyle w:val="Compact"/>
         <w:numPr>
           <w:ilvl w:val="0"/>
-          <w:numId w:val="1104"/>
+          <w:numId w:val="1105"/>
         </w:numPr>
       </w:pPr>
       <w:r>
@@ -19207,7 +19467,7 @@
         <w:pStyle w:val="Compact"/>
         <w:numPr>
           <w:ilvl w:val="0"/>
-          <w:numId w:val="1104"/>
+          <w:numId w:val="1105"/>
         </w:numPr>
       </w:pPr>
       <w:r>
@@ -19241,7 +19501,7 @@
         <w:pStyle w:val="Compact"/>
         <w:numPr>
           <w:ilvl w:val="0"/>
-          <w:numId w:val="1105"/>
+          <w:numId w:val="1106"/>
         </w:numPr>
       </w:pPr>
       <w:r>
@@ -19263,7 +19523,7 @@
         <w:pStyle w:val="Compact"/>
         <w:numPr>
           <w:ilvl w:val="0"/>
-          <w:numId w:val="1105"/>
+          <w:numId w:val="1106"/>
         </w:numPr>
       </w:pPr>
       <w:r>
@@ -19285,7 +19545,7 @@
         <w:pStyle w:val="Compact"/>
         <w:numPr>
           <w:ilvl w:val="0"/>
-          <w:numId w:val="1105"/>
+          <w:numId w:val="1106"/>
         </w:numPr>
       </w:pPr>
       <w:r>
@@ -19307,7 +19567,7 @@
         <w:pStyle w:val="Compact"/>
         <w:numPr>
           <w:ilvl w:val="0"/>
-          <w:numId w:val="1105"/>
+          <w:numId w:val="1106"/>
         </w:numPr>
       </w:pPr>
       <w:r>
@@ -19431,7 +19691,7 @@
         <w:pStyle w:val="Compact"/>
         <w:numPr>
           <w:ilvl w:val="0"/>
-          <w:numId w:val="1106"/>
+          <w:numId w:val="1107"/>
         </w:numPr>
       </w:pPr>
       <w:r>
@@ -19453,7 +19713,7 @@
         <w:pStyle w:val="Compact"/>
         <w:numPr>
           <w:ilvl w:val="0"/>
-          <w:numId w:val="1106"/>
+          <w:numId w:val="1107"/>
         </w:numPr>
       </w:pPr>
       <w:r>
@@ -19475,7 +19735,7 @@
         <w:pStyle w:val="Compact"/>
         <w:numPr>
           <w:ilvl w:val="0"/>
-          <w:numId w:val="1106"/>
+          <w:numId w:val="1107"/>
         </w:numPr>
       </w:pPr>
       <w:r>
@@ -19509,7 +19769,7 @@
         <w:pStyle w:val="Compact"/>
         <w:numPr>
           <w:ilvl w:val="0"/>
-          <w:numId w:val="1107"/>
+          <w:numId w:val="1108"/>
         </w:numPr>
       </w:pPr>
       <w:r>
@@ -19531,7 +19791,7 @@
         <w:pStyle w:val="Compact"/>
         <w:numPr>
           <w:ilvl w:val="0"/>
-          <w:numId w:val="1107"/>
+          <w:numId w:val="1108"/>
         </w:numPr>
       </w:pPr>
       <w:r>
@@ -19553,7 +19813,7 @@
         <w:pStyle w:val="Compact"/>
         <w:numPr>
           <w:ilvl w:val="0"/>
-          <w:numId w:val="1107"/>
+          <w:numId w:val="1108"/>
         </w:numPr>
       </w:pPr>
       <w:r>
@@ -19575,7 +19835,7 @@
         <w:pStyle w:val="Compact"/>
         <w:numPr>
           <w:ilvl w:val="0"/>
-          <w:numId w:val="1107"/>
+          <w:numId w:val="1108"/>
         </w:numPr>
       </w:pPr>
       <w:r>
@@ -19705,7 +19965,7 @@
         <w:pStyle w:val="Compact"/>
         <w:numPr>
           <w:ilvl w:val="0"/>
-          <w:numId w:val="1108"/>
+          <w:numId w:val="1109"/>
         </w:numPr>
       </w:pPr>
       <w:r>
@@ -19727,7 +19987,7 @@
         <w:pStyle w:val="Compact"/>
         <w:numPr>
           <w:ilvl w:val="0"/>
-          <w:numId w:val="1108"/>
+          <w:numId w:val="1109"/>
         </w:numPr>
       </w:pPr>
       <w:r>
@@ -19749,7 +20009,7 @@
         <w:pStyle w:val="Compact"/>
         <w:numPr>
           <w:ilvl w:val="0"/>
-          <w:numId w:val="1108"/>
+          <w:numId w:val="1109"/>
         </w:numPr>
       </w:pPr>
       <w:r>
@@ -19783,7 +20043,7 @@
         <w:pStyle w:val="Compact"/>
         <w:numPr>
           <w:ilvl w:val="0"/>
-          <w:numId w:val="1109"/>
+          <w:numId w:val="1110"/>
         </w:numPr>
       </w:pPr>
       <w:r>
@@ -19805,7 +20065,7 @@
         <w:pStyle w:val="Compact"/>
         <w:numPr>
           <w:ilvl w:val="0"/>
-          <w:numId w:val="1109"/>
+          <w:numId w:val="1110"/>
         </w:numPr>
       </w:pPr>
       <w:r>
@@ -19827,7 +20087,7 @@
         <w:pStyle w:val="Compact"/>
         <w:numPr>
           <w:ilvl w:val="0"/>
-          <w:numId w:val="1109"/>
+          <w:numId w:val="1110"/>
         </w:numPr>
       </w:pPr>
       <w:r>
@@ -19849,7 +20109,7 @@
         <w:pStyle w:val="Compact"/>
         <w:numPr>
           <w:ilvl w:val="0"/>
-          <w:numId w:val="1109"/>
+          <w:numId w:val="1110"/>
         </w:numPr>
       </w:pPr>
       <w:r>
@@ -19979,7 +20239,7 @@
         <w:pStyle w:val="Compact"/>
         <w:numPr>
           <w:ilvl w:val="0"/>
-          <w:numId w:val="1110"/>
+          <w:numId w:val="1111"/>
         </w:numPr>
       </w:pPr>
       <w:r>
@@ -20001,7 +20261,7 @@
         <w:pStyle w:val="Compact"/>
         <w:numPr>
           <w:ilvl w:val="0"/>
-          <w:numId w:val="1110"/>
+          <w:numId w:val="1111"/>
         </w:numPr>
       </w:pPr>
       <w:r>
@@ -20023,7 +20283,7 @@
         <w:pStyle w:val="Compact"/>
         <w:numPr>
           <w:ilvl w:val="0"/>
-          <w:numId w:val="1110"/>
+          <w:numId w:val="1111"/>
         </w:numPr>
       </w:pPr>
       <w:r>
@@ -20057,7 +20317,7 @@
         <w:pStyle w:val="Compact"/>
         <w:numPr>
           <w:ilvl w:val="0"/>
-          <w:numId w:val="1111"/>
+          <w:numId w:val="1112"/>
         </w:numPr>
       </w:pPr>
       <w:r>
@@ -20079,7 +20339,7 @@
         <w:pStyle w:val="Compact"/>
         <w:numPr>
           <w:ilvl w:val="0"/>
-          <w:numId w:val="1111"/>
+          <w:numId w:val="1112"/>
         </w:numPr>
       </w:pPr>
       <w:r>
@@ -20101,7 +20361,7 @@
         <w:pStyle w:val="Compact"/>
         <w:numPr>
           <w:ilvl w:val="0"/>
-          <w:numId w:val="1111"/>
+          <w:numId w:val="1112"/>
         </w:numPr>
       </w:pPr>
       <w:r>
@@ -20123,7 +20383,7 @@
         <w:pStyle w:val="Compact"/>
         <w:numPr>
           <w:ilvl w:val="0"/>
-          <w:numId w:val="1111"/>
+          <w:numId w:val="1112"/>
         </w:numPr>
       </w:pPr>
       <w:r>
@@ -20253,7 +20513,7 @@
         <w:pStyle w:val="Compact"/>
         <w:numPr>
           <w:ilvl w:val="0"/>
-          <w:numId w:val="1112"/>
+          <w:numId w:val="1113"/>
         </w:numPr>
       </w:pPr>
       <w:r>
@@ -20275,7 +20535,7 @@
         <w:pStyle w:val="Compact"/>
         <w:numPr>
           <w:ilvl w:val="0"/>
-          <w:numId w:val="1112"/>
+          <w:numId w:val="1113"/>
         </w:numPr>
       </w:pPr>
       <w:r>
@@ -20297,7 +20557,7 @@
         <w:pStyle w:val="Compact"/>
         <w:numPr>
           <w:ilvl w:val="0"/>
-          <w:numId w:val="1112"/>
+          <w:numId w:val="1113"/>
         </w:numPr>
       </w:pPr>
       <w:r>
@@ -20331,7 +20591,7 @@
         <w:pStyle w:val="Compact"/>
         <w:numPr>
           <w:ilvl w:val="0"/>
-          <w:numId w:val="1113"/>
+          <w:numId w:val="1114"/>
         </w:numPr>
       </w:pPr>
       <w:r>
@@ -20353,7 +20613,7 @@
         <w:pStyle w:val="Compact"/>
         <w:numPr>
           <w:ilvl w:val="0"/>
-          <w:numId w:val="1113"/>
+          <w:numId w:val="1114"/>
         </w:numPr>
       </w:pPr>
       <w:r>
@@ -20375,7 +20635,7 @@
         <w:pStyle w:val="Compact"/>
         <w:numPr>
           <w:ilvl w:val="0"/>
-          <w:numId w:val="1113"/>
+          <w:numId w:val="1114"/>
         </w:numPr>
       </w:pPr>
       <w:r>
@@ -20397,7 +20657,7 @@
         <w:pStyle w:val="Compact"/>
         <w:numPr>
           <w:ilvl w:val="0"/>
-          <w:numId w:val="1113"/>
+          <w:numId w:val="1114"/>
         </w:numPr>
       </w:pPr>
       <w:r>
@@ -20533,7 +20793,7 @@
         <w:pStyle w:val="Compact"/>
         <w:numPr>
           <w:ilvl w:val="0"/>
-          <w:numId w:val="1114"/>
+          <w:numId w:val="1115"/>
         </w:numPr>
       </w:pPr>
       <w:r>
@@ -20555,7 +20815,7 @@
         <w:pStyle w:val="Compact"/>
         <w:numPr>
           <w:ilvl w:val="0"/>
-          <w:numId w:val="1114"/>
+          <w:numId w:val="1115"/>
         </w:numPr>
       </w:pPr>
       <w:r>
@@ -20577,7 +20837,7 @@
         <w:pStyle w:val="Compact"/>
         <w:numPr>
           <w:ilvl w:val="0"/>
-          <w:numId w:val="1114"/>
+          <w:numId w:val="1115"/>
         </w:numPr>
       </w:pPr>
       <w:r>
@@ -20611,7 +20871,7 @@
         <w:pStyle w:val="Compact"/>
         <w:numPr>
           <w:ilvl w:val="0"/>
-          <w:numId w:val="1115"/>
+          <w:numId w:val="1116"/>
         </w:numPr>
       </w:pPr>
       <w:r>
@@ -20633,7 +20893,7 @@
         <w:pStyle w:val="Compact"/>
         <w:numPr>
           <w:ilvl w:val="0"/>
-          <w:numId w:val="1115"/>
+          <w:numId w:val="1116"/>
         </w:numPr>
       </w:pPr>
       <w:r>
@@ -20655,7 +20915,7 @@
         <w:pStyle w:val="Compact"/>
         <w:numPr>
           <w:ilvl w:val="0"/>
-          <w:numId w:val="1115"/>
+          <w:numId w:val="1116"/>
         </w:numPr>
       </w:pPr>
       <w:r>
@@ -20677,7 +20937,7 @@
         <w:pStyle w:val="Compact"/>
         <w:numPr>
           <w:ilvl w:val="0"/>
-          <w:numId w:val="1115"/>
+          <w:numId w:val="1116"/>
         </w:numPr>
       </w:pPr>
       <w:r>
@@ -20807,7 +21067,7 @@
         <w:pStyle w:val="Compact"/>
         <w:numPr>
           <w:ilvl w:val="0"/>
-          <w:numId w:val="1116"/>
+          <w:numId w:val="1117"/>
         </w:numPr>
       </w:pPr>
       <w:r>
@@ -20829,7 +21089,7 @@
         <w:pStyle w:val="Compact"/>
         <w:numPr>
           <w:ilvl w:val="0"/>
-          <w:numId w:val="1116"/>
+          <w:numId w:val="1117"/>
         </w:numPr>
       </w:pPr>
       <w:r>
@@ -20851,7 +21111,7 @@
         <w:pStyle w:val="Compact"/>
         <w:numPr>
           <w:ilvl w:val="0"/>
-          <w:numId w:val="1116"/>
+          <w:numId w:val="1117"/>
         </w:numPr>
       </w:pPr>
       <w:r>
@@ -20885,7 +21145,7 @@
         <w:pStyle w:val="Compact"/>
         <w:numPr>
           <w:ilvl w:val="0"/>
-          <w:numId w:val="1117"/>
+          <w:numId w:val="1118"/>
         </w:numPr>
       </w:pPr>
       <w:r>
@@ -20907,7 +21167,7 @@
         <w:pStyle w:val="Compact"/>
         <w:numPr>
           <w:ilvl w:val="0"/>
-          <w:numId w:val="1117"/>
+          <w:numId w:val="1118"/>
         </w:numPr>
       </w:pPr>
       <w:r>
@@ -20929,7 +21189,7 @@
         <w:pStyle w:val="Compact"/>
         <w:numPr>
           <w:ilvl w:val="0"/>
-          <w:numId w:val="1117"/>
+          <w:numId w:val="1118"/>
         </w:numPr>
       </w:pPr>
       <w:r>
@@ -20951,7 +21211,7 @@
         <w:pStyle w:val="Compact"/>
         <w:numPr>
           <w:ilvl w:val="0"/>
-          <w:numId w:val="1117"/>
+          <w:numId w:val="1118"/>
         </w:numPr>
       </w:pPr>
       <w:r>
@@ -21081,7 +21341,7 @@
         <w:pStyle w:val="Compact"/>
         <w:numPr>
           <w:ilvl w:val="0"/>
-          <w:numId w:val="1118"/>
+          <w:numId w:val="1119"/>
         </w:numPr>
       </w:pPr>
       <w:r>
@@ -21103,7 +21363,7 @@
         <w:pStyle w:val="Compact"/>
         <w:numPr>
           <w:ilvl w:val="0"/>
-          <w:numId w:val="1118"/>
+          <w:numId w:val="1119"/>
         </w:numPr>
       </w:pPr>
       <w:r>
@@ -21125,7 +21385,7 @@
         <w:pStyle w:val="Compact"/>
         <w:numPr>
           <w:ilvl w:val="0"/>
-          <w:numId w:val="1118"/>
+          <w:numId w:val="1119"/>
         </w:numPr>
       </w:pPr>
       <w:r>
@@ -21159,7 +21419,7 @@
         <w:pStyle w:val="Compact"/>
         <w:numPr>
           <w:ilvl w:val="0"/>
-          <w:numId w:val="1119"/>
+          <w:numId w:val="1120"/>
         </w:numPr>
       </w:pPr>
       <w:r>
@@ -21181,7 +21441,7 @@
         <w:pStyle w:val="Compact"/>
         <w:numPr>
           <w:ilvl w:val="0"/>
-          <w:numId w:val="1119"/>
+          <w:numId w:val="1120"/>
         </w:numPr>
       </w:pPr>
       <w:r>
@@ -21203,7 +21463,7 @@
         <w:pStyle w:val="Compact"/>
         <w:numPr>
           <w:ilvl w:val="0"/>
-          <w:numId w:val="1119"/>
+          <w:numId w:val="1120"/>
         </w:numPr>
       </w:pPr>
       <w:r>
@@ -21225,7 +21485,7 @@
         <w:pStyle w:val="Compact"/>
         <w:numPr>
           <w:ilvl w:val="0"/>
-          <w:numId w:val="1119"/>
+          <w:numId w:val="1120"/>
         </w:numPr>
       </w:pPr>
       <w:r>
@@ -21355,7 +21615,7 @@
         <w:pStyle w:val="Compact"/>
         <w:numPr>
           <w:ilvl w:val="0"/>
-          <w:numId w:val="1120"/>
+          <w:numId w:val="1121"/>
         </w:numPr>
       </w:pPr>
       <w:r>
@@ -21377,7 +21637,7 @@
         <w:pStyle w:val="Compact"/>
         <w:numPr>
           <w:ilvl w:val="0"/>
-          <w:numId w:val="1120"/>
+          <w:numId w:val="1121"/>
         </w:numPr>
       </w:pPr>
       <w:r>
@@ -21399,7 +21659,7 @@
         <w:pStyle w:val="Compact"/>
         <w:numPr>
           <w:ilvl w:val="0"/>
-          <w:numId w:val="1120"/>
+          <w:numId w:val="1121"/>
         </w:numPr>
       </w:pPr>
       <w:r>
@@ -21433,7 +21693,7 @@
         <w:pStyle w:val="Compact"/>
         <w:numPr>
           <w:ilvl w:val="0"/>
-          <w:numId w:val="1121"/>
+          <w:numId w:val="1122"/>
         </w:numPr>
       </w:pPr>
       <w:r>
@@ -21455,7 +21715,7 @@
         <w:pStyle w:val="Compact"/>
         <w:numPr>
           <w:ilvl w:val="0"/>
-          <w:numId w:val="1121"/>
+          <w:numId w:val="1122"/>
         </w:numPr>
       </w:pPr>
       <w:r>
@@ -21477,7 +21737,7 @@
         <w:pStyle w:val="Compact"/>
         <w:numPr>
           <w:ilvl w:val="0"/>
-          <w:numId w:val="1121"/>
+          <w:numId w:val="1122"/>
         </w:numPr>
       </w:pPr>
       <w:r>
@@ -21499,7 +21759,7 @@
         <w:pStyle w:val="Compact"/>
         <w:numPr>
           <w:ilvl w:val="0"/>
-          <w:numId w:val="1121"/>
+          <w:numId w:val="1122"/>
         </w:numPr>
       </w:pPr>
       <w:r>
@@ -21629,7 +21889,7 @@
         <w:pStyle w:val="Compact"/>
         <w:numPr>
           <w:ilvl w:val="0"/>
-          <w:numId w:val="1122"/>
+          <w:numId w:val="1123"/>
         </w:numPr>
       </w:pPr>
       <w:r>
@@ -21651,7 +21911,7 @@
         <w:pStyle w:val="Compact"/>
         <w:numPr>
           <w:ilvl w:val="0"/>
-          <w:numId w:val="1122"/>
+          <w:numId w:val="1123"/>
         </w:numPr>
       </w:pPr>
       <w:r>
@@ -21673,7 +21933,7 @@
         <w:pStyle w:val="Compact"/>
         <w:numPr>
           <w:ilvl w:val="0"/>
-          <w:numId w:val="1122"/>
+          <w:numId w:val="1123"/>
         </w:numPr>
       </w:pPr>
       <w:r>
@@ -21707,7 +21967,7 @@
         <w:pStyle w:val="Compact"/>
         <w:numPr>
           <w:ilvl w:val="0"/>
-          <w:numId w:val="1123"/>
+          <w:numId w:val="1124"/>
         </w:numPr>
       </w:pPr>
       <w:r>
@@ -21729,7 +21989,7 @@
         <w:pStyle w:val="Compact"/>
         <w:numPr>
           <w:ilvl w:val="0"/>
-          <w:numId w:val="1123"/>
+          <w:numId w:val="1124"/>
         </w:numPr>
       </w:pPr>
       <w:r>
@@ -21751,7 +22011,7 @@
         <w:pStyle w:val="Compact"/>
         <w:numPr>
           <w:ilvl w:val="0"/>
-          <w:numId w:val="1123"/>
+          <w:numId w:val="1124"/>
         </w:numPr>
       </w:pPr>
       <w:r>
@@ -21773,7 +22033,7 @@
         <w:pStyle w:val="Compact"/>
         <w:numPr>
           <w:ilvl w:val="0"/>
-          <w:numId w:val="1123"/>
+          <w:numId w:val="1124"/>
         </w:numPr>
       </w:pPr>
       <w:r>
@@ -21909,7 +22169,7 @@
         <w:pStyle w:val="Compact"/>
         <w:numPr>
           <w:ilvl w:val="0"/>
-          <w:numId w:val="1124"/>
+          <w:numId w:val="1125"/>
         </w:numPr>
       </w:pPr>
       <w:r>
@@ -21931,7 +22191,7 @@
         <w:pStyle w:val="Compact"/>
         <w:numPr>
           <w:ilvl w:val="0"/>
-          <w:numId w:val="1124"/>
+          <w:numId w:val="1125"/>
         </w:numPr>
       </w:pPr>
       <w:r>
@@ -21953,7 +22213,7 @@
         <w:pStyle w:val="Compact"/>
         <w:numPr>
           <w:ilvl w:val="0"/>
-          <w:numId w:val="1124"/>
+          <w:numId w:val="1125"/>
         </w:numPr>
       </w:pPr>
       <w:r>
@@ -21987,7 +22247,7 @@
         <w:pStyle w:val="Compact"/>
         <w:numPr>
           <w:ilvl w:val="0"/>
-          <w:numId w:val="1125"/>
+          <w:numId w:val="1126"/>
         </w:numPr>
       </w:pPr>
       <w:r>
@@ -22009,7 +22269,7 @@
         <w:pStyle w:val="Compact"/>
         <w:numPr>
           <w:ilvl w:val="0"/>
-          <w:numId w:val="1125"/>
+          <w:numId w:val="1126"/>
         </w:numPr>
       </w:pPr>
       <w:r>
@@ -22031,7 +22291,7 @@
         <w:pStyle w:val="Compact"/>
         <w:numPr>
           <w:ilvl w:val="0"/>
-          <w:numId w:val="1125"/>
+          <w:numId w:val="1126"/>
         </w:numPr>
       </w:pPr>
       <w:r>
@@ -22053,7 +22313,7 @@
         <w:pStyle w:val="Compact"/>
         <w:numPr>
           <w:ilvl w:val="0"/>
-          <w:numId w:val="1125"/>
+          <w:numId w:val="1126"/>
         </w:numPr>
       </w:pPr>
       <w:r>
@@ -22183,7 +22443,7 @@
         <w:pStyle w:val="Compact"/>
         <w:numPr>
           <w:ilvl w:val="0"/>
-          <w:numId w:val="1126"/>
+          <w:numId w:val="1127"/>
         </w:numPr>
       </w:pPr>
       <w:r>
@@ -22205,7 +22465,7 @@
         <w:pStyle w:val="Compact"/>
         <w:numPr>
           <w:ilvl w:val="0"/>
-          <w:numId w:val="1126"/>
+          <w:numId w:val="1127"/>
         </w:numPr>
       </w:pPr>
       <w:r>
@@ -22227,7 +22487,7 @@
         <w:pStyle w:val="Compact"/>
         <w:numPr>
           <w:ilvl w:val="0"/>
-          <w:numId w:val="1126"/>
+          <w:numId w:val="1127"/>
         </w:numPr>
       </w:pPr>
       <w:r>
@@ -22261,7 +22521,7 @@
         <w:pStyle w:val="Compact"/>
         <w:numPr>
           <w:ilvl w:val="0"/>
-          <w:numId w:val="1127"/>
+          <w:numId w:val="1128"/>
         </w:numPr>
       </w:pPr>
       <w:r>
@@ -22283,7 +22543,7 @@
         <w:pStyle w:val="Compact"/>
         <w:numPr>
           <w:ilvl w:val="0"/>
-          <w:numId w:val="1127"/>
+          <w:numId w:val="1128"/>
         </w:numPr>
       </w:pPr>
       <w:r>
@@ -22305,7 +22565,7 @@
         <w:pStyle w:val="Compact"/>
         <w:numPr>
           <w:ilvl w:val="0"/>
-          <w:numId w:val="1127"/>
+          <w:numId w:val="1128"/>
         </w:numPr>
       </w:pPr>
       <w:r>
@@ -22327,7 +22587,7 @@
         <w:pStyle w:val="Compact"/>
         <w:numPr>
           <w:ilvl w:val="0"/>
-          <w:numId w:val="1127"/>
+          <w:numId w:val="1128"/>
         </w:numPr>
       </w:pPr>
       <w:r>
@@ -22463,7 +22723,7 @@
         <w:pStyle w:val="Compact"/>
         <w:numPr>
           <w:ilvl w:val="0"/>
-          <w:numId w:val="1128"/>
+          <w:numId w:val="1129"/>
         </w:numPr>
       </w:pPr>
       <w:r>
@@ -22485,7 +22745,7 @@
         <w:pStyle w:val="Compact"/>
         <w:numPr>
           <w:ilvl w:val="0"/>
-          <w:numId w:val="1128"/>
+          <w:numId w:val="1129"/>
         </w:numPr>
       </w:pPr>
       <w:r>
@@ -22507,7 +22767,7 @@
         <w:pStyle w:val="Compact"/>
         <w:numPr>
           <w:ilvl w:val="0"/>
-          <w:numId w:val="1128"/>
+          <w:numId w:val="1129"/>
         </w:numPr>
       </w:pPr>
       <w:r>
@@ -22529,7 +22789,7 @@
         <w:pStyle w:val="Compact"/>
         <w:numPr>
           <w:ilvl w:val="0"/>
-          <w:numId w:val="1128"/>
+          <w:numId w:val="1129"/>
         </w:numPr>
       </w:pPr>
       <w:r>
@@ -22563,7 +22823,7 @@
         <w:pStyle w:val="Compact"/>
         <w:numPr>
           <w:ilvl w:val="0"/>
-          <w:numId w:val="1129"/>
+          <w:numId w:val="1130"/>
         </w:numPr>
       </w:pPr>
       <w:r>
@@ -22585,7 +22845,7 @@
         <w:pStyle w:val="Compact"/>
         <w:numPr>
           <w:ilvl w:val="0"/>
-          <w:numId w:val="1129"/>
+          <w:numId w:val="1130"/>
         </w:numPr>
       </w:pPr>
       <w:r>
@@ -22607,7 +22867,7 @@
         <w:pStyle w:val="Compact"/>
         <w:numPr>
           <w:ilvl w:val="0"/>
-          <w:numId w:val="1129"/>
+          <w:numId w:val="1130"/>
         </w:numPr>
       </w:pPr>
       <w:r>
@@ -22629,7 +22889,7 @@
         <w:pStyle w:val="Compact"/>
         <w:numPr>
           <w:ilvl w:val="0"/>
-          <w:numId w:val="1129"/>
+          <w:numId w:val="1130"/>
         </w:numPr>
       </w:pPr>
       <w:r>
@@ -22765,7 +23025,7 @@
         <w:pStyle w:val="Compact"/>
         <w:numPr>
           <w:ilvl w:val="0"/>
-          <w:numId w:val="1130"/>
+          <w:numId w:val="1131"/>
         </w:numPr>
       </w:pPr>
       <w:r>
@@ -22787,7 +23047,7 @@
         <w:pStyle w:val="Compact"/>
         <w:numPr>
           <w:ilvl w:val="0"/>
-          <w:numId w:val="1130"/>
+          <w:numId w:val="1131"/>
         </w:numPr>
       </w:pPr>
       <w:r>
@@ -22809,7 +23069,7 @@
         <w:pStyle w:val="Compact"/>
         <w:numPr>
           <w:ilvl w:val="0"/>
-          <w:numId w:val="1130"/>
+          <w:numId w:val="1131"/>
         </w:numPr>
       </w:pPr>
       <w:r>
@@ -22831,7 +23091,7 @@
         <w:pStyle w:val="Compact"/>
         <w:numPr>
           <w:ilvl w:val="0"/>
-          <w:numId w:val="1130"/>
+          <w:numId w:val="1131"/>
         </w:numPr>
       </w:pPr>
       <w:r>
@@ -22865,7 +23125,7 @@
         <w:pStyle w:val="Compact"/>
         <w:numPr>
           <w:ilvl w:val="0"/>
-          <w:numId w:val="1131"/>
+          <w:numId w:val="1132"/>
         </w:numPr>
       </w:pPr>
       <w:r>
@@ -22887,7 +23147,7 @@
         <w:pStyle w:val="Compact"/>
         <w:numPr>
           <w:ilvl w:val="0"/>
-          <w:numId w:val="1131"/>
+          <w:numId w:val="1132"/>
         </w:numPr>
       </w:pPr>
       <w:r>
@@ -22921,7 +23181,7 @@
         <w:pStyle w:val="Compact"/>
         <w:numPr>
           <w:ilvl w:val="0"/>
-          <w:numId w:val="1131"/>
+          <w:numId w:val="1132"/>
         </w:numPr>
       </w:pPr>
       <w:r>
@@ -22943,7 +23203,7 @@
         <w:pStyle w:val="Compact"/>
         <w:numPr>
           <w:ilvl w:val="0"/>
-          <w:numId w:val="1131"/>
+          <w:numId w:val="1132"/>
         </w:numPr>
       </w:pPr>
       <w:r>
@@ -23079,7 +23339,7 @@
         <w:pStyle w:val="Compact"/>
         <w:numPr>
           <w:ilvl w:val="0"/>
-          <w:numId w:val="1132"/>
+          <w:numId w:val="1133"/>
         </w:numPr>
       </w:pPr>
       <w:r>
@@ -23101,7 +23361,7 @@
         <w:pStyle w:val="Compact"/>
         <w:numPr>
           <w:ilvl w:val="0"/>
-          <w:numId w:val="1132"/>
+          <w:numId w:val="1133"/>
         </w:numPr>
       </w:pPr>
       <w:r>
@@ -23123,7 +23383,7 @@
         <w:pStyle w:val="Compact"/>
         <w:numPr>
           <w:ilvl w:val="0"/>
-          <w:numId w:val="1132"/>
+          <w:numId w:val="1133"/>
         </w:numPr>
       </w:pPr>
       <w:r>
@@ -23145,7 +23405,7 @@
         <w:pStyle w:val="Compact"/>
         <w:numPr>
           <w:ilvl w:val="0"/>
-          <w:numId w:val="1132"/>
+          <w:numId w:val="1133"/>
         </w:numPr>
       </w:pPr>
       <w:r>
@@ -23179,7 +23439,7 @@
         <w:pStyle w:val="Compact"/>
         <w:numPr>
           <w:ilvl w:val="0"/>
-          <w:numId w:val="1133"/>
+          <w:numId w:val="1134"/>
         </w:numPr>
       </w:pPr>
       <w:r>
@@ -23201,7 +23461,7 @@
         <w:pStyle w:val="Compact"/>
         <w:numPr>
           <w:ilvl w:val="0"/>
-          <w:numId w:val="1133"/>
+          <w:numId w:val="1134"/>
         </w:numPr>
       </w:pPr>
       <w:r>
@@ -23223,7 +23483,7 @@
         <w:pStyle w:val="Compact"/>
         <w:numPr>
           <w:ilvl w:val="0"/>
-          <w:numId w:val="1133"/>
+          <w:numId w:val="1134"/>
         </w:numPr>
       </w:pPr>
       <w:r>
@@ -23245,7 +23505,7 @@
         <w:pStyle w:val="Compact"/>
         <w:numPr>
           <w:ilvl w:val="0"/>
-          <w:numId w:val="1133"/>
+          <w:numId w:val="1134"/>
         </w:numPr>
       </w:pPr>
       <w:r>
@@ -23375,7 +23635,7 @@
         <w:pStyle w:val="Compact"/>
         <w:numPr>
           <w:ilvl w:val="0"/>
-          <w:numId w:val="1134"/>
+          <w:numId w:val="1135"/>
         </w:numPr>
       </w:pPr>
       <w:r>
@@ -23397,7 +23657,7 @@
         <w:pStyle w:val="Compact"/>
         <w:numPr>
           <w:ilvl w:val="0"/>
-          <w:numId w:val="1134"/>
+          <w:numId w:val="1135"/>
         </w:numPr>
       </w:pPr>
       <w:r>
@@ -23419,7 +23679,7 @@
         <w:pStyle w:val="Compact"/>
         <w:numPr>
           <w:ilvl w:val="0"/>
-          <w:numId w:val="1134"/>
+          <w:numId w:val="1135"/>
         </w:numPr>
       </w:pPr>
       <w:r>
@@ -23441,7 +23701,7 @@
         <w:pStyle w:val="Compact"/>
         <w:numPr>
           <w:ilvl w:val="0"/>
-          <w:numId w:val="1134"/>
+          <w:numId w:val="1135"/>
         </w:numPr>
       </w:pPr>
       <w:r>
@@ -23475,7 +23735,7 @@
         <w:pStyle w:val="Compact"/>
         <w:numPr>
           <w:ilvl w:val="0"/>
-          <w:numId w:val="1135"/>
+          <w:numId w:val="1136"/>
         </w:numPr>
       </w:pPr>
       <w:r>
@@ -23497,7 +23757,7 @@
         <w:pStyle w:val="Compact"/>
         <w:numPr>
           <w:ilvl w:val="0"/>
-          <w:numId w:val="1135"/>
+          <w:numId w:val="1136"/>
         </w:numPr>
       </w:pPr>
       <w:r>
@@ -23519,7 +23779,7 @@
         <w:pStyle w:val="Compact"/>
         <w:numPr>
           <w:ilvl w:val="0"/>
-          <w:numId w:val="1135"/>
+          <w:numId w:val="1136"/>
         </w:numPr>
       </w:pPr>
       <w:r>
@@ -23541,7 +23801,7 @@
         <w:pStyle w:val="Compact"/>
         <w:numPr>
           <w:ilvl w:val="0"/>
-          <w:numId w:val="1135"/>
+          <w:numId w:val="1136"/>
         </w:numPr>
       </w:pPr>
       <w:r>
@@ -23671,7 +23931,7 @@
         <w:pStyle w:val="Compact"/>
         <w:numPr>
           <w:ilvl w:val="0"/>
-          <w:numId w:val="1136"/>
+          <w:numId w:val="1137"/>
         </w:numPr>
       </w:pPr>
       <w:r>
@@ -23693,7 +23953,7 @@
         <w:pStyle w:val="Compact"/>
         <w:numPr>
           <w:ilvl w:val="0"/>
-          <w:numId w:val="1136"/>
+          <w:numId w:val="1137"/>
         </w:numPr>
       </w:pPr>
       <w:r>
@@ -23715,7 +23975,7 @@
         <w:pStyle w:val="Compact"/>
         <w:numPr>
           <w:ilvl w:val="0"/>
-          <w:numId w:val="1136"/>
+          <w:numId w:val="1137"/>
         </w:numPr>
       </w:pPr>
       <w:r>
@@ -23737,7 +23997,7 @@
         <w:pStyle w:val="Compact"/>
         <w:numPr>
           <w:ilvl w:val="0"/>
-          <w:numId w:val="1136"/>
+          <w:numId w:val="1137"/>
         </w:numPr>
       </w:pPr>
       <w:r>
@@ -23771,7 +24031,7 @@
         <w:pStyle w:val="Compact"/>
         <w:numPr>
           <w:ilvl w:val="0"/>
-          <w:numId w:val="1137"/>
+          <w:numId w:val="1138"/>
         </w:numPr>
       </w:pPr>
       <w:r>
@@ -23793,7 +24053,7 @@
         <w:pStyle w:val="Compact"/>
         <w:numPr>
           <w:ilvl w:val="0"/>
-          <w:numId w:val="1137"/>
+          <w:numId w:val="1138"/>
         </w:numPr>
       </w:pPr>
       <w:r>
@@ -23815,7 +24075,7 @@
         <w:pStyle w:val="Compact"/>
         <w:numPr>
           <w:ilvl w:val="0"/>
-          <w:numId w:val="1137"/>
+          <w:numId w:val="1138"/>
         </w:numPr>
       </w:pPr>
       <w:r>
@@ -23837,7 +24097,7 @@
         <w:pStyle w:val="Compact"/>
         <w:numPr>
           <w:ilvl w:val="0"/>
-          <w:numId w:val="1137"/>
+          <w:numId w:val="1138"/>
         </w:numPr>
       </w:pPr>
       <w:r>
@@ -23961,7 +24221,7 @@
         <w:pStyle w:val="Compact"/>
         <w:numPr>
           <w:ilvl w:val="0"/>
-          <w:numId w:val="1138"/>
+          <w:numId w:val="1139"/>
         </w:numPr>
       </w:pPr>
       <w:r>
@@ -23983,7 +24243,7 @@
         <w:pStyle w:val="Compact"/>
         <w:numPr>
           <w:ilvl w:val="0"/>
-          <w:numId w:val="1138"/>
+          <w:numId w:val="1139"/>
         </w:numPr>
       </w:pPr>
       <w:r>
@@ -24005,7 +24265,7 @@
         <w:pStyle w:val="Compact"/>
         <w:numPr>
           <w:ilvl w:val="0"/>
-          <w:numId w:val="1138"/>
+          <w:numId w:val="1139"/>
         </w:numPr>
       </w:pPr>
       <w:r>
@@ -24027,7 +24287,7 @@
         <w:pStyle w:val="Compact"/>
         <w:numPr>
           <w:ilvl w:val="0"/>
-          <w:numId w:val="1138"/>
+          <w:numId w:val="1139"/>
         </w:numPr>
       </w:pPr>
       <w:r>
@@ -24061,7 +24321,7 @@
         <w:pStyle w:val="Compact"/>
         <w:numPr>
           <w:ilvl w:val="0"/>
-          <w:numId w:val="1139"/>
+          <w:numId w:val="1140"/>
         </w:numPr>
       </w:pPr>
       <w:r>
@@ -24083,7 +24343,7 @@
         <w:pStyle w:val="Compact"/>
         <w:numPr>
           <w:ilvl w:val="0"/>
-          <w:numId w:val="1139"/>
+          <w:numId w:val="1140"/>
         </w:numPr>
       </w:pPr>
       <w:r>
@@ -24105,7 +24365,7 @@
         <w:pStyle w:val="Compact"/>
         <w:numPr>
           <w:ilvl w:val="0"/>
-          <w:numId w:val="1139"/>
+          <w:numId w:val="1140"/>
         </w:numPr>
       </w:pPr>
       <w:r>
@@ -24127,7 +24387,7 @@
         <w:pStyle w:val="Compact"/>
         <w:numPr>
           <w:ilvl w:val="0"/>
-          <w:numId w:val="1139"/>
+          <w:numId w:val="1140"/>
         </w:numPr>
       </w:pPr>
       <w:r>
@@ -24257,7 +24517,7 @@
         <w:pStyle w:val="Compact"/>
         <w:numPr>
           <w:ilvl w:val="0"/>
-          <w:numId w:val="1140"/>
+          <w:numId w:val="1141"/>
         </w:numPr>
       </w:pPr>
       <w:r>
@@ -24279,7 +24539,7 @@
         <w:pStyle w:val="Compact"/>
         <w:numPr>
           <w:ilvl w:val="0"/>
-          <w:numId w:val="1140"/>
+          <w:numId w:val="1141"/>
         </w:numPr>
       </w:pPr>
       <w:r>
@@ -24301,7 +24561,7 @@
         <w:pStyle w:val="Compact"/>
         <w:numPr>
           <w:ilvl w:val="0"/>
-          <w:numId w:val="1140"/>
+          <w:numId w:val="1141"/>
         </w:numPr>
       </w:pPr>
       <w:r>
@@ -24323,7 +24583,7 @@
         <w:pStyle w:val="Compact"/>
         <w:numPr>
           <w:ilvl w:val="0"/>
-          <w:numId w:val="1140"/>
+          <w:numId w:val="1141"/>
         </w:numPr>
       </w:pPr>
       <w:r>
@@ -24357,7 +24617,7 @@
         <w:pStyle w:val="Compact"/>
         <w:numPr>
           <w:ilvl w:val="0"/>
-          <w:numId w:val="1141"/>
+          <w:numId w:val="1142"/>
         </w:numPr>
       </w:pPr>
       <w:r>
@@ -24379,7 +24639,7 @@
         <w:pStyle w:val="Compact"/>
         <w:numPr>
           <w:ilvl w:val="0"/>
-          <w:numId w:val="1141"/>
+          <w:numId w:val="1142"/>
         </w:numPr>
       </w:pPr>
       <w:r>
@@ -24401,7 +24661,7 @@
         <w:pStyle w:val="Compact"/>
         <w:numPr>
           <w:ilvl w:val="0"/>
-          <w:numId w:val="1141"/>
+          <w:numId w:val="1142"/>
         </w:numPr>
       </w:pPr>
       <w:r>
@@ -24423,7 +24683,7 @@
         <w:pStyle w:val="Compact"/>
         <w:numPr>
           <w:ilvl w:val="0"/>
-          <w:numId w:val="1141"/>
+          <w:numId w:val="1142"/>
         </w:numPr>
       </w:pPr>
       <w:r>
@@ -24553,7 +24813,7 @@
         <w:pStyle w:val="Compact"/>
         <w:numPr>
           <w:ilvl w:val="0"/>
-          <w:numId w:val="1142"/>
+          <w:numId w:val="1143"/>
         </w:numPr>
       </w:pPr>
       <w:r>
@@ -24575,7 +24835,7 @@
         <w:pStyle w:val="Compact"/>
         <w:numPr>
           <w:ilvl w:val="0"/>
-          <w:numId w:val="1142"/>
+          <w:numId w:val="1143"/>
         </w:numPr>
       </w:pPr>
       <w:r>
@@ -24597,7 +24857,7 @@
         <w:pStyle w:val="Compact"/>
         <w:numPr>
           <w:ilvl w:val="0"/>
-          <w:numId w:val="1142"/>
+          <w:numId w:val="1143"/>
         </w:numPr>
       </w:pPr>
       <w:r>
@@ -24619,7 +24879,7 @@
         <w:pStyle w:val="Compact"/>
         <w:numPr>
           <w:ilvl w:val="0"/>
-          <w:numId w:val="1142"/>
+          <w:numId w:val="1143"/>
         </w:numPr>
       </w:pPr>
       <w:r>
@@ -24653,7 +24913,7 @@
         <w:pStyle w:val="Compact"/>
         <w:numPr>
           <w:ilvl w:val="0"/>
-          <w:numId w:val="1143"/>
+          <w:numId w:val="1144"/>
         </w:numPr>
       </w:pPr>
       <w:r>
@@ -24675,7 +24935,7 @@
         <w:pStyle w:val="Compact"/>
         <w:numPr>
           <w:ilvl w:val="0"/>
-          <w:numId w:val="1143"/>
+          <w:numId w:val="1144"/>
         </w:numPr>
       </w:pPr>
       <w:r>
@@ -24697,7 +24957,7 @@
         <w:pStyle w:val="Compact"/>
         <w:numPr>
           <w:ilvl w:val="0"/>
-          <w:numId w:val="1143"/>
+          <w:numId w:val="1144"/>
         </w:numPr>
       </w:pPr>
       <w:r>
@@ -24719,7 +24979,7 @@
         <w:pStyle w:val="Compact"/>
         <w:numPr>
           <w:ilvl w:val="0"/>
-          <w:numId w:val="1143"/>
+          <w:numId w:val="1144"/>
         </w:numPr>
       </w:pPr>
       <w:r>
@@ -24849,7 +25109,7 @@
         <w:pStyle w:val="Compact"/>
         <w:numPr>
           <w:ilvl w:val="0"/>
-          <w:numId w:val="1144"/>
+          <w:numId w:val="1145"/>
         </w:numPr>
       </w:pPr>
       <w:r>
@@ -24871,7 +25131,7 @@
         <w:pStyle w:val="Compact"/>
         <w:numPr>
           <w:ilvl w:val="0"/>
-          <w:numId w:val="1144"/>
+          <w:numId w:val="1145"/>
         </w:numPr>
       </w:pPr>
       <w:r>
@@ -24893,7 +25153,7 @@
         <w:pStyle w:val="Compact"/>
         <w:numPr>
           <w:ilvl w:val="0"/>
-          <w:numId w:val="1144"/>
+          <w:numId w:val="1145"/>
         </w:numPr>
       </w:pPr>
       <w:r>
@@ -24915,7 +25175,7 @@
         <w:pStyle w:val="Compact"/>
         <w:numPr>
           <w:ilvl w:val="0"/>
-          <w:numId w:val="1144"/>
+          <w:numId w:val="1145"/>
         </w:numPr>
       </w:pPr>
       <w:r>
@@ -24949,7 +25209,7 @@
         <w:pStyle w:val="Compact"/>
         <w:numPr>
           <w:ilvl w:val="0"/>
-          <w:numId w:val="1145"/>
+          <w:numId w:val="1146"/>
         </w:numPr>
       </w:pPr>
       <w:r>
@@ -24971,7 +25231,7 @@
         <w:pStyle w:val="Compact"/>
         <w:numPr>
           <w:ilvl w:val="0"/>
-          <w:numId w:val="1145"/>
+          <w:numId w:val="1146"/>
         </w:numPr>
       </w:pPr>
       <w:r>
@@ -24993,7 +25253,7 @@
         <w:pStyle w:val="Compact"/>
         <w:numPr>
           <w:ilvl w:val="0"/>
-          <w:numId w:val="1145"/>
+          <w:numId w:val="1146"/>
         </w:numPr>
       </w:pPr>
       <w:r>
@@ -25015,7 +25275,7 @@
         <w:pStyle w:val="Compact"/>
         <w:numPr>
           <w:ilvl w:val="0"/>
-          <w:numId w:val="1145"/>
+          <w:numId w:val="1146"/>
         </w:numPr>
       </w:pPr>
       <w:r>
@@ -25145,7 +25405,7 @@
         <w:pStyle w:val="Compact"/>
         <w:numPr>
           <w:ilvl w:val="0"/>
-          <w:numId w:val="1146"/>
+          <w:numId w:val="1147"/>
         </w:numPr>
       </w:pPr>
       <w:r>
@@ -25167,7 +25427,7 @@
         <w:pStyle w:val="Compact"/>
         <w:numPr>
           <w:ilvl w:val="0"/>
-          <w:numId w:val="1146"/>
+          <w:numId w:val="1147"/>
         </w:numPr>
       </w:pPr>
       <w:r>
@@ -25189,7 +25449,7 @@
         <w:pStyle w:val="Compact"/>
         <w:numPr>
           <w:ilvl w:val="0"/>
-          <w:numId w:val="1146"/>
+          <w:numId w:val="1147"/>
         </w:numPr>
       </w:pPr>
       <w:r>
@@ -25211,7 +25471,7 @@
         <w:pStyle w:val="Compact"/>
         <w:numPr>
           <w:ilvl w:val="0"/>
-          <w:numId w:val="1146"/>
+          <w:numId w:val="1147"/>
         </w:numPr>
       </w:pPr>
       <w:r>
@@ -25245,7 +25505,7 @@
         <w:pStyle w:val="Compact"/>
         <w:numPr>
           <w:ilvl w:val="0"/>
-          <w:numId w:val="1147"/>
+          <w:numId w:val="1148"/>
         </w:numPr>
       </w:pPr>
       <w:r>
@@ -25267,7 +25527,7 @@
         <w:pStyle w:val="Compact"/>
         <w:numPr>
           <w:ilvl w:val="0"/>
-          <w:numId w:val="1147"/>
+          <w:numId w:val="1148"/>
         </w:numPr>
       </w:pPr>
       <w:r>
@@ -25289,7 +25549,7 @@
         <w:pStyle w:val="Compact"/>
         <w:numPr>
           <w:ilvl w:val="0"/>
-          <w:numId w:val="1147"/>
+          <w:numId w:val="1148"/>
         </w:numPr>
       </w:pPr>
       <w:r>
@@ -25311,7 +25571,7 @@
         <w:pStyle w:val="Compact"/>
         <w:numPr>
           <w:ilvl w:val="0"/>
-          <w:numId w:val="1147"/>
+          <w:numId w:val="1148"/>
         </w:numPr>
       </w:pPr>
       <w:r>
@@ -25441,7 +25701,7 @@
         <w:pStyle w:val="Compact"/>
         <w:numPr>
           <w:ilvl w:val="0"/>
-          <w:numId w:val="1148"/>
+          <w:numId w:val="1149"/>
         </w:numPr>
       </w:pPr>
       <w:r>
@@ -25463,7 +25723,7 @@
         <w:pStyle w:val="Compact"/>
         <w:numPr>
           <w:ilvl w:val="0"/>
-          <w:numId w:val="1148"/>
+          <w:numId w:val="1149"/>
         </w:numPr>
       </w:pPr>
       <w:r>
@@ -25485,7 +25745,7 @@
         <w:pStyle w:val="Compact"/>
         <w:numPr>
           <w:ilvl w:val="0"/>
-          <w:numId w:val="1148"/>
+          <w:numId w:val="1149"/>
         </w:numPr>
       </w:pPr>
       <w:r>
@@ -25507,7 +25767,7 @@
         <w:pStyle w:val="Compact"/>
         <w:numPr>
           <w:ilvl w:val="0"/>
-          <w:numId w:val="1148"/>
+          <w:numId w:val="1149"/>
         </w:numPr>
       </w:pPr>
       <w:r>
@@ -25541,7 +25801,7 @@
         <w:pStyle w:val="Compact"/>
         <w:numPr>
           <w:ilvl w:val="0"/>
-          <w:numId w:val="1149"/>
+          <w:numId w:val="1150"/>
         </w:numPr>
       </w:pPr>
       <w:r>
@@ -25563,7 +25823,7 @@
         <w:pStyle w:val="Compact"/>
         <w:numPr>
           <w:ilvl w:val="0"/>
-          <w:numId w:val="1149"/>
+          <w:numId w:val="1150"/>
         </w:numPr>
       </w:pPr>
       <w:r>
@@ -25585,7 +25845,7 @@
         <w:pStyle w:val="Compact"/>
         <w:numPr>
           <w:ilvl w:val="0"/>
-          <w:numId w:val="1149"/>
+          <w:numId w:val="1150"/>
         </w:numPr>
       </w:pPr>
       <w:r>
@@ -25607,7 +25867,7 @@
         <w:pStyle w:val="Compact"/>
         <w:numPr>
           <w:ilvl w:val="0"/>
-          <w:numId w:val="1149"/>
+          <w:numId w:val="1150"/>
         </w:numPr>
       </w:pPr>
       <w:r>
@@ -25737,7 +25997,7 @@
         <w:pStyle w:val="Compact"/>
         <w:numPr>
           <w:ilvl w:val="0"/>
-          <w:numId w:val="1150"/>
+          <w:numId w:val="1151"/>
         </w:numPr>
       </w:pPr>
       <w:r>
@@ -25759,7 +26019,7 @@
         <w:pStyle w:val="Compact"/>
         <w:numPr>
           <w:ilvl w:val="0"/>
-          <w:numId w:val="1150"/>
+          <w:numId w:val="1151"/>
         </w:numPr>
       </w:pPr>
       <w:r>
@@ -25781,7 +26041,7 @@
         <w:pStyle w:val="Compact"/>
         <w:numPr>
           <w:ilvl w:val="0"/>
-          <w:numId w:val="1150"/>
+          <w:numId w:val="1151"/>
         </w:numPr>
       </w:pPr>
       <w:r>
@@ -25803,7 +26063,7 @@
         <w:pStyle w:val="Compact"/>
         <w:numPr>
           <w:ilvl w:val="0"/>
-          <w:numId w:val="1150"/>
+          <w:numId w:val="1151"/>
         </w:numPr>
       </w:pPr>
       <w:r>
@@ -25837,7 +26097,7 @@
         <w:pStyle w:val="Compact"/>
         <w:numPr>
           <w:ilvl w:val="0"/>
-          <w:numId w:val="1151"/>
+          <w:numId w:val="1152"/>
         </w:numPr>
       </w:pPr>
       <w:r>
@@ -25859,7 +26119,7 @@
         <w:pStyle w:val="Compact"/>
         <w:numPr>
           <w:ilvl w:val="0"/>
-          <w:numId w:val="1151"/>
+          <w:numId w:val="1152"/>
         </w:numPr>
       </w:pPr>
       <w:r>
@@ -25881,7 +26141,7 @@
         <w:pStyle w:val="Compact"/>
         <w:numPr>
           <w:ilvl w:val="0"/>
-          <w:numId w:val="1151"/>
+          <w:numId w:val="1152"/>
         </w:numPr>
       </w:pPr>
       <w:r>
@@ -25903,7 +26163,7 @@
         <w:pStyle w:val="Compact"/>
         <w:numPr>
           <w:ilvl w:val="0"/>
-          <w:numId w:val="1151"/>
+          <w:numId w:val="1152"/>
         </w:numPr>
       </w:pPr>
       <w:r>
@@ -26033,7 +26293,7 @@
         <w:pStyle w:val="Compact"/>
         <w:numPr>
           <w:ilvl w:val="0"/>
-          <w:numId w:val="1152"/>
+          <w:numId w:val="1153"/>
         </w:numPr>
       </w:pPr>
       <w:r>
@@ -26055,7 +26315,7 @@
         <w:pStyle w:val="Compact"/>
         <w:numPr>
           <w:ilvl w:val="0"/>
-          <w:numId w:val="1152"/>
+          <w:numId w:val="1153"/>
         </w:numPr>
       </w:pPr>
       <w:r>
@@ -26077,7 +26337,7 @@
         <w:pStyle w:val="Compact"/>
         <w:numPr>
           <w:ilvl w:val="0"/>
-          <w:numId w:val="1152"/>
+          <w:numId w:val="1153"/>
         </w:numPr>
       </w:pPr>
       <w:r>
@@ -26099,7 +26359,7 @@
         <w:pStyle w:val="Compact"/>
         <w:numPr>
           <w:ilvl w:val="0"/>
-          <w:numId w:val="1152"/>
+          <w:numId w:val="1153"/>
         </w:numPr>
       </w:pPr>
       <w:r>
@@ -26133,7 +26393,7 @@
         <w:pStyle w:val="Compact"/>
         <w:numPr>
           <w:ilvl w:val="0"/>
-          <w:numId w:val="1153"/>
+          <w:numId w:val="1154"/>
         </w:numPr>
       </w:pPr>
       <w:r>
@@ -26155,7 +26415,7 @@
         <w:pStyle w:val="Compact"/>
         <w:numPr>
           <w:ilvl w:val="0"/>
-          <w:numId w:val="1153"/>
+          <w:numId w:val="1154"/>
         </w:numPr>
       </w:pPr>
       <w:r>
@@ -26177,7 +26437,7 @@
         <w:pStyle w:val="Compact"/>
         <w:numPr>
           <w:ilvl w:val="0"/>
-          <w:numId w:val="1153"/>
+          <w:numId w:val="1154"/>
         </w:numPr>
       </w:pPr>
       <w:r>
@@ -26199,7 +26459,7 @@
         <w:pStyle w:val="Compact"/>
         <w:numPr>
           <w:ilvl w:val="0"/>
-          <w:numId w:val="1153"/>
+          <w:numId w:val="1154"/>
         </w:numPr>
       </w:pPr>
       <w:r>
@@ -26329,7 +26589,7 @@
         <w:pStyle w:val="Compact"/>
         <w:numPr>
           <w:ilvl w:val="0"/>
-          <w:numId w:val="1154"/>
+          <w:numId w:val="1155"/>
         </w:numPr>
       </w:pPr>
       <w:r>
@@ -26351,7 +26611,7 @@
         <w:pStyle w:val="Compact"/>
         <w:numPr>
           <w:ilvl w:val="0"/>
-          <w:numId w:val="1154"/>
+          <w:numId w:val="1155"/>
         </w:numPr>
       </w:pPr>
       <w:r>
@@ -26373,7 +26633,7 @@
         <w:pStyle w:val="Compact"/>
         <w:numPr>
           <w:ilvl w:val="0"/>
-          <w:numId w:val="1154"/>
+          <w:numId w:val="1155"/>
         </w:numPr>
       </w:pPr>
       <w:r>
@@ -26395,7 +26655,7 @@
         <w:pStyle w:val="Compact"/>
         <w:numPr>
           <w:ilvl w:val="0"/>
-          <w:numId w:val="1154"/>
+          <w:numId w:val="1155"/>
         </w:numPr>
       </w:pPr>
       <w:r>
@@ -26429,7 +26689,7 @@
         <w:pStyle w:val="Compact"/>
         <w:numPr>
           <w:ilvl w:val="0"/>
-          <w:numId w:val="1155"/>
+          <w:numId w:val="1156"/>
         </w:numPr>
       </w:pPr>
       <w:r>
@@ -26451,7 +26711,7 @@
         <w:pStyle w:val="Compact"/>
         <w:numPr>
           <w:ilvl w:val="0"/>
-          <w:numId w:val="1155"/>
+          <w:numId w:val="1156"/>
         </w:numPr>
       </w:pPr>
       <w:r>
@@ -26473,7 +26733,7 @@
         <w:pStyle w:val="Compact"/>
         <w:numPr>
           <w:ilvl w:val="0"/>
-          <w:numId w:val="1155"/>
+          <w:numId w:val="1156"/>
         </w:numPr>
       </w:pPr>
       <w:r>
@@ -26495,7 +26755,7 @@
         <w:pStyle w:val="Compact"/>
         <w:numPr>
           <w:ilvl w:val="0"/>
-          <w:numId w:val="1155"/>
+          <w:numId w:val="1156"/>
         </w:numPr>
       </w:pPr>
       <w:r>
@@ -26631,7 +26891,7 @@
         <w:pStyle w:val="Compact"/>
         <w:numPr>
           <w:ilvl w:val="0"/>
-          <w:numId w:val="1156"/>
+          <w:numId w:val="1157"/>
         </w:numPr>
       </w:pPr>
       <w:r>
@@ -26653,7 +26913,7 @@
         <w:pStyle w:val="Compact"/>
         <w:numPr>
           <w:ilvl w:val="0"/>
-          <w:numId w:val="1156"/>
+          <w:numId w:val="1157"/>
         </w:numPr>
       </w:pPr>
       <w:r>
@@ -26675,7 +26935,7 @@
         <w:pStyle w:val="Compact"/>
         <w:numPr>
           <w:ilvl w:val="0"/>
-          <w:numId w:val="1156"/>
+          <w:numId w:val="1157"/>
         </w:numPr>
       </w:pPr>
       <w:r>
@@ -26697,7 +26957,7 @@
         <w:pStyle w:val="Compact"/>
         <w:numPr>
           <w:ilvl w:val="0"/>
-          <w:numId w:val="1156"/>
+          <w:numId w:val="1157"/>
         </w:numPr>
       </w:pPr>
       <w:r>
@@ -26731,7 +26991,7 @@
         <w:pStyle w:val="Compact"/>
         <w:numPr>
           <w:ilvl w:val="0"/>
-          <w:numId w:val="1157"/>
+          <w:numId w:val="1158"/>
         </w:numPr>
       </w:pPr>
       <w:r>
@@ -26753,7 +27013,7 @@
         <w:pStyle w:val="Compact"/>
         <w:numPr>
           <w:ilvl w:val="0"/>
-          <w:numId w:val="1157"/>
+          <w:numId w:val="1158"/>
         </w:numPr>
       </w:pPr>
       <w:r>
@@ -26775,7 +27035,7 @@
         <w:pStyle w:val="Compact"/>
         <w:numPr>
           <w:ilvl w:val="0"/>
-          <w:numId w:val="1157"/>
+          <w:numId w:val="1158"/>
         </w:numPr>
       </w:pPr>
       <w:r>
@@ -26797,7 +27057,7 @@
         <w:pStyle w:val="Compact"/>
         <w:numPr>
           <w:ilvl w:val="0"/>
-          <w:numId w:val="1157"/>
+          <w:numId w:val="1158"/>
         </w:numPr>
       </w:pPr>
       <w:r>
@@ -26927,7 +27187,7 @@
         <w:pStyle w:val="Compact"/>
         <w:numPr>
           <w:ilvl w:val="0"/>
-          <w:numId w:val="1158"/>
+          <w:numId w:val="1159"/>
         </w:numPr>
       </w:pPr>
       <w:r>
@@ -26949,7 +27209,7 @@
         <w:pStyle w:val="Compact"/>
         <w:numPr>
           <w:ilvl w:val="0"/>
-          <w:numId w:val="1158"/>
+          <w:numId w:val="1159"/>
         </w:numPr>
       </w:pPr>
       <w:r>
@@ -26971,7 +27231,7 @@
         <w:pStyle w:val="Compact"/>
         <w:numPr>
           <w:ilvl w:val="0"/>
-          <w:numId w:val="1158"/>
+          <w:numId w:val="1159"/>
         </w:numPr>
       </w:pPr>
       <w:r>
@@ -26993,7 +27253,7 @@
         <w:pStyle w:val="Compact"/>
         <w:numPr>
           <w:ilvl w:val="0"/>
-          <w:numId w:val="1158"/>
+          <w:numId w:val="1159"/>
         </w:numPr>
       </w:pPr>
       <w:r>
@@ -27027,7 +27287,7 @@
         <w:pStyle w:val="Compact"/>
         <w:numPr>
           <w:ilvl w:val="0"/>
-          <w:numId w:val="1159"/>
+          <w:numId w:val="1160"/>
         </w:numPr>
       </w:pPr>
       <w:r>
@@ -27049,7 +27309,7 @@
         <w:pStyle w:val="Compact"/>
         <w:numPr>
           <w:ilvl w:val="0"/>
-          <w:numId w:val="1159"/>
+          <w:numId w:val="1160"/>
         </w:numPr>
       </w:pPr>
       <w:r>
@@ -27071,7 +27331,7 @@
         <w:pStyle w:val="Compact"/>
         <w:numPr>
           <w:ilvl w:val="0"/>
-          <w:numId w:val="1159"/>
+          <w:numId w:val="1160"/>
         </w:numPr>
       </w:pPr>
       <w:r>
@@ -27093,7 +27353,7 @@
         <w:pStyle w:val="Compact"/>
         <w:numPr>
           <w:ilvl w:val="0"/>
-          <w:numId w:val="1159"/>
+          <w:numId w:val="1160"/>
         </w:numPr>
       </w:pPr>
       <w:r>
@@ -27223,7 +27483,7 @@
         <w:pStyle w:val="Compact"/>
         <w:numPr>
           <w:ilvl w:val="0"/>
-          <w:numId w:val="1160"/>
+          <w:numId w:val="1161"/>
         </w:numPr>
       </w:pPr>
       <w:r>
@@ -27245,7 +27505,7 @@
         <w:pStyle w:val="Compact"/>
         <w:numPr>
           <w:ilvl w:val="0"/>
-          <w:numId w:val="1160"/>
+          <w:numId w:val="1161"/>
         </w:numPr>
       </w:pPr>
       <w:r>
@@ -27267,7 +27527,7 @@
         <w:pStyle w:val="Compact"/>
         <w:numPr>
           <w:ilvl w:val="0"/>
-          <w:numId w:val="1160"/>
+          <w:numId w:val="1161"/>
         </w:numPr>
       </w:pPr>
       <w:r>
@@ -27289,7 +27549,7 @@
         <w:pStyle w:val="Compact"/>
         <w:numPr>
           <w:ilvl w:val="0"/>
-          <w:numId w:val="1160"/>
+          <w:numId w:val="1161"/>
         </w:numPr>
       </w:pPr>
       <w:r>
@@ -27323,7 +27583,7 @@
         <w:pStyle w:val="Compact"/>
         <w:numPr>
           <w:ilvl w:val="0"/>
-          <w:numId w:val="1161"/>
+          <w:numId w:val="1162"/>
         </w:numPr>
       </w:pPr>
       <w:r>
@@ -27345,7 +27605,7 @@
         <w:pStyle w:val="Compact"/>
         <w:numPr>
           <w:ilvl w:val="0"/>
-          <w:numId w:val="1161"/>
+          <w:numId w:val="1162"/>
         </w:numPr>
       </w:pPr>
       <w:r>
@@ -27367,7 +27627,7 @@
         <w:pStyle w:val="Compact"/>
         <w:numPr>
           <w:ilvl w:val="0"/>
-          <w:numId w:val="1161"/>
+          <w:numId w:val="1162"/>
         </w:numPr>
       </w:pPr>
       <w:r>
@@ -27389,7 +27649,7 @@
         <w:pStyle w:val="Compact"/>
         <w:numPr>
           <w:ilvl w:val="0"/>
-          <w:numId w:val="1161"/>
+          <w:numId w:val="1162"/>
         </w:numPr>
       </w:pPr>
       <w:r>
@@ -27525,7 +27785,7 @@
         <w:pStyle w:val="Compact"/>
         <w:numPr>
           <w:ilvl w:val="0"/>
-          <w:numId w:val="1162"/>
+          <w:numId w:val="1163"/>
         </w:numPr>
       </w:pPr>
       <w:r>
@@ -27547,7 +27807,7 @@
         <w:pStyle w:val="Compact"/>
         <w:numPr>
           <w:ilvl w:val="0"/>
-          <w:numId w:val="1162"/>
+          <w:numId w:val="1163"/>
         </w:numPr>
       </w:pPr>
       <w:r>
@@ -27569,7 +27829,7 @@
         <w:pStyle w:val="Compact"/>
         <w:numPr>
           <w:ilvl w:val="0"/>
-          <w:numId w:val="1162"/>
+          <w:numId w:val="1163"/>
         </w:numPr>
       </w:pPr>
       <w:r>
@@ -27591,7 +27851,7 @@
         <w:pStyle w:val="Compact"/>
         <w:numPr>
           <w:ilvl w:val="0"/>
-          <w:numId w:val="1162"/>
+          <w:numId w:val="1163"/>
         </w:numPr>
       </w:pPr>
       <w:r>
@@ -27625,7 +27885,7 @@
         <w:pStyle w:val="Compact"/>
         <w:numPr>
           <w:ilvl w:val="0"/>
-          <w:numId w:val="1163"/>
+          <w:numId w:val="1164"/>
         </w:numPr>
       </w:pPr>
       <w:r>
@@ -27647,7 +27907,7 @@
         <w:pStyle w:val="Compact"/>
         <w:numPr>
           <w:ilvl w:val="0"/>
-          <w:numId w:val="1163"/>
+          <w:numId w:val="1164"/>
         </w:numPr>
       </w:pPr>
       <w:r>
@@ -27669,7 +27929,7 @@
         <w:pStyle w:val="Compact"/>
         <w:numPr>
           <w:ilvl w:val="0"/>
-          <w:numId w:val="1163"/>
+          <w:numId w:val="1164"/>
         </w:numPr>
       </w:pPr>
       <w:r>
@@ -27691,7 +27951,7 @@
         <w:pStyle w:val="Compact"/>
         <w:numPr>
           <w:ilvl w:val="0"/>
-          <w:numId w:val="1163"/>
+          <w:numId w:val="1164"/>
         </w:numPr>
       </w:pPr>
       <w:r>
@@ -27815,7 +28075,7 @@
         <w:pStyle w:val="Compact"/>
         <w:numPr>
           <w:ilvl w:val="0"/>
-          <w:numId w:val="1164"/>
+          <w:numId w:val="1165"/>
         </w:numPr>
       </w:pPr>
       <w:r>
@@ -27837,7 +28097,7 @@
         <w:pStyle w:val="Compact"/>
         <w:numPr>
           <w:ilvl w:val="0"/>
-          <w:numId w:val="1164"/>
+          <w:numId w:val="1165"/>
         </w:numPr>
       </w:pPr>
       <w:r>
@@ -27859,7 +28119,7 @@
         <w:pStyle w:val="Compact"/>
         <w:numPr>
           <w:ilvl w:val="0"/>
-          <w:numId w:val="1164"/>
+          <w:numId w:val="1165"/>
         </w:numPr>
       </w:pPr>
       <w:r>
@@ -27881,7 +28141,7 @@
         <w:pStyle w:val="Compact"/>
         <w:numPr>
           <w:ilvl w:val="0"/>
-          <w:numId w:val="1164"/>
+          <w:numId w:val="1165"/>
         </w:numPr>
       </w:pPr>
       <w:r>
@@ -27915,7 +28175,7 @@
         <w:pStyle w:val="Compact"/>
         <w:numPr>
           <w:ilvl w:val="0"/>
-          <w:numId w:val="1165"/>
+          <w:numId w:val="1166"/>
         </w:numPr>
       </w:pPr>
       <w:r>
@@ -27937,7 +28197,7 @@
         <w:pStyle w:val="Compact"/>
         <w:numPr>
           <w:ilvl w:val="0"/>
-          <w:numId w:val="1165"/>
+          <w:numId w:val="1166"/>
         </w:numPr>
       </w:pPr>
       <w:r>
@@ -27959,7 +28219,7 @@
         <w:pStyle w:val="Compact"/>
         <w:numPr>
           <w:ilvl w:val="0"/>
-          <w:numId w:val="1165"/>
+          <w:numId w:val="1166"/>
         </w:numPr>
       </w:pPr>
       <w:r>
@@ -27981,7 +28241,7 @@
         <w:pStyle w:val="Compact"/>
         <w:numPr>
           <w:ilvl w:val="0"/>
-          <w:numId w:val="1165"/>
+          <w:numId w:val="1166"/>
         </w:numPr>
       </w:pPr>
       <w:r>
@@ -28111,7 +28371,7 @@
         <w:pStyle w:val="Compact"/>
         <w:numPr>
           <w:ilvl w:val="0"/>
-          <w:numId w:val="1166"/>
+          <w:numId w:val="1167"/>
         </w:numPr>
       </w:pPr>
       <w:r>
@@ -28133,7 +28393,7 @@
         <w:pStyle w:val="Compact"/>
         <w:numPr>
           <w:ilvl w:val="0"/>
-          <w:numId w:val="1166"/>
+          <w:numId w:val="1167"/>
         </w:numPr>
       </w:pPr>
       <w:r>
@@ -28155,7 +28415,7 @@
         <w:pStyle w:val="Compact"/>
         <w:numPr>
           <w:ilvl w:val="0"/>
-          <w:numId w:val="1166"/>
+          <w:numId w:val="1167"/>
         </w:numPr>
       </w:pPr>
       <w:r>
@@ -28177,7 +28437,7 @@
         <w:pStyle w:val="Compact"/>
         <w:numPr>
           <w:ilvl w:val="0"/>
-          <w:numId w:val="1166"/>
+          <w:numId w:val="1167"/>
         </w:numPr>
       </w:pPr>
       <w:r>
@@ -28211,7 +28471,7 @@
         <w:pStyle w:val="Compact"/>
         <w:numPr>
           <w:ilvl w:val="0"/>
-          <w:numId w:val="1167"/>
+          <w:numId w:val="1168"/>
         </w:numPr>
       </w:pPr>
       <w:r>
@@ -28233,7 +28493,7 @@
         <w:pStyle w:val="Compact"/>
         <w:numPr>
           <w:ilvl w:val="0"/>
-          <w:numId w:val="1167"/>
+          <w:numId w:val="1168"/>
         </w:numPr>
       </w:pPr>
       <w:r>
@@ -28255,7 +28515,7 @@
         <w:pStyle w:val="Compact"/>
         <w:numPr>
           <w:ilvl w:val="0"/>
-          <w:numId w:val="1167"/>
+          <w:numId w:val="1168"/>
         </w:numPr>
       </w:pPr>
       <w:r>
@@ -28277,7 +28537,7 @@
         <w:pStyle w:val="Compact"/>
         <w:numPr>
           <w:ilvl w:val="0"/>
-          <w:numId w:val="1167"/>
+          <w:numId w:val="1168"/>
         </w:numPr>
       </w:pPr>
       <w:r>
@@ -28407,7 +28667,7 @@
         <w:pStyle w:val="Compact"/>
         <w:numPr>
           <w:ilvl w:val="0"/>
-          <w:numId w:val="1168"/>
+          <w:numId w:val="1169"/>
         </w:numPr>
       </w:pPr>
       <w:r>
@@ -28429,7 +28689,7 @@
         <w:pStyle w:val="Compact"/>
         <w:numPr>
           <w:ilvl w:val="0"/>
-          <w:numId w:val="1168"/>
+          <w:numId w:val="1169"/>
         </w:numPr>
       </w:pPr>
       <w:r>
@@ -28451,7 +28711,7 @@
         <w:pStyle w:val="Compact"/>
         <w:numPr>
           <w:ilvl w:val="0"/>
-          <w:numId w:val="1168"/>
+          <w:numId w:val="1169"/>
         </w:numPr>
       </w:pPr>
       <w:r>
@@ -28473,7 +28733,7 @@
         <w:pStyle w:val="Compact"/>
         <w:numPr>
           <w:ilvl w:val="0"/>
-          <w:numId w:val="1168"/>
+          <w:numId w:val="1169"/>
         </w:numPr>
       </w:pPr>
       <w:r>
@@ -28507,7 +28767,7 @@
         <w:pStyle w:val="Compact"/>
         <w:numPr>
           <w:ilvl w:val="0"/>
-          <w:numId w:val="1169"/>
+          <w:numId w:val="1170"/>
         </w:numPr>
       </w:pPr>
       <w:r>
@@ -28529,7 +28789,7 @@
         <w:pStyle w:val="Compact"/>
         <w:numPr>
           <w:ilvl w:val="0"/>
-          <w:numId w:val="1169"/>
+          <w:numId w:val="1170"/>
         </w:numPr>
       </w:pPr>
       <w:r>
@@ -28551,7 +28811,7 @@
         <w:pStyle w:val="Compact"/>
         <w:numPr>
           <w:ilvl w:val="0"/>
-          <w:numId w:val="1169"/>
+          <w:numId w:val="1170"/>
         </w:numPr>
       </w:pPr>
       <w:r>
@@ -28573,7 +28833,7 @@
         <w:pStyle w:val="Compact"/>
         <w:numPr>
           <w:ilvl w:val="0"/>
-          <w:numId w:val="1169"/>
+          <w:numId w:val="1170"/>
         </w:numPr>
       </w:pPr>
       <w:r>
@@ -28703,7 +28963,7 @@
         <w:pStyle w:val="Compact"/>
         <w:numPr>
           <w:ilvl w:val="0"/>
-          <w:numId w:val="1170"/>
+          <w:numId w:val="1171"/>
         </w:numPr>
       </w:pPr>
       <w:r>
@@ -28725,7 +28985,7 @@
         <w:pStyle w:val="Compact"/>
         <w:numPr>
           <w:ilvl w:val="0"/>
-          <w:numId w:val="1170"/>
+          <w:numId w:val="1171"/>
         </w:numPr>
       </w:pPr>
       <w:r>
@@ -28747,7 +29007,7 @@
         <w:pStyle w:val="Compact"/>
         <w:numPr>
           <w:ilvl w:val="0"/>
-          <w:numId w:val="1170"/>
+          <w:numId w:val="1171"/>
         </w:numPr>
       </w:pPr>
       <w:r>
@@ -28769,7 +29029,7 @@
         <w:pStyle w:val="Compact"/>
         <w:numPr>
           <w:ilvl w:val="0"/>
-          <w:numId w:val="1170"/>
+          <w:numId w:val="1171"/>
         </w:numPr>
       </w:pPr>
       <w:r>
@@ -28803,7 +29063,7 @@
         <w:pStyle w:val="Compact"/>
         <w:numPr>
           <w:ilvl w:val="0"/>
-          <w:numId w:val="1171"/>
+          <w:numId w:val="1172"/>
         </w:numPr>
       </w:pPr>
       <w:r>
@@ -28825,7 +29085,7 @@
         <w:pStyle w:val="Compact"/>
         <w:numPr>
           <w:ilvl w:val="0"/>
-          <w:numId w:val="1171"/>
+          <w:numId w:val="1172"/>
         </w:numPr>
       </w:pPr>
       <w:r>
@@ -28847,7 +29107,7 @@
         <w:pStyle w:val="Compact"/>
         <w:numPr>
           <w:ilvl w:val="0"/>
-          <w:numId w:val="1171"/>
+          <w:numId w:val="1172"/>
         </w:numPr>
       </w:pPr>
       <w:r>
@@ -28869,7 +29129,7 @@
         <w:pStyle w:val="Compact"/>
         <w:numPr>
           <w:ilvl w:val="0"/>
-          <w:numId w:val="1171"/>
+          <w:numId w:val="1172"/>
         </w:numPr>
       </w:pPr>
       <w:r>
@@ -28999,7 +29259,7 @@
         <w:pStyle w:val="Compact"/>
         <w:numPr>
           <w:ilvl w:val="0"/>
-          <w:numId w:val="1172"/>
+          <w:numId w:val="1173"/>
         </w:numPr>
       </w:pPr>
       <w:r>
@@ -29021,7 +29281,7 @@
         <w:pStyle w:val="Compact"/>
         <w:numPr>
           <w:ilvl w:val="0"/>
-          <w:numId w:val="1172"/>
+          <w:numId w:val="1173"/>
         </w:numPr>
       </w:pPr>
       <w:r>
@@ -29043,7 +29303,7 @@
         <w:pStyle w:val="Compact"/>
         <w:numPr>
           <w:ilvl w:val="0"/>
-          <w:numId w:val="1172"/>
+          <w:numId w:val="1173"/>
         </w:numPr>
       </w:pPr>
       <w:r>
@@ -29065,7 +29325,7 @@
         <w:pStyle w:val="Compact"/>
         <w:numPr>
           <w:ilvl w:val="0"/>
-          <w:numId w:val="1172"/>
+          <w:numId w:val="1173"/>
         </w:numPr>
       </w:pPr>
       <w:r>
@@ -29099,7 +29359,7 @@
         <w:pStyle w:val="Compact"/>
         <w:numPr>
           <w:ilvl w:val="0"/>
-          <w:numId w:val="1173"/>
+          <w:numId w:val="1174"/>
         </w:numPr>
       </w:pPr>
       <w:r>
@@ -29121,7 +29381,7 @@
         <w:pStyle w:val="Compact"/>
         <w:numPr>
           <w:ilvl w:val="0"/>
-          <w:numId w:val="1173"/>
+          <w:numId w:val="1174"/>
         </w:numPr>
       </w:pPr>
       <w:r>
@@ -29143,7 +29403,7 @@
         <w:pStyle w:val="Compact"/>
         <w:numPr>
           <w:ilvl w:val="0"/>
-          <w:numId w:val="1173"/>
+          <w:numId w:val="1174"/>
         </w:numPr>
       </w:pPr>
       <w:r>
@@ -29165,7 +29425,7 @@
         <w:pStyle w:val="Compact"/>
         <w:numPr>
           <w:ilvl w:val="0"/>
-          <w:numId w:val="1173"/>
+          <w:numId w:val="1174"/>
         </w:numPr>
       </w:pPr>
       <w:r>
@@ -29295,7 +29555,7 @@
         <w:pStyle w:val="Compact"/>
         <w:numPr>
           <w:ilvl w:val="0"/>
-          <w:numId w:val="1174"/>
+          <w:numId w:val="1175"/>
         </w:numPr>
       </w:pPr>
       <w:r>
@@ -29317,7 +29577,7 @@
         <w:pStyle w:val="Compact"/>
         <w:numPr>
           <w:ilvl w:val="0"/>
-          <w:numId w:val="1174"/>
+          <w:numId w:val="1175"/>
         </w:numPr>
       </w:pPr>
       <w:r>
@@ -29339,7 +29599,7 @@
         <w:pStyle w:val="Compact"/>
         <w:numPr>
           <w:ilvl w:val="0"/>
-          <w:numId w:val="1174"/>
+          <w:numId w:val="1175"/>
         </w:numPr>
       </w:pPr>
       <w:r>
@@ -29361,7 +29621,7 @@
         <w:pStyle w:val="Compact"/>
         <w:numPr>
           <w:ilvl w:val="0"/>
-          <w:numId w:val="1174"/>
+          <w:numId w:val="1175"/>
         </w:numPr>
       </w:pPr>
       <w:r>
@@ -29395,7 +29655,7 @@
         <w:pStyle w:val="Compact"/>
         <w:numPr>
           <w:ilvl w:val="0"/>
-          <w:numId w:val="1175"/>
+          <w:numId w:val="1176"/>
         </w:numPr>
       </w:pPr>
       <w:r>
@@ -29417,7 +29677,7 @@
         <w:pStyle w:val="Compact"/>
         <w:numPr>
           <w:ilvl w:val="0"/>
-          <w:numId w:val="1175"/>
+          <w:numId w:val="1176"/>
         </w:numPr>
       </w:pPr>
       <w:r>
@@ -29439,7 +29699,7 @@
         <w:pStyle w:val="Compact"/>
         <w:numPr>
           <w:ilvl w:val="0"/>
-          <w:numId w:val="1175"/>
+          <w:numId w:val="1176"/>
         </w:numPr>
       </w:pPr>
       <w:r>
@@ -29461,7 +29721,7 @@
         <w:pStyle w:val="Compact"/>
         <w:numPr>
           <w:ilvl w:val="0"/>
-          <w:numId w:val="1175"/>
+          <w:numId w:val="1176"/>
         </w:numPr>
       </w:pPr>
       <w:r>
@@ -29591,7 +29851,7 @@
         <w:pStyle w:val="Compact"/>
         <w:numPr>
           <w:ilvl w:val="0"/>
-          <w:numId w:val="1176"/>
+          <w:numId w:val="1177"/>
         </w:numPr>
       </w:pPr>
       <w:r>
@@ -29613,7 +29873,7 @@
         <w:pStyle w:val="Compact"/>
         <w:numPr>
           <w:ilvl w:val="0"/>
-          <w:numId w:val="1176"/>
+          <w:numId w:val="1177"/>
         </w:numPr>
       </w:pPr>
       <w:r>
@@ -29635,7 +29895,7 @@
         <w:pStyle w:val="Compact"/>
         <w:numPr>
           <w:ilvl w:val="0"/>
-          <w:numId w:val="1176"/>
+          <w:numId w:val="1177"/>
         </w:numPr>
       </w:pPr>
       <w:r>
@@ -29657,7 +29917,7 @@
         <w:pStyle w:val="Compact"/>
         <w:numPr>
           <w:ilvl w:val="0"/>
-          <w:numId w:val="1176"/>
+          <w:numId w:val="1177"/>
         </w:numPr>
       </w:pPr>
       <w:r>
@@ -29691,7 +29951,7 @@
         <w:pStyle w:val="Compact"/>
         <w:numPr>
           <w:ilvl w:val="0"/>
-          <w:numId w:val="1177"/>
+          <w:numId w:val="1178"/>
         </w:numPr>
       </w:pPr>
       <w:r>
@@ -29713,7 +29973,7 @@
         <w:pStyle w:val="Compact"/>
         <w:numPr>
           <w:ilvl w:val="0"/>
-          <w:numId w:val="1177"/>
+          <w:numId w:val="1178"/>
         </w:numPr>
       </w:pPr>
       <w:r>
@@ -29735,7 +29995,7 @@
         <w:pStyle w:val="Compact"/>
         <w:numPr>
           <w:ilvl w:val="0"/>
-          <w:numId w:val="1177"/>
+          <w:numId w:val="1178"/>
         </w:numPr>
       </w:pPr>
       <w:r>
@@ -29757,7 +30017,7 @@
         <w:pStyle w:val="Compact"/>
         <w:numPr>
           <w:ilvl w:val="0"/>
-          <w:numId w:val="1177"/>
+          <w:numId w:val="1178"/>
         </w:numPr>
       </w:pPr>
       <w:r>
@@ -29893,7 +30153,7 @@
         <w:pStyle w:val="Compact"/>
         <w:numPr>
           <w:ilvl w:val="0"/>
-          <w:numId w:val="1178"/>
+          <w:numId w:val="1179"/>
         </w:numPr>
       </w:pPr>
       <w:r>
@@ -29915,7 +30175,7 @@
         <w:pStyle w:val="Compact"/>
         <w:numPr>
           <w:ilvl w:val="0"/>
-          <w:numId w:val="1178"/>
+          <w:numId w:val="1179"/>
         </w:numPr>
       </w:pPr>
       <w:r>
@@ -29937,7 +30197,7 @@
         <w:pStyle w:val="Compact"/>
         <w:numPr>
           <w:ilvl w:val="0"/>
-          <w:numId w:val="1178"/>
+          <w:numId w:val="1179"/>
         </w:numPr>
       </w:pPr>
       <w:r>
@@ -29965,7 +30225,7 @@
         <w:pStyle w:val="Compact"/>
         <w:numPr>
           <w:ilvl w:val="0"/>
-          <w:numId w:val="1178"/>
+          <w:numId w:val="1179"/>
         </w:numPr>
       </w:pPr>
       <w:r>
@@ -29999,7 +30259,7 @@
         <w:pStyle w:val="Compact"/>
         <w:numPr>
           <w:ilvl w:val="0"/>
-          <w:numId w:val="1179"/>
+          <w:numId w:val="1180"/>
         </w:numPr>
       </w:pPr>
       <w:r>
@@ -30021,7 +30281,7 @@
         <w:pStyle w:val="Compact"/>
         <w:numPr>
           <w:ilvl w:val="0"/>
-          <w:numId w:val="1179"/>
+          <w:numId w:val="1180"/>
         </w:numPr>
       </w:pPr>
       <w:r>
@@ -30043,7 +30303,7 @@
         <w:pStyle w:val="Compact"/>
         <w:numPr>
           <w:ilvl w:val="0"/>
-          <w:numId w:val="1179"/>
+          <w:numId w:val="1180"/>
         </w:numPr>
       </w:pPr>
       <w:r>
@@ -30065,7 +30325,7 @@
         <w:pStyle w:val="Compact"/>
         <w:numPr>
           <w:ilvl w:val="0"/>
-          <w:numId w:val="1179"/>
+          <w:numId w:val="1180"/>
         </w:numPr>
       </w:pPr>
       <w:r>
@@ -30207,7 +30467,7 @@
         <w:pStyle w:val="Compact"/>
         <w:numPr>
           <w:ilvl w:val="0"/>
-          <w:numId w:val="1180"/>
+          <w:numId w:val="1181"/>
         </w:numPr>
       </w:pPr>
       <w:r>
@@ -30229,7 +30489,7 @@
         <w:pStyle w:val="Compact"/>
         <w:numPr>
           <w:ilvl w:val="0"/>
-          <w:numId w:val="1180"/>
+          <w:numId w:val="1181"/>
         </w:numPr>
       </w:pPr>
       <w:r>
@@ -30251,7 +30511,7 @@
         <w:pStyle w:val="Compact"/>
         <w:numPr>
           <w:ilvl w:val="0"/>
-          <w:numId w:val="1180"/>
+          <w:numId w:val="1181"/>
         </w:numPr>
       </w:pPr>
       <w:r>
@@ -30279,7 +30539,7 @@
         <w:pStyle w:val="Compact"/>
         <w:numPr>
           <w:ilvl w:val="0"/>
-          <w:numId w:val="1180"/>
+          <w:numId w:val="1181"/>
         </w:numPr>
       </w:pPr>
       <w:r>
@@ -30313,7 +30573,7 @@
         <w:pStyle w:val="Compact"/>
         <w:numPr>
           <w:ilvl w:val="0"/>
-          <w:numId w:val="1181"/>
+          <w:numId w:val="1182"/>
         </w:numPr>
       </w:pPr>
       <w:r>
@@ -30335,7 +30595,7 @@
         <w:pStyle w:val="Compact"/>
         <w:numPr>
           <w:ilvl w:val="0"/>
-          <w:numId w:val="1181"/>
+          <w:numId w:val="1182"/>
         </w:numPr>
       </w:pPr>
       <w:r>
@@ -30357,7 +30617,7 @@
         <w:pStyle w:val="Compact"/>
         <w:numPr>
           <w:ilvl w:val="0"/>
-          <w:numId w:val="1181"/>
+          <w:numId w:val="1182"/>
         </w:numPr>
       </w:pPr>
       <w:r>
@@ -30379,7 +30639,7 @@
         <w:pStyle w:val="Compact"/>
         <w:numPr>
           <w:ilvl w:val="0"/>
-          <w:numId w:val="1181"/>
+          <w:numId w:val="1182"/>
         </w:numPr>
       </w:pPr>
       <w:r>
@@ -30521,7 +30781,7 @@
         <w:pStyle w:val="Compact"/>
         <w:numPr>
           <w:ilvl w:val="0"/>
-          <w:numId w:val="1182"/>
+          <w:numId w:val="1183"/>
         </w:numPr>
       </w:pPr>
       <w:r>
@@ -30549,7 +30809,7 @@
         <w:pStyle w:val="Compact"/>
         <w:numPr>
           <w:ilvl w:val="0"/>
-          <w:numId w:val="1182"/>
+          <w:numId w:val="1183"/>
         </w:numPr>
       </w:pPr>
       <w:r>
@@ -30571,7 +30831,7 @@
         <w:pStyle w:val="Compact"/>
         <w:numPr>
           <w:ilvl w:val="0"/>
-          <w:numId w:val="1182"/>
+          <w:numId w:val="1183"/>
         </w:numPr>
       </w:pPr>
       <w:r>
@@ -30593,7 +30853,7 @@
         <w:pStyle w:val="Compact"/>
         <w:numPr>
           <w:ilvl w:val="0"/>
-          <w:numId w:val="1182"/>
+          <w:numId w:val="1183"/>
         </w:numPr>
       </w:pPr>
       <w:r>
@@ -30627,7 +30887,7 @@
         <w:pStyle w:val="Compact"/>
         <w:numPr>
           <w:ilvl w:val="0"/>
-          <w:numId w:val="1183"/>
+          <w:numId w:val="1184"/>
         </w:numPr>
       </w:pPr>
       <w:r>
@@ -30649,7 +30909,7 @@
         <w:pStyle w:val="Compact"/>
         <w:numPr>
           <w:ilvl w:val="0"/>
-          <w:numId w:val="1183"/>
+          <w:numId w:val="1184"/>
         </w:numPr>
       </w:pPr>
       <w:r>
@@ -30671,7 +30931,7 @@
         <w:pStyle w:val="Compact"/>
         <w:numPr>
           <w:ilvl w:val="0"/>
-          <w:numId w:val="1183"/>
+          <w:numId w:val="1184"/>
         </w:numPr>
       </w:pPr>
       <w:r>
@@ -30693,7 +30953,7 @@
         <w:pStyle w:val="Compact"/>
         <w:numPr>
           <w:ilvl w:val="0"/>
-          <w:numId w:val="1183"/>
+          <w:numId w:val="1184"/>
         </w:numPr>
       </w:pPr>
       <w:r>
@@ -30835,7 +31095,7 @@
         <w:pStyle w:val="Compact"/>
         <w:numPr>
           <w:ilvl w:val="0"/>
-          <w:numId w:val="1184"/>
+          <w:numId w:val="1185"/>
         </w:numPr>
       </w:pPr>
       <w:r>
@@ -30857,7 +31117,7 @@
         <w:pStyle w:val="Compact"/>
         <w:numPr>
           <w:ilvl w:val="0"/>
-          <w:numId w:val="1184"/>
+          <w:numId w:val="1185"/>
         </w:numPr>
       </w:pPr>
       <w:r>
@@ -30879,7 +31139,7 @@
         <w:pStyle w:val="Compact"/>
         <w:numPr>
           <w:ilvl w:val="0"/>
-          <w:numId w:val="1184"/>
+          <w:numId w:val="1185"/>
         </w:numPr>
       </w:pPr>
       <w:r>
@@ -30901,7 +31161,7 @@
         <w:pStyle w:val="Compact"/>
         <w:numPr>
           <w:ilvl w:val="0"/>
-          <w:numId w:val="1184"/>
+          <w:numId w:val="1185"/>
         </w:numPr>
       </w:pPr>
       <w:r>
@@ -30935,7 +31195,7 @@
         <w:pStyle w:val="Compact"/>
         <w:numPr>
           <w:ilvl w:val="0"/>
-          <w:numId w:val="1185"/>
+          <w:numId w:val="1186"/>
         </w:numPr>
       </w:pPr>
       <w:r>
@@ -30957,7 +31217,7 @@
         <w:pStyle w:val="Compact"/>
         <w:numPr>
           <w:ilvl w:val="0"/>
-          <w:numId w:val="1185"/>
+          <w:numId w:val="1186"/>
         </w:numPr>
       </w:pPr>
       <w:r>
@@ -30979,7 +31239,7 @@
         <w:pStyle w:val="Compact"/>
         <w:numPr>
           <w:ilvl w:val="0"/>
-          <w:numId w:val="1185"/>
+          <w:numId w:val="1186"/>
         </w:numPr>
       </w:pPr>
       <w:r>
@@ -31001,7 +31261,7 @@
         <w:pStyle w:val="Compact"/>
         <w:numPr>
           <w:ilvl w:val="0"/>
-          <w:numId w:val="1185"/>
+          <w:numId w:val="1186"/>
         </w:numPr>
       </w:pPr>
       <w:r>
@@ -31143,7 +31403,7 @@
         <w:pStyle w:val="Compact"/>
         <w:numPr>
           <w:ilvl w:val="0"/>
-          <w:numId w:val="1186"/>
+          <w:numId w:val="1187"/>
         </w:numPr>
       </w:pPr>
       <w:r>
@@ -31171,7 +31431,7 @@
         <w:pStyle w:val="Compact"/>
         <w:numPr>
           <w:ilvl w:val="0"/>
-          <w:numId w:val="1186"/>
+          <w:numId w:val="1187"/>
         </w:numPr>
       </w:pPr>
       <w:r>
@@ -31193,7 +31453,7 @@
         <w:pStyle w:val="Compact"/>
         <w:numPr>
           <w:ilvl w:val="0"/>
-          <w:numId w:val="1186"/>
+          <w:numId w:val="1187"/>
         </w:numPr>
       </w:pPr>
       <w:r>
@@ -31215,7 +31475,7 @@
         <w:pStyle w:val="Compact"/>
         <w:numPr>
           <w:ilvl w:val="0"/>
-          <w:numId w:val="1186"/>
+          <w:numId w:val="1187"/>
         </w:numPr>
       </w:pPr>
       <w:r>
@@ -31249,7 +31509,7 @@
         <w:pStyle w:val="Compact"/>
         <w:numPr>
           <w:ilvl w:val="0"/>
-          <w:numId w:val="1187"/>
+          <w:numId w:val="1188"/>
         </w:numPr>
       </w:pPr>
       <w:r>
@@ -31271,7 +31531,7 @@
         <w:pStyle w:val="Compact"/>
         <w:numPr>
           <w:ilvl w:val="0"/>
-          <w:numId w:val="1187"/>
+          <w:numId w:val="1188"/>
         </w:numPr>
       </w:pPr>
       <w:r>
@@ -31293,7 +31553,7 @@
         <w:pStyle w:val="Compact"/>
         <w:numPr>
           <w:ilvl w:val="0"/>
-          <w:numId w:val="1187"/>
+          <w:numId w:val="1188"/>
         </w:numPr>
       </w:pPr>
       <w:r>
@@ -31315,7 +31575,7 @@
         <w:pStyle w:val="Compact"/>
         <w:numPr>
           <w:ilvl w:val="0"/>
-          <w:numId w:val="1187"/>
+          <w:numId w:val="1188"/>
         </w:numPr>
       </w:pPr>
       <w:r>
@@ -31451,7 +31711,7 @@
         <w:pStyle w:val="Compact"/>
         <w:numPr>
           <w:ilvl w:val="0"/>
-          <w:numId w:val="1188"/>
+          <w:numId w:val="1189"/>
         </w:numPr>
       </w:pPr>
       <w:r>
@@ -31479,7 +31739,7 @@
         <w:pStyle w:val="Compact"/>
         <w:numPr>
           <w:ilvl w:val="0"/>
-          <w:numId w:val="1188"/>
+          <w:numId w:val="1189"/>
         </w:numPr>
       </w:pPr>
       <w:r>
@@ -31501,7 +31761,7 @@
         <w:pStyle w:val="Compact"/>
         <w:numPr>
           <w:ilvl w:val="0"/>
-          <w:numId w:val="1188"/>
+          <w:numId w:val="1189"/>
         </w:numPr>
       </w:pPr>
       <w:r>
@@ -31523,7 +31783,7 @@
         <w:pStyle w:val="Compact"/>
         <w:numPr>
           <w:ilvl w:val="0"/>
-          <w:numId w:val="1188"/>
+          <w:numId w:val="1189"/>
         </w:numPr>
       </w:pPr>
       <w:r>
@@ -31557,7 +31817,7 @@
         <w:pStyle w:val="Compact"/>
         <w:numPr>
           <w:ilvl w:val="0"/>
-          <w:numId w:val="1189"/>
+          <w:numId w:val="1190"/>
         </w:numPr>
       </w:pPr>
       <w:r>
@@ -31579,7 +31839,7 @@
         <w:pStyle w:val="Compact"/>
         <w:numPr>
           <w:ilvl w:val="0"/>
-          <w:numId w:val="1189"/>
+          <w:numId w:val="1190"/>
         </w:numPr>
       </w:pPr>
       <w:r>
@@ -31601,7 +31861,7 @@
         <w:pStyle w:val="Compact"/>
         <w:numPr>
           <w:ilvl w:val="0"/>
-          <w:numId w:val="1189"/>
+          <w:numId w:val="1190"/>
         </w:numPr>
       </w:pPr>
       <w:r>
@@ -31623,7 +31883,7 @@
         <w:pStyle w:val="Compact"/>
         <w:numPr>
           <w:ilvl w:val="0"/>
-          <w:numId w:val="1189"/>
+          <w:numId w:val="1190"/>
         </w:numPr>
       </w:pPr>
       <w:r>
@@ -31759,7 +32019,7 @@
         <w:pStyle w:val="Compact"/>
         <w:numPr>
           <w:ilvl w:val="0"/>
-          <w:numId w:val="1190"/>
+          <w:numId w:val="1191"/>
         </w:numPr>
       </w:pPr>
       <w:r>
@@ -31787,7 +32047,7 @@
         <w:pStyle w:val="Compact"/>
         <w:numPr>
           <w:ilvl w:val="0"/>
-          <w:numId w:val="1190"/>
+          <w:numId w:val="1191"/>
         </w:numPr>
       </w:pPr>
       <w:r>
@@ -31809,7 +32069,7 @@
         <w:pStyle w:val="Compact"/>
         <w:numPr>
           <w:ilvl w:val="0"/>
-          <w:numId w:val="1190"/>
+          <w:numId w:val="1191"/>
         </w:numPr>
       </w:pPr>
       <w:r>
@@ -31831,7 +32091,7 @@
         <w:pStyle w:val="Compact"/>
         <w:numPr>
           <w:ilvl w:val="0"/>
-          <w:numId w:val="1190"/>
+          <w:numId w:val="1191"/>
         </w:numPr>
       </w:pPr>
       <w:r>
@@ -31865,7 +32125,7 @@
         <w:pStyle w:val="Compact"/>
         <w:numPr>
           <w:ilvl w:val="0"/>
-          <w:numId w:val="1191"/>
+          <w:numId w:val="1192"/>
         </w:numPr>
       </w:pPr>
       <w:r>
@@ -31887,7 +32147,7 @@
         <w:pStyle w:val="Compact"/>
         <w:numPr>
           <w:ilvl w:val="0"/>
-          <w:numId w:val="1191"/>
+          <w:numId w:val="1192"/>
         </w:numPr>
       </w:pPr>
       <w:r>
@@ -31909,7 +32169,7 @@
         <w:pStyle w:val="Compact"/>
         <w:numPr>
           <w:ilvl w:val="0"/>
-          <w:numId w:val="1191"/>
+          <w:numId w:val="1192"/>
         </w:numPr>
       </w:pPr>
       <w:r>
@@ -31931,7 +32191,7 @@
         <w:pStyle w:val="Compact"/>
         <w:numPr>
           <w:ilvl w:val="0"/>
-          <w:numId w:val="1191"/>
+          <w:numId w:val="1192"/>
         </w:numPr>
       </w:pPr>
       <w:r>
@@ -32073,7 +32333,7 @@
         <w:pStyle w:val="Compact"/>
         <w:numPr>
           <w:ilvl w:val="0"/>
-          <w:numId w:val="1192"/>
+          <w:numId w:val="1193"/>
         </w:numPr>
       </w:pPr>
       <w:r>
@@ -32101,7 +32361,7 @@
         <w:pStyle w:val="Compact"/>
         <w:numPr>
           <w:ilvl w:val="0"/>
-          <w:numId w:val="1192"/>
+          <w:numId w:val="1193"/>
         </w:numPr>
       </w:pPr>
       <w:r>
@@ -32123,7 +32383,7 @@
         <w:pStyle w:val="Compact"/>
         <w:numPr>
           <w:ilvl w:val="0"/>
-          <w:numId w:val="1192"/>
+          <w:numId w:val="1193"/>
         </w:numPr>
       </w:pPr>
       <w:r>
@@ -32145,7 +32405,7 @@
         <w:pStyle w:val="Compact"/>
         <w:numPr>
           <w:ilvl w:val="0"/>
-          <w:numId w:val="1192"/>
+          <w:numId w:val="1193"/>
         </w:numPr>
       </w:pPr>
       <w:r>
@@ -32179,7 +32439,7 @@
         <w:pStyle w:val="Compact"/>
         <w:numPr>
           <w:ilvl w:val="0"/>
-          <w:numId w:val="1193"/>
+          <w:numId w:val="1194"/>
         </w:numPr>
       </w:pPr>
       <w:r>
@@ -32201,7 +32461,7 @@
         <w:pStyle w:val="Compact"/>
         <w:numPr>
           <w:ilvl w:val="0"/>
-          <w:numId w:val="1193"/>
+          <w:numId w:val="1194"/>
         </w:numPr>
       </w:pPr>
       <w:r>
@@ -32223,7 +32483,7 @@
         <w:pStyle w:val="Compact"/>
         <w:numPr>
           <w:ilvl w:val="0"/>
-          <w:numId w:val="1193"/>
+          <w:numId w:val="1194"/>
         </w:numPr>
       </w:pPr>
       <w:r>
@@ -32245,7 +32505,7 @@
         <w:pStyle w:val="Compact"/>
         <w:numPr>
           <w:ilvl w:val="0"/>
-          <w:numId w:val="1193"/>
+          <w:numId w:val="1194"/>
         </w:numPr>
       </w:pPr>
       <w:r>
@@ -32387,7 +32647,7 @@
         <w:pStyle w:val="Compact"/>
         <w:numPr>
           <w:ilvl w:val="0"/>
-          <w:numId w:val="1194"/>
+          <w:numId w:val="1195"/>
         </w:numPr>
       </w:pPr>
       <w:r>
@@ -32409,7 +32669,7 @@
         <w:pStyle w:val="Compact"/>
         <w:numPr>
           <w:ilvl w:val="0"/>
-          <w:numId w:val="1194"/>
+          <w:numId w:val="1195"/>
         </w:numPr>
       </w:pPr>
       <w:r>
@@ -32431,7 +32691,7 @@
         <w:pStyle w:val="Compact"/>
         <w:numPr>
           <w:ilvl w:val="0"/>
-          <w:numId w:val="1194"/>
+          <w:numId w:val="1195"/>
         </w:numPr>
       </w:pPr>
       <w:r>
@@ -32453,7 +32713,7 @@
         <w:pStyle w:val="Compact"/>
         <w:numPr>
           <w:ilvl w:val="0"/>
-          <w:numId w:val="1194"/>
+          <w:numId w:val="1195"/>
         </w:numPr>
       </w:pPr>
       <w:r>
@@ -32487,7 +32747,7 @@
         <w:pStyle w:val="Compact"/>
         <w:numPr>
           <w:ilvl w:val="0"/>
-          <w:numId w:val="1195"/>
+          <w:numId w:val="1196"/>
         </w:numPr>
       </w:pPr>
       <w:r>
@@ -32509,7 +32769,7 @@
         <w:pStyle w:val="Compact"/>
         <w:numPr>
           <w:ilvl w:val="0"/>
-          <w:numId w:val="1195"/>
+          <w:numId w:val="1196"/>
         </w:numPr>
       </w:pPr>
       <w:r>
@@ -32531,7 +32791,7 @@
         <w:pStyle w:val="Compact"/>
         <w:numPr>
           <w:ilvl w:val="0"/>
-          <w:numId w:val="1195"/>
+          <w:numId w:val="1196"/>
         </w:numPr>
       </w:pPr>
       <w:r>
@@ -32553,7 +32813,7 @@
         <w:pStyle w:val="Compact"/>
         <w:numPr>
           <w:ilvl w:val="0"/>
-          <w:numId w:val="1195"/>
+          <w:numId w:val="1196"/>
         </w:numPr>
       </w:pPr>
       <w:r>
@@ -32695,7 +32955,7 @@
         <w:pStyle w:val="Compact"/>
         <w:numPr>
           <w:ilvl w:val="0"/>
-          <w:numId w:val="1196"/>
+          <w:numId w:val="1197"/>
         </w:numPr>
       </w:pPr>
       <w:r>
@@ -32723,7 +32983,7 @@
         <w:pStyle w:val="Compact"/>
         <w:numPr>
           <w:ilvl w:val="0"/>
-          <w:numId w:val="1196"/>
+          <w:numId w:val="1197"/>
         </w:numPr>
       </w:pPr>
       <w:r>
@@ -32745,7 +33005,7 @@
         <w:pStyle w:val="Compact"/>
         <w:numPr>
           <w:ilvl w:val="0"/>
-          <w:numId w:val="1196"/>
+          <w:numId w:val="1197"/>
         </w:numPr>
       </w:pPr>
       <w:r>
@@ -32767,7 +33027,7 @@
         <w:pStyle w:val="Compact"/>
         <w:numPr>
           <w:ilvl w:val="0"/>
-          <w:numId w:val="1196"/>
+          <w:numId w:val="1197"/>
         </w:numPr>
       </w:pPr>
       <w:r>
@@ -32801,7 +33061,7 @@
         <w:pStyle w:val="Compact"/>
         <w:numPr>
           <w:ilvl w:val="0"/>
-          <w:numId w:val="1197"/>
+          <w:numId w:val="1198"/>
         </w:numPr>
       </w:pPr>
       <w:r>
@@ -32823,7 +33083,7 @@
         <w:pStyle w:val="Compact"/>
         <w:numPr>
           <w:ilvl w:val="0"/>
-          <w:numId w:val="1197"/>
+          <w:numId w:val="1198"/>
         </w:numPr>
       </w:pPr>
       <w:r>
@@ -32845,7 +33105,7 @@
         <w:pStyle w:val="Compact"/>
         <w:numPr>
           <w:ilvl w:val="0"/>
-          <w:numId w:val="1197"/>
+          <w:numId w:val="1198"/>
         </w:numPr>
       </w:pPr>
       <w:r>
@@ -32867,7 +33127,7 @@
         <w:pStyle w:val="Compact"/>
         <w:numPr>
           <w:ilvl w:val="0"/>
-          <w:numId w:val="1197"/>
+          <w:numId w:val="1198"/>
         </w:numPr>
       </w:pPr>
       <w:r>
@@ -33009,7 +33269,7 @@
         <w:pStyle w:val="Compact"/>
         <w:numPr>
           <w:ilvl w:val="0"/>
-          <w:numId w:val="1198"/>
+          <w:numId w:val="1199"/>
         </w:numPr>
       </w:pPr>
       <w:r>
@@ -33031,7 +33291,7 @@
         <w:pStyle w:val="Compact"/>
         <w:numPr>
           <w:ilvl w:val="0"/>
-          <w:numId w:val="1198"/>
+          <w:numId w:val="1199"/>
         </w:numPr>
       </w:pPr>
       <w:r>
@@ -33053,7 +33313,7 @@
         <w:pStyle w:val="Compact"/>
         <w:numPr>
           <w:ilvl w:val="0"/>
-          <w:numId w:val="1198"/>
+          <w:numId w:val="1199"/>
         </w:numPr>
       </w:pPr>
       <w:r>
@@ -33075,7 +33335,7 @@
         <w:pStyle w:val="Compact"/>
         <w:numPr>
           <w:ilvl w:val="0"/>
-          <w:numId w:val="1198"/>
+          <w:numId w:val="1199"/>
         </w:numPr>
       </w:pPr>
       <w:r>
@@ -33109,7 +33369,7 @@
         <w:pStyle w:val="Compact"/>
         <w:numPr>
           <w:ilvl w:val="0"/>
-          <w:numId w:val="1199"/>
+          <w:numId w:val="1200"/>
         </w:numPr>
       </w:pPr>
       <w:r>
@@ -33131,7 +33391,7 @@
         <w:pStyle w:val="Compact"/>
         <w:numPr>
           <w:ilvl w:val="0"/>
-          <w:numId w:val="1199"/>
+          <w:numId w:val="1200"/>
         </w:numPr>
       </w:pPr>
       <w:r>
@@ -33153,7 +33413,7 @@
         <w:pStyle w:val="Compact"/>
         <w:numPr>
           <w:ilvl w:val="0"/>
-          <w:numId w:val="1199"/>
+          <w:numId w:val="1200"/>
         </w:numPr>
       </w:pPr>
       <w:r>
@@ -33175,7 +33435,7 @@
         <w:pStyle w:val="Compact"/>
         <w:numPr>
           <w:ilvl w:val="0"/>
-          <w:numId w:val="1199"/>
+          <w:numId w:val="1200"/>
         </w:numPr>
       </w:pPr>
       <w:r>
@@ -33317,7 +33577,7 @@
         <w:pStyle w:val="Compact"/>
         <w:numPr>
           <w:ilvl w:val="0"/>
-          <w:numId w:val="1200"/>
+          <w:numId w:val="1201"/>
         </w:numPr>
       </w:pPr>
       <w:r>
@@ -33339,7 +33599,7 @@
         <w:pStyle w:val="Compact"/>
         <w:numPr>
           <w:ilvl w:val="0"/>
-          <w:numId w:val="1200"/>
+          <w:numId w:val="1201"/>
         </w:numPr>
       </w:pPr>
       <w:r>
@@ -33361,7 +33621,7 @@
         <w:pStyle w:val="Compact"/>
         <w:numPr>
           <w:ilvl w:val="0"/>
-          <w:numId w:val="1200"/>
+          <w:numId w:val="1201"/>
         </w:numPr>
       </w:pPr>
       <w:r>
@@ -33383,7 +33643,7 @@
         <w:pStyle w:val="Compact"/>
         <w:numPr>
           <w:ilvl w:val="0"/>
-          <w:numId w:val="1200"/>
+          <w:numId w:val="1201"/>
         </w:numPr>
       </w:pPr>
       <w:r>
@@ -33417,7 +33677,7 @@
         <w:pStyle w:val="Compact"/>
         <w:numPr>
           <w:ilvl w:val="0"/>
-          <w:numId w:val="1201"/>
+          <w:numId w:val="1202"/>
         </w:numPr>
       </w:pPr>
       <w:r>
@@ -33439,7 +33699,7 @@
         <w:pStyle w:val="Compact"/>
         <w:numPr>
           <w:ilvl w:val="0"/>
-          <w:numId w:val="1201"/>
+          <w:numId w:val="1202"/>
         </w:numPr>
       </w:pPr>
       <w:r>
@@ -33461,7 +33721,7 @@
         <w:pStyle w:val="Compact"/>
         <w:numPr>
           <w:ilvl w:val="0"/>
-          <w:numId w:val="1201"/>
+          <w:numId w:val="1202"/>
         </w:numPr>
       </w:pPr>
       <w:r>
@@ -33483,7 +33743,7 @@
         <w:pStyle w:val="Compact"/>
         <w:numPr>
           <w:ilvl w:val="0"/>
-          <w:numId w:val="1201"/>
+          <w:numId w:val="1202"/>
         </w:numPr>
       </w:pPr>
       <w:r>
@@ -33638,7 +33898,7 @@
         <w:pStyle w:val="Compact"/>
         <w:numPr>
           <w:ilvl w:val="0"/>
-          <w:numId w:val="1202"/>
+          <w:numId w:val="1203"/>
         </w:numPr>
       </w:pPr>
       <w:r>
@@ -33660,7 +33920,7 @@
         <w:pStyle w:val="Compact"/>
         <w:numPr>
           <w:ilvl w:val="0"/>
-          <w:numId w:val="1202"/>
+          <w:numId w:val="1203"/>
         </w:numPr>
       </w:pPr>
       <w:r>
@@ -33682,7 +33942,7 @@
         <w:pStyle w:val="Compact"/>
         <w:numPr>
           <w:ilvl w:val="0"/>
-          <w:numId w:val="1202"/>
+          <w:numId w:val="1203"/>
         </w:numPr>
       </w:pPr>
       <w:r>
@@ -33704,7 +33964,7 @@
         <w:pStyle w:val="Compact"/>
         <w:numPr>
           <w:ilvl w:val="0"/>
-          <w:numId w:val="1202"/>
+          <w:numId w:val="1203"/>
         </w:numPr>
       </w:pPr>
       <w:r>
@@ -33738,7 +33998,7 @@
         <w:pStyle w:val="Compact"/>
         <w:numPr>
           <w:ilvl w:val="0"/>
-          <w:numId w:val="1203"/>
+          <w:numId w:val="1204"/>
         </w:numPr>
       </w:pPr>
       <w:r>
@@ -33760,7 +34020,7 @@
         <w:pStyle w:val="Compact"/>
         <w:numPr>
           <w:ilvl w:val="0"/>
-          <w:numId w:val="1203"/>
+          <w:numId w:val="1204"/>
         </w:numPr>
       </w:pPr>
       <w:r>
@@ -33782,7 +34042,7 @@
         <w:pStyle w:val="Compact"/>
         <w:numPr>
           <w:ilvl w:val="0"/>
-          <w:numId w:val="1203"/>
+          <w:numId w:val="1204"/>
         </w:numPr>
       </w:pPr>
       <w:r>
@@ -33804,7 +34064,7 @@
         <w:pStyle w:val="Compact"/>
         <w:numPr>
           <w:ilvl w:val="0"/>
-          <w:numId w:val="1203"/>
+          <w:numId w:val="1204"/>
         </w:numPr>
       </w:pPr>
       <w:r>
@@ -33946,7 +34206,7 @@
         <w:pStyle w:val="Compact"/>
         <w:numPr>
           <w:ilvl w:val="0"/>
-          <w:numId w:val="1204"/>
+          <w:numId w:val="1205"/>
         </w:numPr>
       </w:pPr>
       <w:r>
@@ -33974,7 +34234,7 @@
         <w:pStyle w:val="Compact"/>
         <w:numPr>
           <w:ilvl w:val="0"/>
-          <w:numId w:val="1204"/>
+          <w:numId w:val="1205"/>
         </w:numPr>
       </w:pPr>
       <w:r>
@@ -33996,7 +34256,7 @@
         <w:pStyle w:val="Compact"/>
         <w:numPr>
           <w:ilvl w:val="0"/>
-          <w:numId w:val="1204"/>
+          <w:numId w:val="1205"/>
         </w:numPr>
       </w:pPr>
       <w:r>
@@ -34018,7 +34278,7 @@
         <w:pStyle w:val="Compact"/>
         <w:numPr>
           <w:ilvl w:val="0"/>
-          <w:numId w:val="1204"/>
+          <w:numId w:val="1205"/>
         </w:numPr>
       </w:pPr>
       <w:r>
@@ -34052,7 +34312,7 @@
         <w:pStyle w:val="Compact"/>
         <w:numPr>
           <w:ilvl w:val="0"/>
-          <w:numId w:val="1205"/>
+          <w:numId w:val="1206"/>
         </w:numPr>
       </w:pPr>
       <w:r>
@@ -34074,7 +34334,7 @@
         <w:pStyle w:val="Compact"/>
         <w:numPr>
           <w:ilvl w:val="0"/>
-          <w:numId w:val="1205"/>
+          <w:numId w:val="1206"/>
         </w:numPr>
       </w:pPr>
       <w:r>
@@ -34096,7 +34356,7 @@
         <w:pStyle w:val="Compact"/>
         <w:numPr>
           <w:ilvl w:val="0"/>
-          <w:numId w:val="1205"/>
+          <w:numId w:val="1206"/>
         </w:numPr>
       </w:pPr>
       <w:r>
@@ -34118,7 +34378,7 @@
         <w:pStyle w:val="Compact"/>
         <w:numPr>
           <w:ilvl w:val="0"/>
-          <w:numId w:val="1205"/>
+          <w:numId w:val="1206"/>
         </w:numPr>
       </w:pPr>
       <w:r>
@@ -34266,7 +34526,7 @@
         <w:pStyle w:val="Compact"/>
         <w:numPr>
           <w:ilvl w:val="0"/>
-          <w:numId w:val="1206"/>
+          <w:numId w:val="1207"/>
         </w:numPr>
       </w:pPr>
       <w:r>
@@ -34288,7 +34548,7 @@
         <w:pStyle w:val="Compact"/>
         <w:numPr>
           <w:ilvl w:val="0"/>
-          <w:numId w:val="1206"/>
+          <w:numId w:val="1207"/>
         </w:numPr>
       </w:pPr>
       <w:r>
@@ -34310,7 +34570,7 @@
         <w:pStyle w:val="Compact"/>
         <w:numPr>
           <w:ilvl w:val="0"/>
-          <w:numId w:val="1206"/>
+          <w:numId w:val="1207"/>
         </w:numPr>
       </w:pPr>
       <w:r>
@@ -34332,7 +34592,7 @@
         <w:pStyle w:val="Compact"/>
         <w:numPr>
           <w:ilvl w:val="0"/>
-          <w:numId w:val="1206"/>
+          <w:numId w:val="1207"/>
         </w:numPr>
       </w:pPr>
       <w:r>
@@ -34366,7 +34626,7 @@
         <w:pStyle w:val="Compact"/>
         <w:numPr>
           <w:ilvl w:val="0"/>
-          <w:numId w:val="1207"/>
+          <w:numId w:val="1208"/>
         </w:numPr>
       </w:pPr>
       <w:r>
@@ -34388,7 +34648,7 @@
         <w:pStyle w:val="Compact"/>
         <w:numPr>
           <w:ilvl w:val="0"/>
-          <w:numId w:val="1207"/>
+          <w:numId w:val="1208"/>
         </w:numPr>
       </w:pPr>
       <w:r>
@@ -34410,7 +34670,7 @@
         <w:pStyle w:val="Compact"/>
         <w:numPr>
           <w:ilvl w:val="0"/>
-          <w:numId w:val="1207"/>
+          <w:numId w:val="1208"/>
         </w:numPr>
       </w:pPr>
       <w:r>
@@ -34432,7 +34692,7 @@
         <w:pStyle w:val="Compact"/>
         <w:numPr>
           <w:ilvl w:val="0"/>
-          <w:numId w:val="1207"/>
+          <w:numId w:val="1208"/>
         </w:numPr>
       </w:pPr>
       <w:r>
@@ -34568,7 +34828,7 @@
         <w:pStyle w:val="Compact"/>
         <w:numPr>
           <w:ilvl w:val="0"/>
-          <w:numId w:val="1208"/>
+          <w:numId w:val="1209"/>
         </w:numPr>
       </w:pPr>
       <w:r>
@@ -34590,7 +34850,7 @@
         <w:pStyle w:val="Compact"/>
         <w:numPr>
           <w:ilvl w:val="0"/>
-          <w:numId w:val="1208"/>
+          <w:numId w:val="1209"/>
         </w:numPr>
       </w:pPr>
       <w:r>
@@ -34612,7 +34872,7 @@
         <w:pStyle w:val="Compact"/>
         <w:numPr>
           <w:ilvl w:val="0"/>
-          <w:numId w:val="1208"/>
+          <w:numId w:val="1209"/>
         </w:numPr>
       </w:pPr>
       <w:r>
@@ -34634,7 +34894,7 @@
         <w:pStyle w:val="Compact"/>
         <w:numPr>
           <w:ilvl w:val="0"/>
-          <w:numId w:val="1208"/>
+          <w:numId w:val="1209"/>
         </w:numPr>
       </w:pPr>
       <w:r>
@@ -34668,7 +34928,7 @@
         <w:pStyle w:val="Compact"/>
         <w:numPr>
           <w:ilvl w:val="0"/>
-          <w:numId w:val="1209"/>
+          <w:numId w:val="1210"/>
         </w:numPr>
       </w:pPr>
       <w:r>
@@ -34690,7 +34950,7 @@
         <w:pStyle w:val="Compact"/>
         <w:numPr>
           <w:ilvl w:val="0"/>
-          <w:numId w:val="1209"/>
+          <w:numId w:val="1210"/>
         </w:numPr>
       </w:pPr>
       <w:r>
@@ -34712,7 +34972,7 @@
         <w:pStyle w:val="Compact"/>
         <w:numPr>
           <w:ilvl w:val="0"/>
-          <w:numId w:val="1209"/>
+          <w:numId w:val="1210"/>
         </w:numPr>
       </w:pPr>
       <w:r>
@@ -34734,7 +34994,7 @@
         <w:pStyle w:val="Compact"/>
         <w:numPr>
           <w:ilvl w:val="0"/>
-          <w:numId w:val="1209"/>
+          <w:numId w:val="1210"/>
         </w:numPr>
       </w:pPr>
       <w:r>
@@ -34870,7 +35130,7 @@
         <w:pStyle w:val="Compact"/>
         <w:numPr>
           <w:ilvl w:val="0"/>
-          <w:numId w:val="1210"/>
+          <w:numId w:val="1211"/>
         </w:numPr>
       </w:pPr>
       <w:r>
@@ -34892,7 +35152,7 @@
         <w:pStyle w:val="Compact"/>
         <w:numPr>
           <w:ilvl w:val="0"/>
-          <w:numId w:val="1210"/>
+          <w:numId w:val="1211"/>
         </w:numPr>
       </w:pPr>
       <w:r>
@@ -34914,7 +35174,7 @@
         <w:pStyle w:val="Compact"/>
         <w:numPr>
           <w:ilvl w:val="0"/>
-          <w:numId w:val="1210"/>
+          <w:numId w:val="1211"/>
         </w:numPr>
       </w:pPr>
       <w:r>
@@ -34936,7 +35196,7 @@
         <w:pStyle w:val="Compact"/>
         <w:numPr>
           <w:ilvl w:val="0"/>
-          <w:numId w:val="1210"/>
+          <w:numId w:val="1211"/>
         </w:numPr>
       </w:pPr>
       <w:r>
@@ -34970,7 +35230,7 @@
         <w:pStyle w:val="Compact"/>
         <w:numPr>
           <w:ilvl w:val="0"/>
-          <w:numId w:val="1211"/>
+          <w:numId w:val="1212"/>
         </w:numPr>
       </w:pPr>
       <w:r>
@@ -34992,7 +35252,7 @@
         <w:pStyle w:val="Compact"/>
         <w:numPr>
           <w:ilvl w:val="0"/>
-          <w:numId w:val="1211"/>
+          <w:numId w:val="1212"/>
         </w:numPr>
       </w:pPr>
       <w:r>
@@ -35014,7 +35274,7 @@
         <w:pStyle w:val="Compact"/>
         <w:numPr>
           <w:ilvl w:val="0"/>
-          <w:numId w:val="1211"/>
+          <w:numId w:val="1212"/>
         </w:numPr>
       </w:pPr>
       <w:r>
@@ -35036,7 +35296,7 @@
         <w:pStyle w:val="Compact"/>
         <w:numPr>
           <w:ilvl w:val="0"/>
-          <w:numId w:val="1211"/>
+          <w:numId w:val="1212"/>
         </w:numPr>
       </w:pPr>
       <w:r>
@@ -35178,7 +35438,7 @@
         <w:pStyle w:val="Compact"/>
         <w:numPr>
           <w:ilvl w:val="0"/>
-          <w:numId w:val="1212"/>
+          <w:numId w:val="1213"/>
         </w:numPr>
       </w:pPr>
       <w:r>
@@ -35200,7 +35460,7 @@
         <w:pStyle w:val="Compact"/>
         <w:numPr>
           <w:ilvl w:val="0"/>
-          <w:numId w:val="1212"/>
+          <w:numId w:val="1213"/>
         </w:numPr>
       </w:pPr>
       <w:r>
@@ -35222,7 +35482,7 @@
         <w:pStyle w:val="Compact"/>
         <w:numPr>
           <w:ilvl w:val="0"/>
-          <w:numId w:val="1212"/>
+          <w:numId w:val="1213"/>
         </w:numPr>
       </w:pPr>
       <w:r>
@@ -35244,7 +35504,7 @@
         <w:pStyle w:val="Compact"/>
         <w:numPr>
           <w:ilvl w:val="0"/>
-          <w:numId w:val="1212"/>
+          <w:numId w:val="1213"/>
         </w:numPr>
       </w:pPr>
       <w:r>
@@ -35278,7 +35538,7 @@
         <w:pStyle w:val="Compact"/>
         <w:numPr>
           <w:ilvl w:val="0"/>
-          <w:numId w:val="1213"/>
+          <w:numId w:val="1214"/>
         </w:numPr>
       </w:pPr>
       <w:r>
@@ -35300,7 +35560,7 @@
         <w:pStyle w:val="Compact"/>
         <w:numPr>
           <w:ilvl w:val="0"/>
-          <w:numId w:val="1213"/>
+          <w:numId w:val="1214"/>
         </w:numPr>
       </w:pPr>
       <w:r>
@@ -35322,7 +35582,7 @@
         <w:pStyle w:val="Compact"/>
         <w:numPr>
           <w:ilvl w:val="0"/>
-          <w:numId w:val="1213"/>
+          <w:numId w:val="1214"/>
         </w:numPr>
       </w:pPr>
       <w:r>
@@ -35344,7 +35604,7 @@
         <w:pStyle w:val="Compact"/>
         <w:numPr>
           <w:ilvl w:val="0"/>
-          <w:numId w:val="1213"/>
+          <w:numId w:val="1214"/>
         </w:numPr>
       </w:pPr>
       <w:r>
@@ -35486,7 +35746,7 @@
         <w:pStyle w:val="Compact"/>
         <w:numPr>
           <w:ilvl w:val="0"/>
-          <w:numId w:val="1214"/>
+          <w:numId w:val="1215"/>
         </w:numPr>
       </w:pPr>
       <w:r>
@@ -35508,7 +35768,7 @@
         <w:pStyle w:val="Compact"/>
         <w:numPr>
           <w:ilvl w:val="0"/>
-          <w:numId w:val="1214"/>
+          <w:numId w:val="1215"/>
         </w:numPr>
       </w:pPr>
       <w:r>
@@ -35530,7 +35790,7 @@
         <w:pStyle w:val="Compact"/>
         <w:numPr>
           <w:ilvl w:val="0"/>
-          <w:numId w:val="1214"/>
+          <w:numId w:val="1215"/>
         </w:numPr>
       </w:pPr>
       <w:r>
@@ -35552,7 +35812,7 @@
         <w:pStyle w:val="Compact"/>
         <w:numPr>
           <w:ilvl w:val="0"/>
-          <w:numId w:val="1214"/>
+          <w:numId w:val="1215"/>
         </w:numPr>
       </w:pPr>
       <w:r>
@@ -35586,7 +35846,7 @@
         <w:pStyle w:val="Compact"/>
         <w:numPr>
           <w:ilvl w:val="0"/>
-          <w:numId w:val="1215"/>
+          <w:numId w:val="1216"/>
         </w:numPr>
       </w:pPr>
       <w:r>
@@ -35608,7 +35868,7 @@
         <w:pStyle w:val="Compact"/>
         <w:numPr>
           <w:ilvl w:val="0"/>
-          <w:numId w:val="1215"/>
+          <w:numId w:val="1216"/>
         </w:numPr>
       </w:pPr>
       <w:r>
@@ -35630,7 +35890,7 @@
         <w:pStyle w:val="Compact"/>
         <w:numPr>
           <w:ilvl w:val="0"/>
-          <w:numId w:val="1215"/>
+          <w:numId w:val="1216"/>
         </w:numPr>
       </w:pPr>
       <w:r>
@@ -35652,7 +35912,7 @@
         <w:pStyle w:val="Compact"/>
         <w:numPr>
           <w:ilvl w:val="0"/>
-          <w:numId w:val="1215"/>
+          <w:numId w:val="1216"/>
         </w:numPr>
       </w:pPr>
       <w:r>
@@ -35794,7 +36054,7 @@
         <w:pStyle w:val="Compact"/>
         <w:numPr>
           <w:ilvl w:val="0"/>
-          <w:numId w:val="1216"/>
+          <w:numId w:val="1217"/>
         </w:numPr>
       </w:pPr>
       <w:r>
@@ -35816,7 +36076,7 @@
         <w:pStyle w:val="Compact"/>
         <w:numPr>
           <w:ilvl w:val="0"/>
-          <w:numId w:val="1216"/>
+          <w:numId w:val="1217"/>
         </w:numPr>
       </w:pPr>
       <w:r>
@@ -35838,7 +36098,7 @@
         <w:pStyle w:val="Compact"/>
         <w:numPr>
           <w:ilvl w:val="0"/>
-          <w:numId w:val="1216"/>
+          <w:numId w:val="1217"/>
         </w:numPr>
       </w:pPr>
       <w:r>
@@ -35860,7 +36120,7 @@
         <w:pStyle w:val="Compact"/>
         <w:numPr>
           <w:ilvl w:val="0"/>
-          <w:numId w:val="1216"/>
+          <w:numId w:val="1217"/>
         </w:numPr>
       </w:pPr>
       <w:r>
@@ -35894,7 +36154,7 @@
         <w:pStyle w:val="Compact"/>
         <w:numPr>
           <w:ilvl w:val="0"/>
-          <w:numId w:val="1217"/>
+          <w:numId w:val="1218"/>
         </w:numPr>
       </w:pPr>
       <w:r>
@@ -35916,7 +36176,7 @@
         <w:pStyle w:val="Compact"/>
         <w:numPr>
           <w:ilvl w:val="0"/>
-          <w:numId w:val="1217"/>
+          <w:numId w:val="1218"/>
         </w:numPr>
       </w:pPr>
       <w:r>
@@ -35938,7 +36198,7 @@
         <w:pStyle w:val="Compact"/>
         <w:numPr>
           <w:ilvl w:val="0"/>
-          <w:numId w:val="1217"/>
+          <w:numId w:val="1218"/>
         </w:numPr>
       </w:pPr>
       <w:r>
@@ -35960,7 +36220,7 @@
         <w:pStyle w:val="Compact"/>
         <w:numPr>
           <w:ilvl w:val="0"/>
-          <w:numId w:val="1217"/>
+          <w:numId w:val="1218"/>
         </w:numPr>
       </w:pPr>
       <w:r>
@@ -36108,7 +36368,7 @@
         <w:pStyle w:val="Compact"/>
         <w:numPr>
           <w:ilvl w:val="0"/>
-          <w:numId w:val="1218"/>
+          <w:numId w:val="1219"/>
         </w:numPr>
       </w:pPr>
       <w:r>
@@ -36136,7 +36396,7 @@
         <w:pStyle w:val="Compact"/>
         <w:numPr>
           <w:ilvl w:val="0"/>
-          <w:numId w:val="1218"/>
+          <w:numId w:val="1219"/>
         </w:numPr>
       </w:pPr>
       <w:r>
@@ -36158,7 +36418,7 @@
         <w:pStyle w:val="Compact"/>
         <w:numPr>
           <w:ilvl w:val="0"/>
-          <w:numId w:val="1218"/>
+          <w:numId w:val="1219"/>
         </w:numPr>
       </w:pPr>
       <w:r>
@@ -36180,7 +36440,7 @@
         <w:pStyle w:val="Compact"/>
         <w:numPr>
           <w:ilvl w:val="0"/>
-          <w:numId w:val="1218"/>
+          <w:numId w:val="1219"/>
         </w:numPr>
       </w:pPr>
       <w:r>
@@ -36214,7 +36474,7 @@
         <w:pStyle w:val="Compact"/>
         <w:numPr>
           <w:ilvl w:val="0"/>
-          <w:numId w:val="1219"/>
+          <w:numId w:val="1220"/>
         </w:numPr>
       </w:pPr>
       <w:r>
@@ -36236,7 +36496,7 @@
         <w:pStyle w:val="Compact"/>
         <w:numPr>
           <w:ilvl w:val="0"/>
-          <w:numId w:val="1219"/>
+          <w:numId w:val="1220"/>
         </w:numPr>
       </w:pPr>
       <w:r>
@@ -36258,7 +36518,7 @@
         <w:pStyle w:val="Compact"/>
         <w:numPr>
           <w:ilvl w:val="0"/>
-          <w:numId w:val="1219"/>
+          <w:numId w:val="1220"/>
         </w:numPr>
       </w:pPr>
       <w:r>
@@ -36280,7 +36540,7 @@
         <w:pStyle w:val="Compact"/>
         <w:numPr>
           <w:ilvl w:val="0"/>
-          <w:numId w:val="1219"/>
+          <w:numId w:val="1220"/>
         </w:numPr>
       </w:pPr>
       <w:r>
@@ -36434,7 +36694,7 @@
         <w:pStyle w:val="Compact"/>
         <w:numPr>
           <w:ilvl w:val="0"/>
-          <w:numId w:val="1220"/>
+          <w:numId w:val="1221"/>
         </w:numPr>
       </w:pPr>
       <w:r>
@@ -36456,7 +36716,7 @@
         <w:pStyle w:val="Compact"/>
         <w:numPr>
           <w:ilvl w:val="0"/>
-          <w:numId w:val="1220"/>
+          <w:numId w:val="1221"/>
         </w:numPr>
       </w:pPr>
       <w:r>
@@ -36478,7 +36738,7 @@
         <w:pStyle w:val="Compact"/>
         <w:numPr>
           <w:ilvl w:val="0"/>
-          <w:numId w:val="1220"/>
+          <w:numId w:val="1221"/>
         </w:numPr>
       </w:pPr>
       <w:r>
@@ -36500,7 +36760,7 @@
         <w:pStyle w:val="Compact"/>
         <w:numPr>
           <w:ilvl w:val="0"/>
-          <w:numId w:val="1220"/>
+          <w:numId w:val="1221"/>
         </w:numPr>
       </w:pPr>
       <w:r>
@@ -36534,7 +36794,7 @@
         <w:pStyle w:val="Compact"/>
         <w:numPr>
           <w:ilvl w:val="0"/>
-          <w:numId w:val="1221"/>
+          <w:numId w:val="1222"/>
         </w:numPr>
       </w:pPr>
       <w:r>
@@ -36556,7 +36816,7 @@
         <w:pStyle w:val="Compact"/>
         <w:numPr>
           <w:ilvl w:val="0"/>
-          <w:numId w:val="1221"/>
+          <w:numId w:val="1222"/>
         </w:numPr>
       </w:pPr>
       <w:r>
@@ -36578,7 +36838,7 @@
         <w:pStyle w:val="Compact"/>
         <w:numPr>
           <w:ilvl w:val="0"/>
-          <w:numId w:val="1221"/>
+          <w:numId w:val="1222"/>
         </w:numPr>
       </w:pPr>
       <w:r>
@@ -36612,7 +36872,7 @@
         <w:pStyle w:val="Compact"/>
         <w:numPr>
           <w:ilvl w:val="0"/>
-          <w:numId w:val="1221"/>
+          <w:numId w:val="1222"/>
         </w:numPr>
       </w:pPr>
       <w:r>
@@ -36770,7 +37030,7 @@
         <w:pStyle w:val="Compact"/>
         <w:numPr>
           <w:ilvl w:val="0"/>
-          <w:numId w:val="1222"/>
+          <w:numId w:val="1223"/>
         </w:numPr>
       </w:pPr>
       <w:r>
@@ -36798,7 +37058,7 @@
         <w:pStyle w:val="Compact"/>
         <w:numPr>
           <w:ilvl w:val="0"/>
-          <w:numId w:val="1222"/>
+          <w:numId w:val="1223"/>
         </w:numPr>
       </w:pPr>
       <w:r>
@@ -36820,7 +37080,7 @@
         <w:pStyle w:val="Compact"/>
         <w:numPr>
           <w:ilvl w:val="0"/>
-          <w:numId w:val="1222"/>
+          <w:numId w:val="1223"/>
         </w:numPr>
       </w:pPr>
       <w:r>
@@ -36842,7 +37102,7 @@
         <w:pStyle w:val="Compact"/>
         <w:numPr>
           <w:ilvl w:val="0"/>
-          <w:numId w:val="1222"/>
+          <w:numId w:val="1223"/>
         </w:numPr>
       </w:pPr>
       <w:r>
@@ -36876,7 +37136,7 @@
         <w:pStyle w:val="Compact"/>
         <w:numPr>
           <w:ilvl w:val="0"/>
-          <w:numId w:val="1223"/>
+          <w:numId w:val="1224"/>
         </w:numPr>
       </w:pPr>
       <w:r>
@@ -36898,7 +37158,7 @@
         <w:pStyle w:val="Compact"/>
         <w:numPr>
           <w:ilvl w:val="0"/>
-          <w:numId w:val="1223"/>
+          <w:numId w:val="1224"/>
         </w:numPr>
       </w:pPr>
       <w:r>
@@ -36920,7 +37180,7 @@
         <w:pStyle w:val="Compact"/>
         <w:numPr>
           <w:ilvl w:val="0"/>
-          <w:numId w:val="1223"/>
+          <w:numId w:val="1224"/>
         </w:numPr>
       </w:pPr>
       <w:r>
@@ -36942,7 +37202,7 @@
         <w:pStyle w:val="Compact"/>
         <w:numPr>
           <w:ilvl w:val="0"/>
-          <w:numId w:val="1223"/>
+          <w:numId w:val="1224"/>
         </w:numPr>
       </w:pPr>
       <w:r>
@@ -37084,7 +37344,7 @@
         <w:pStyle w:val="Compact"/>
         <w:numPr>
           <w:ilvl w:val="0"/>
-          <w:numId w:val="1224"/>
+          <w:numId w:val="1225"/>
         </w:numPr>
       </w:pPr>
       <w:r>
@@ -37106,7 +37366,7 @@
         <w:pStyle w:val="Compact"/>
         <w:numPr>
           <w:ilvl w:val="0"/>
-          <w:numId w:val="1224"/>
+          <w:numId w:val="1225"/>
         </w:numPr>
       </w:pPr>
       <w:r>
@@ -37128,7 +37388,7 @@
         <w:pStyle w:val="Compact"/>
         <w:numPr>
           <w:ilvl w:val="0"/>
-          <w:numId w:val="1224"/>
+          <w:numId w:val="1225"/>
         </w:numPr>
       </w:pPr>
       <w:r>
@@ -37150,7 +37410,7 @@
         <w:pStyle w:val="Compact"/>
         <w:numPr>
           <w:ilvl w:val="0"/>
-          <w:numId w:val="1224"/>
+          <w:numId w:val="1225"/>
         </w:numPr>
       </w:pPr>
       <w:r>
@@ -37184,7 +37444,7 @@
         <w:pStyle w:val="Compact"/>
         <w:numPr>
           <w:ilvl w:val="0"/>
-          <w:numId w:val="1225"/>
+          <w:numId w:val="1226"/>
         </w:numPr>
       </w:pPr>
       <w:r>
@@ -37206,7 +37466,7 @@
         <w:pStyle w:val="Compact"/>
         <w:numPr>
           <w:ilvl w:val="0"/>
-          <w:numId w:val="1225"/>
+          <w:numId w:val="1226"/>
         </w:numPr>
       </w:pPr>
       <w:r>
@@ -37228,7 +37488,7 @@
         <w:pStyle w:val="Compact"/>
         <w:numPr>
           <w:ilvl w:val="0"/>
-          <w:numId w:val="1225"/>
+          <w:numId w:val="1226"/>
         </w:numPr>
       </w:pPr>
       <w:r>
@@ -37250,7 +37510,7 @@
         <w:pStyle w:val="Compact"/>
         <w:numPr>
           <w:ilvl w:val="0"/>
-          <w:numId w:val="1225"/>
+          <w:numId w:val="1226"/>
         </w:numPr>
       </w:pPr>
       <w:r>
@@ -37398,7 +37658,7 @@
         <w:pStyle w:val="Compact"/>
         <w:numPr>
           <w:ilvl w:val="0"/>
-          <w:numId w:val="1226"/>
+          <w:numId w:val="1227"/>
         </w:numPr>
       </w:pPr>
       <w:r>
@@ -37420,7 +37680,7 @@
         <w:pStyle w:val="Compact"/>
         <w:numPr>
           <w:ilvl w:val="0"/>
-          <w:numId w:val="1226"/>
+          <w:numId w:val="1227"/>
         </w:numPr>
       </w:pPr>
       <w:r>
@@ -37442,7 +37702,7 @@
         <w:pStyle w:val="Compact"/>
         <w:numPr>
           <w:ilvl w:val="0"/>
-          <w:numId w:val="1226"/>
+          <w:numId w:val="1227"/>
         </w:numPr>
       </w:pPr>
       <w:r>
@@ -37464,7 +37724,7 @@
         <w:pStyle w:val="Compact"/>
         <w:numPr>
           <w:ilvl w:val="0"/>
-          <w:numId w:val="1226"/>
+          <w:numId w:val="1227"/>
         </w:numPr>
       </w:pPr>
       <w:r>
@@ -37498,7 +37758,7 @@
         <w:pStyle w:val="Compact"/>
         <w:numPr>
           <w:ilvl w:val="0"/>
-          <w:numId w:val="1227"/>
+          <w:numId w:val="1228"/>
         </w:numPr>
       </w:pPr>
       <w:r>
@@ -37520,7 +37780,7 @@
         <w:pStyle w:val="Compact"/>
         <w:numPr>
           <w:ilvl w:val="0"/>
-          <w:numId w:val="1227"/>
+          <w:numId w:val="1228"/>
         </w:numPr>
       </w:pPr>
       <w:r>
@@ -37542,7 +37802,7 @@
         <w:pStyle w:val="Compact"/>
         <w:numPr>
           <w:ilvl w:val="0"/>
-          <w:numId w:val="1227"/>
+          <w:numId w:val="1228"/>
         </w:numPr>
       </w:pPr>
       <w:r>
@@ -37564,7 +37824,7 @@
         <w:pStyle w:val="Compact"/>
         <w:numPr>
           <w:ilvl w:val="0"/>
-          <w:numId w:val="1227"/>
+          <w:numId w:val="1228"/>
         </w:numPr>
       </w:pPr>
       <w:r>
@@ -37586,7 +37846,7 @@
         <w:pStyle w:val="Compact"/>
         <w:numPr>
           <w:ilvl w:val="0"/>
-          <w:numId w:val="1227"/>
+          <w:numId w:val="1228"/>
         </w:numPr>
       </w:pPr>
       <w:r>
@@ -38068,34 +38328,7 @@
     <w:abstractNumId w:val="991"/>
   </w:num>
   <w:num w:numId="1005">
-    <w:abstractNumId w:val="99411"/>
-    <w:lvlOverride w:ilvl="0">
-      <w:startOverride w:val="1"/>
-    </w:lvlOverride>
-    <w:lvlOverride w:ilvl="1">
-      <w:startOverride w:val="1"/>
-    </w:lvlOverride>
-    <w:lvlOverride w:ilvl="2">
-      <w:startOverride w:val="1"/>
-    </w:lvlOverride>
-    <w:lvlOverride w:ilvl="3">
-      <w:startOverride w:val="1"/>
-    </w:lvlOverride>
-    <w:lvlOverride w:ilvl="4">
-      <w:startOverride w:val="1"/>
-    </w:lvlOverride>
-    <w:lvlOverride w:ilvl="5">
-      <w:startOverride w:val="1"/>
-    </w:lvlOverride>
-    <w:lvlOverride w:ilvl="6">
-      <w:startOverride w:val="1"/>
-    </w:lvlOverride>
-    <w:lvlOverride w:ilvl="7">
-      <w:startOverride w:val="1"/>
-    </w:lvlOverride>
-    <w:lvlOverride w:ilvl="8">
-      <w:startOverride w:val="1"/>
-    </w:lvlOverride>
+    <w:abstractNumId w:val="991"/>
   </w:num>
   <w:num w:numId="1006">
     <w:abstractNumId w:val="99411"/>
@@ -38158,7 +38391,34 @@
     </w:lvlOverride>
   </w:num>
   <w:num w:numId="1008">
-    <w:abstractNumId w:val="991"/>
+    <w:abstractNumId w:val="99411"/>
+    <w:lvlOverride w:ilvl="0">
+      <w:startOverride w:val="1"/>
+    </w:lvlOverride>
+    <w:lvlOverride w:ilvl="1">
+      <w:startOverride w:val="1"/>
+    </w:lvlOverride>
+    <w:lvlOverride w:ilvl="2">
+      <w:startOverride w:val="1"/>
+    </w:lvlOverride>
+    <w:lvlOverride w:ilvl="3">
+      <w:startOverride w:val="1"/>
+    </w:lvlOverride>
+    <w:lvlOverride w:ilvl="4">
+      <w:startOverride w:val="1"/>
+    </w:lvlOverride>
+    <w:lvlOverride w:ilvl="5">
+      <w:startOverride w:val="1"/>
+    </w:lvlOverride>
+    <w:lvlOverride w:ilvl="6">
+      <w:startOverride w:val="1"/>
+    </w:lvlOverride>
+    <w:lvlOverride w:ilvl="7">
+      <w:startOverride w:val="1"/>
+    </w:lvlOverride>
+    <w:lvlOverride w:ilvl="8">
+      <w:startOverride w:val="1"/>
+    </w:lvlOverride>
   </w:num>
   <w:num w:numId="1009">
     <w:abstractNumId w:val="991"/>
@@ -38815,6 +39075,9 @@
     <w:abstractNumId w:val="991"/>
   </w:num>
   <w:num w:numId="1227">
+    <w:abstractNumId w:val="991"/>
+  </w:num>
+  <w:num w:numId="1228">
     <w:abstractNumId w:val="991"/>
   </w:num>
 </w:numbering>
